--- a/docs/Assignment_3 Work.docx
+++ b/docs/Assignment_3 Work.docx
@@ -88,21 +88,7 @@
             <w:rStyle w:val="Hyperlink"/>
             <w:lang w:val="en-CA"/>
           </w:rPr>
-          <w:t>https://github.com/</w:t>
-        </w:r>
-        <w:r>
-          <w:rPr>
-            <w:rStyle w:val="Hyperlink"/>
-            <w:lang w:val="en-CA"/>
-          </w:rPr>
-          <w:t>J</w:t>
-        </w:r>
-        <w:r>
-          <w:rPr>
-            <w:rStyle w:val="Hyperlink"/>
-            <w:lang w:val="en-CA"/>
-          </w:rPr>
-          <w:t>imit177/AI_PREDICTOR</w:t>
+          <w:t>https://github.com/Jimit177/AI_PREDICTOR</w:t>
         </w:r>
       </w:hyperlink>
     </w:p>
@@ -324,104 +310,80 @@
     </w:p>
     <w:p>
       <w:pPr>
-        <w:pStyle w:val="ListParagraph"/>
-        <w:numPr>
-          <w:ilvl w:val="0"/>
-          <w:numId w:val="14"/>
-        </w:numPr>
-      </w:pPr>
-      <w:r>
-        <w:rPr>
-          <w:b/>
-          <w:bCs/>
-        </w:rPr>
-        <w:t>Use Case</w:t>
-      </w:r>
-      <w:r>
-        <w:t>: Reducing retail trading losses through AI support.</w:t>
-      </w:r>
-    </w:p>
-    <w:p>
-      <w:pPr>
-        <w:rPr>
-          <w:lang w:val="en-CA"/>
-        </w:rPr>
-      </w:pPr>
-      <w:r>
-        <w:rPr>
-          <w:lang w:val="en-CA"/>
-        </w:rPr>
-        <w:t>R</w:t>
-      </w:r>
-      <w:r>
-        <w:rPr>
-          <w:lang w:val="en-CA"/>
-        </w:rPr>
-        <w:t xml:space="preserve">etail investor participation in India’s F&amp;O (Futures and Options) market has reached approximately </w:t>
-      </w:r>
-      <w:r>
-        <w:rPr>
-          <w:b/>
-          <w:bCs/>
-          <w:lang w:val="en-CA"/>
-        </w:rPr>
-        <w:t>9.6 million traders</w:t>
-      </w:r>
-      <w:r>
-        <w:rPr>
-          <w:lang w:val="en-CA"/>
-        </w:rPr>
-        <w:t xml:space="preserve">. According to SEBI data, around </w:t>
-      </w:r>
-      <w:r>
-        <w:rPr>
-          <w:b/>
-          <w:bCs/>
-          <w:lang w:val="en-CA"/>
-        </w:rPr>
-        <w:t>8.7 million</w:t>
-      </w:r>
-      <w:r>
-        <w:rPr>
-          <w:lang w:val="en-CA"/>
-        </w:rPr>
-        <w:t xml:space="preserve"> of them — or </w:t>
-      </w:r>
-      <w:r>
-        <w:rPr>
-          <w:b/>
-          <w:bCs/>
-          <w:lang w:val="en-CA"/>
-        </w:rPr>
-        <w:t>90%</w:t>
-      </w:r>
-      <w:r>
-        <w:rPr>
-          <w:lang w:val="en-CA"/>
-        </w:rPr>
-        <w:t xml:space="preserve"> — incur losses annually. In an ideal scenario where platforms provide structured education, real-time guidance, and proper risk control, this loss rate could realistically reduce to </w:t>
-      </w:r>
-      <w:r>
-        <w:rPr>
-          <w:b/>
-          <w:bCs/>
-          <w:lang w:val="en-CA"/>
-        </w:rPr>
-        <w:t>70%</w:t>
-      </w:r>
-      <w:r>
-        <w:rPr>
-          <w:lang w:val="en-CA"/>
-        </w:rPr>
-        <w:t xml:space="preserve">, or </w:t>
-      </w:r>
-      <w:r>
-        <w:rPr>
-          <w:b/>
-          <w:bCs/>
-          <w:lang w:val="en-CA"/>
-        </w:rPr>
-        <w:t>6.96 million traders</w:t>
+        <w:ind w:left="360"/>
+        <w:rPr>
+          <w:lang w:val="en-CA"/>
+        </w:rPr>
+      </w:pPr>
+      <w:r>
+        <w:rPr>
+          <w:lang w:val="en-CA"/>
+        </w:rPr>
+        <w:t xml:space="preserve">The Indian F&amp;O (Futures and Options) market has grown significantly in recent years, attracting over </w:t>
+      </w:r>
+      <w:r>
+        <w:rPr>
+          <w:b/>
+          <w:bCs/>
+          <w:lang w:val="en-CA"/>
+        </w:rPr>
+        <w:t>9.6 million retail participants</w:t>
+      </w:r>
+      <w:r>
+        <w:rPr>
+          <w:lang w:val="en-CA"/>
+        </w:rPr>
+        <w:t xml:space="preserve">. According to SEBI, </w:t>
+      </w:r>
+      <w:r>
+        <w:rPr>
+          <w:b/>
+          <w:bCs/>
+          <w:lang w:val="en-CA"/>
+        </w:rPr>
+        <w:t>over 90% of these traders incur net losses</w:t>
+      </w:r>
+      <w:r>
+        <w:rPr>
+          <w:lang w:val="en-CA"/>
+        </w:rPr>
+        <w:t xml:space="preserve"> each year. A major contributing segment within this population are those who </w:t>
+      </w:r>
+      <w:r>
+        <w:rPr>
+          <w:b/>
+          <w:bCs/>
+          <w:lang w:val="en-CA"/>
+        </w:rPr>
+        <w:t>lack foundational trading knowledge</w:t>
+      </w:r>
+      <w:r>
+        <w:rPr>
+          <w:lang w:val="en-CA"/>
+        </w:rPr>
+        <w:t xml:space="preserve">, rely on </w:t>
+      </w:r>
+      <w:r>
+        <w:rPr>
+          <w:b/>
+          <w:bCs/>
+          <w:lang w:val="en-CA"/>
+        </w:rPr>
+        <w:t>impulsive decisions</w:t>
+      </w:r>
+      <w:r>
+        <w:rPr>
+          <w:lang w:val="en-CA"/>
+        </w:rPr>
+        <w:t xml:space="preserve">, or follow </w:t>
+      </w:r>
+      <w:r>
+        <w:rPr>
+          <w:b/>
+          <w:bCs/>
+          <w:lang w:val="en-CA"/>
+        </w:rPr>
+        <w:t>uninformed tips from social media</w:t>
       </w:r>
       <w:r>
         <w:rPr>
@@ -432,32 +394,195 @@
     </w:p>
     <w:p>
       <w:pPr>
-        <w:rPr>
-          <w:lang w:val="en-CA"/>
-        </w:rPr>
-      </w:pPr>
-      <w:r>
-        <w:rPr>
-          <w:lang w:val="en-CA"/>
-        </w:rPr>
-        <w:t xml:space="preserve">This creates a </w:t>
-      </w:r>
-      <w:r>
-        <w:rPr>
-          <w:b/>
-          <w:bCs/>
-          <w:lang w:val="en-CA"/>
-        </w:rPr>
-        <w:t>measurable and actionable gap of 1.74 million traders</w:t>
-      </w:r>
-      <w:r>
-        <w:rPr>
-          <w:lang w:val="en-CA"/>
-        </w:rPr>
-        <w:t>, who could potentially avoid losses through intelligent interventions.</w:t>
-      </w:r>
-    </w:p>
-    <w:p/>
+        <w:ind w:left="360"/>
+        <w:rPr>
+          <w:lang w:val="en-CA"/>
+        </w:rPr>
+      </w:pPr>
+      <w:r>
+        <w:rPr>
+          <w:lang w:val="en-CA"/>
+        </w:rPr>
+        <w:t xml:space="preserve">In this project, we focus specifically on this sub-segment: the </w:t>
+      </w:r>
+      <w:r>
+        <w:rPr>
+          <w:b/>
+          <w:bCs/>
+          <w:lang w:val="en-CA"/>
+        </w:rPr>
+        <w:t>knowledge-deficient options traders</w:t>
+      </w:r>
+      <w:r>
+        <w:rPr>
+          <w:lang w:val="en-CA"/>
+        </w:rPr>
+        <w:t>, who form the largest and most correctable portion of the problem.</w:t>
+      </w:r>
+    </w:p>
+    <w:p>
+      <w:pPr>
+        <w:ind w:left="360"/>
+        <w:rPr>
+          <w:lang w:val="en-CA"/>
+        </w:rPr>
+      </w:pPr>
+      <w:r>
+        <w:rPr>
+          <w:lang w:val="en-CA"/>
+        </w:rPr>
+        <w:t xml:space="preserve">In an </w:t>
+      </w:r>
+      <w:r>
+        <w:rPr>
+          <w:b/>
+          <w:bCs/>
+          <w:lang w:val="en-CA"/>
+        </w:rPr>
+        <w:t>ideal situation</w:t>
+      </w:r>
+      <w:r>
+        <w:rPr>
+          <w:lang w:val="en-CA"/>
+        </w:rPr>
+        <w:t xml:space="preserve">, this group would receive </w:t>
+      </w:r>
+      <w:r>
+        <w:rPr>
+          <w:b/>
+          <w:bCs/>
+          <w:lang w:val="en-CA"/>
+        </w:rPr>
+        <w:t>AI-based directional support</w:t>
+      </w:r>
+      <w:r>
+        <w:rPr>
+          <w:lang w:val="en-CA"/>
+        </w:rPr>
+        <w:t xml:space="preserve"> </w:t>
+      </w:r>
+      <w:r>
+        <w:rPr>
+          <w:lang w:val="en-CA"/>
+        </w:rPr>
+        <w:t>enabling them to make informed decisions and reduce losses.</w:t>
+      </w:r>
+    </w:p>
+    <w:p>
+      <w:pPr>
+        <w:ind w:left="360"/>
+        <w:rPr>
+          <w:lang w:val="en-CA"/>
+        </w:rPr>
+      </w:pPr>
+      <w:r>
+        <w:rPr>
+          <w:lang w:val="en-CA"/>
+        </w:rPr>
+        <w:t xml:space="preserve">The </w:t>
+      </w:r>
+      <w:r>
+        <w:rPr>
+          <w:b/>
+          <w:bCs/>
+          <w:lang w:val="en-CA"/>
+        </w:rPr>
+        <w:t>gap</w:t>
+      </w:r>
+      <w:r>
+        <w:rPr>
+          <w:lang w:val="en-CA"/>
+        </w:rPr>
+        <w:t xml:space="preserve"> between the current scenario (uninformed, unsupported decision-making) and the ideal presents a clear opportunity for targeted intervention using Artificial Intelligence.</w:t>
+      </w:r>
+    </w:p>
+    <w:p>
+      <w:pPr>
+        <w:ind w:left="360"/>
+        <w:rPr>
+          <w:lang w:val="en-CA"/>
+        </w:rPr>
+      </w:pPr>
+      <w:r>
+        <w:rPr>
+          <w:b/>
+          <w:bCs/>
+          <w:lang w:val="en-CA"/>
+        </w:rPr>
+        <w:t>Problem Statement:</w:t>
+      </w:r>
+    </w:p>
+    <w:p>
+      <w:pPr>
+        <w:ind w:left="360"/>
+        <w:rPr>
+          <w:lang w:val="en-CA"/>
+        </w:rPr>
+      </w:pPr>
+      <w:r>
+        <w:rPr>
+          <w:i/>
+          <w:iCs/>
+          <w:lang w:val="en-CA"/>
+        </w:rPr>
+        <w:t>“Retail options traders with insufficient trading knowledge are making uninformed directional decisions and experiencing avoidable losses. The project aims to reduce this segment’s losses by implementing intelligent support systems and structured onboarding.”</w:t>
+      </w:r>
+    </w:p>
+    <w:p>
+      <w:pPr>
+        <w:ind w:left="360"/>
+      </w:pPr>
+    </w:p>
+    <w:p>
+      <w:pPr>
+        <w:ind w:left="360"/>
+      </w:pPr>
+    </w:p>
+    <w:p>
+      <w:pPr>
+        <w:ind w:left="360"/>
+      </w:pPr>
+    </w:p>
+    <w:p>
+      <w:pPr>
+        <w:ind w:left="360"/>
+      </w:pPr>
+    </w:p>
+    <w:p>
+      <w:pPr>
+        <w:ind w:left="360"/>
+      </w:pPr>
+    </w:p>
+    <w:p>
+      <w:pPr>
+        <w:ind w:left="360"/>
+      </w:pPr>
+    </w:p>
+    <w:p>
+      <w:pPr>
+        <w:ind w:left="360"/>
+      </w:pPr>
+    </w:p>
+    <w:p>
+      <w:pPr>
+        <w:ind w:left="360"/>
+      </w:pPr>
+    </w:p>
+    <w:p>
+      <w:pPr>
+        <w:ind w:left="360"/>
+      </w:pPr>
+    </w:p>
+    <w:p>
+      <w:pPr>
+        <w:ind w:left="360"/>
+      </w:pPr>
+    </w:p>
+    <w:p>
+      <w:pPr>
+        <w:ind w:left="360"/>
+      </w:pPr>
+    </w:p>
     <w:p>
       <w:pPr>
         <w:pStyle w:val="Heading2"/>
@@ -467,6 +592,7 @@
         </w:numPr>
       </w:pPr>
       <w:r>
+        <w:lastRenderedPageBreak/>
         <w:t>Break Down the Problem</w:t>
       </w:r>
     </w:p>
@@ -477,532 +603,499 @@
         </w:rPr>
       </w:pPr>
       <w:r>
-        <w:rPr>
-          <w:lang w:val="en-CA"/>
-        </w:rPr>
-        <w:t xml:space="preserve">The </w:t>
-      </w:r>
-      <w:r>
-        <w:rPr>
-          <w:b/>
-          <w:bCs/>
-          <w:lang w:val="en-CA"/>
-        </w:rPr>
-        <w:t>1.74 million traders</w:t>
-      </w:r>
-      <w:r>
-        <w:rPr>
-          <w:lang w:val="en-CA"/>
-        </w:rPr>
-        <w:t xml:space="preserve"> who represent the actionable gap between current and ideal outcomes can be broken down into three major root contributors, each supported by sub-causes and numeric estimates:</w:t>
-      </w:r>
-    </w:p>
-    <w:p>
-      <w:pPr>
-        <w:rPr>
-          <w:lang w:val="en-CA"/>
-        </w:rPr>
-      </w:pPr>
+        <w:t xml:space="preserve">Based on recent SEBI data and verified industry studies, over </w:t>
+      </w:r>
+      <w:r>
+        <w:rPr>
+          <w:b/>
+          <w:bCs/>
+        </w:rPr>
+        <w:t>91% of retail traders in the Indian options market incur net losses</w:t>
+      </w:r>
+      <w:r>
+        <w:t xml:space="preserve">. To narrow down the problem to its most impactful contributors, the affected group has been segmented into the following </w:t>
+      </w:r>
+      <w:r>
+        <w:rPr>
+          <w:b/>
+          <w:bCs/>
+        </w:rPr>
+        <w:t>six categories</w:t>
+      </w:r>
+      <w:r>
+        <w:t>, using factual, reference-based estimates:</w:t>
+      </w:r>
       <w:r>
         <w:rPr>
           <w:lang w:val="en-CA"/>
         </w:rPr>
         <w:pict w14:anchorId="1BE5C1DF">
-          <v:rect id="_x0000_i1701" style="width:0;height:1.5pt" o:hralign="center" o:hrstd="t" o:hr="t" fillcolor="#a0a0a0" stroked="f"/>
+          <v:rect id="_x0000_i1025" style="width:0;height:1.5pt" o:hralign="center" o:hrstd="t" o:hr="t" fillcolor="#a0a0a0" stroked="f"/>
         </w:pict>
       </w:r>
     </w:p>
-    <w:p>
-      <w:pPr>
-        <w:rPr>
-          <w:b/>
-          <w:bCs/>
-          <w:lang w:val="en-CA"/>
-        </w:rPr>
-      </w:pPr>
-      <w:r>
-        <w:rPr>
-          <w:b/>
-          <w:bCs/>
-          <w:lang w:val="en-CA"/>
-        </w:rPr>
-        <w:t>A. Lack of Knowledge – 1,040,000 traders</w:t>
-      </w:r>
-    </w:p>
-    <w:p>
-      <w:pPr>
-        <w:rPr>
-          <w:lang w:val="en-CA"/>
-        </w:rPr>
-      </w:pPr>
-      <w:r>
-        <w:rPr>
-          <w:lang w:val="en-CA"/>
-        </w:rPr>
-        <w:t>This is the most significant factor, primarily affecting traders who make incorrect directional decisions due to poor understanding of the market. It includes:</w:t>
-      </w:r>
-    </w:p>
-    <w:p>
-      <w:pPr>
-        <w:numPr>
-          <w:ilvl w:val="0"/>
-          <w:numId w:val="15"/>
-        </w:numPr>
-        <w:rPr>
-          <w:lang w:val="en-CA"/>
-        </w:rPr>
-      </w:pPr>
-      <w:r>
-        <w:rPr>
-          <w:b/>
-          <w:bCs/>
-          <w:lang w:val="en-CA"/>
-        </w:rPr>
-        <w:t>No Basic Financial Education – 522,000 traders</w:t>
+    <w:tbl>
+      <w:tblPr>
+        <w:tblW w:w="0" w:type="auto"/>
+        <w:tblCellSpacing w:w="15" w:type="dxa"/>
+        <w:tblBorders>
+          <w:top w:val="single" w:sz="4" w:space="0" w:color="auto"/>
+          <w:left w:val="single" w:sz="4" w:space="0" w:color="auto"/>
+          <w:bottom w:val="single" w:sz="4" w:space="0" w:color="auto"/>
+          <w:right w:val="single" w:sz="4" w:space="0" w:color="auto"/>
+          <w:insideH w:val="single" w:sz="4" w:space="0" w:color="auto"/>
+          <w:insideV w:val="single" w:sz="4" w:space="0" w:color="auto"/>
+        </w:tblBorders>
+        <w:tblCellMar>
+          <w:top w:w="15" w:type="dxa"/>
+          <w:left w:w="15" w:type="dxa"/>
+          <w:bottom w:w="15" w:type="dxa"/>
+          <w:right w:w="15" w:type="dxa"/>
+        </w:tblCellMar>
+        <w:tblLook w:val="04A0" w:firstRow="1" w:lastRow="0" w:firstColumn="1" w:lastColumn="0" w:noHBand="0" w:noVBand="1"/>
+      </w:tblPr>
+      <w:tblGrid>
+        <w:gridCol w:w="3483"/>
+        <w:gridCol w:w="5147"/>
+      </w:tblGrid>
+      <w:tr>
+        <w:trPr>
+          <w:tblHeader/>
+          <w:tblCellSpacing w:w="15" w:type="dxa"/>
+        </w:trPr>
+        <w:tc>
+          <w:tcPr>
+            <w:tcW w:w="0" w:type="auto"/>
+            <w:vAlign w:val="center"/>
+            <w:hideMark/>
+          </w:tcPr>
+          <w:p>
+            <w:pPr>
+              <w:rPr>
+                <w:b/>
+                <w:bCs/>
+                <w:lang w:val="en-CA"/>
+              </w:rPr>
+            </w:pPr>
+            <w:r>
+              <w:rPr>
+                <w:b/>
+                <w:bCs/>
+                <w:lang w:val="en-CA"/>
+              </w:rPr>
+              <w:t>Category</w:t>
+            </w:r>
+          </w:p>
+        </w:tc>
+        <w:tc>
+          <w:tcPr>
+            <w:tcW w:w="0" w:type="auto"/>
+            <w:vAlign w:val="center"/>
+            <w:hideMark/>
+          </w:tcPr>
+          <w:p>
+            <w:pPr>
+              <w:rPr>
+                <w:b/>
+                <w:bCs/>
+                <w:lang w:val="en-CA"/>
+              </w:rPr>
+            </w:pPr>
+            <w:r>
+              <w:rPr>
+                <w:b/>
+                <w:bCs/>
+                <w:lang w:val="en-CA"/>
+              </w:rPr>
+              <w:t>Prevalence Among 91% Loss-Making Traders</w:t>
+            </w:r>
+          </w:p>
+        </w:tc>
+      </w:tr>
+      <w:tr>
+        <w:trPr>
+          <w:tblCellSpacing w:w="15" w:type="dxa"/>
+        </w:trPr>
+        <w:tc>
+          <w:tcPr>
+            <w:tcW w:w="0" w:type="auto"/>
+            <w:vAlign w:val="center"/>
+            <w:hideMark/>
+          </w:tcPr>
+          <w:p>
+            <w:pPr>
+              <w:rPr>
+                <w:lang w:val="en-CA"/>
+              </w:rPr>
+            </w:pPr>
+            <w:r>
+              <w:rPr>
+                <w:b/>
+                <w:bCs/>
+                <w:lang w:val="en-CA"/>
+              </w:rPr>
+              <w:t>Lack of Knowledge and Understanding</w:t>
+            </w:r>
+          </w:p>
+        </w:tc>
+        <w:tc>
+          <w:tcPr>
+            <w:tcW w:w="0" w:type="auto"/>
+            <w:vAlign w:val="center"/>
+            <w:hideMark/>
+          </w:tcPr>
+          <w:p>
+            <w:pPr>
+              <w:rPr>
+                <w:lang w:val="en-CA"/>
+              </w:rPr>
+            </w:pPr>
+            <w:r>
+              <w:rPr>
+                <w:lang w:val="en-CA"/>
+              </w:rPr>
+              <w:t>45%</w:t>
+            </w:r>
+          </w:p>
+        </w:tc>
+      </w:tr>
+      <w:tr>
+        <w:trPr>
+          <w:tblCellSpacing w:w="15" w:type="dxa"/>
+        </w:trPr>
+        <w:tc>
+          <w:tcPr>
+            <w:tcW w:w="0" w:type="auto"/>
+            <w:vAlign w:val="center"/>
+            <w:hideMark/>
+          </w:tcPr>
+          <w:p>
+            <w:pPr>
+              <w:rPr>
+                <w:lang w:val="en-CA"/>
+              </w:rPr>
+            </w:pPr>
+            <w:r>
+              <w:rPr>
+                <w:b/>
+                <w:bCs/>
+                <w:lang w:val="en-CA"/>
+              </w:rPr>
+              <w:t>Emotional / Cognitive Biases</w:t>
+            </w:r>
+          </w:p>
+        </w:tc>
+        <w:tc>
+          <w:tcPr>
+            <w:tcW w:w="0" w:type="auto"/>
+            <w:vAlign w:val="center"/>
+            <w:hideMark/>
+          </w:tcPr>
+          <w:p>
+            <w:pPr>
+              <w:rPr>
+                <w:lang w:val="en-CA"/>
+              </w:rPr>
+            </w:pPr>
+            <w:r>
+              <w:rPr>
+                <w:lang w:val="en-CA"/>
+              </w:rPr>
+              <w:t>55%</w:t>
+            </w:r>
+          </w:p>
+        </w:tc>
+      </w:tr>
+      <w:tr>
+        <w:trPr>
+          <w:tblCellSpacing w:w="15" w:type="dxa"/>
+        </w:trPr>
+        <w:tc>
+          <w:tcPr>
+            <w:tcW w:w="0" w:type="auto"/>
+            <w:vAlign w:val="center"/>
+            <w:hideMark/>
+          </w:tcPr>
+          <w:p>
+            <w:pPr>
+              <w:rPr>
+                <w:lang w:val="en-CA"/>
+              </w:rPr>
+            </w:pPr>
+            <w:r>
+              <w:rPr>
+                <w:b/>
+                <w:bCs/>
+                <w:lang w:val="en-CA"/>
+              </w:rPr>
+              <w:t>Poor Risk Management</w:t>
+            </w:r>
+          </w:p>
+        </w:tc>
+        <w:tc>
+          <w:tcPr>
+            <w:tcW w:w="0" w:type="auto"/>
+            <w:vAlign w:val="center"/>
+            <w:hideMark/>
+          </w:tcPr>
+          <w:p>
+            <w:pPr>
+              <w:rPr>
+                <w:lang w:val="en-CA"/>
+              </w:rPr>
+            </w:pPr>
+            <w:r>
+              <w:rPr>
+                <w:lang w:val="en-CA"/>
+              </w:rPr>
+              <w:t>42% use SL; 35% no defined strategy</w:t>
+            </w:r>
+          </w:p>
+        </w:tc>
+      </w:tr>
+      <w:tr>
+        <w:trPr>
+          <w:tblCellSpacing w:w="15" w:type="dxa"/>
+        </w:trPr>
+        <w:tc>
+          <w:tcPr>
+            <w:tcW w:w="0" w:type="auto"/>
+            <w:vAlign w:val="center"/>
+            <w:hideMark/>
+          </w:tcPr>
+          <w:p>
+            <w:pPr>
+              <w:rPr>
+                <w:lang w:val="en-CA"/>
+              </w:rPr>
+            </w:pPr>
+            <w:r>
+              <w:rPr>
+                <w:b/>
+                <w:bCs/>
+                <w:lang w:val="en-CA"/>
+              </w:rPr>
+              <w:t>External Influence / Social Bias</w:t>
+            </w:r>
+          </w:p>
+        </w:tc>
+        <w:tc>
+          <w:tcPr>
+            <w:tcW w:w="0" w:type="auto"/>
+            <w:vAlign w:val="center"/>
+            <w:hideMark/>
+          </w:tcPr>
+          <w:p>
+            <w:pPr>
+              <w:rPr>
+                <w:lang w:val="en-CA"/>
+              </w:rPr>
+            </w:pPr>
+            <w:r>
+              <w:rPr>
+                <w:lang w:val="en-CA"/>
+              </w:rPr>
+              <w:t>53%</w:t>
+            </w:r>
+          </w:p>
+        </w:tc>
+      </w:tr>
+      <w:tr>
+        <w:trPr>
+          <w:tblCellSpacing w:w="15" w:type="dxa"/>
+        </w:trPr>
+        <w:tc>
+          <w:tcPr>
+            <w:tcW w:w="0" w:type="auto"/>
+            <w:vAlign w:val="center"/>
+            <w:hideMark/>
+          </w:tcPr>
+          <w:p>
+            <w:pPr>
+              <w:rPr>
+                <w:lang w:val="en-CA"/>
+              </w:rPr>
+            </w:pPr>
+            <w:r>
+              <w:rPr>
+                <w:b/>
+                <w:bCs/>
+                <w:lang w:val="en-CA"/>
+              </w:rPr>
+              <w:t>Product/Market Structure Risks</w:t>
+            </w:r>
+          </w:p>
+        </w:tc>
+        <w:tc>
+          <w:tcPr>
+            <w:tcW w:w="0" w:type="auto"/>
+            <w:vAlign w:val="center"/>
+            <w:hideMark/>
+          </w:tcPr>
+          <w:p>
+            <w:pPr>
+              <w:rPr>
+                <w:lang w:val="en-CA"/>
+              </w:rPr>
+            </w:pPr>
+            <w:r>
+              <w:rPr>
+                <w:lang w:val="en-CA"/>
+              </w:rPr>
+              <w:t>100%</w:t>
+            </w:r>
+          </w:p>
+        </w:tc>
+      </w:tr>
+      <w:tr>
+        <w:trPr>
+          <w:tblCellSpacing w:w="15" w:type="dxa"/>
+        </w:trPr>
+        <w:tc>
+          <w:tcPr>
+            <w:tcW w:w="0" w:type="auto"/>
+            <w:vAlign w:val="center"/>
+            <w:hideMark/>
+          </w:tcPr>
+          <w:p>
+            <w:pPr>
+              <w:rPr>
+                <w:lang w:val="en-CA"/>
+              </w:rPr>
+            </w:pPr>
+            <w:r>
+              <w:rPr>
+                <w:b/>
+                <w:bCs/>
+                <w:lang w:val="en-CA"/>
+              </w:rPr>
+              <w:t>Low-Income Group &amp; Inexperience</w:t>
+            </w:r>
+          </w:p>
+        </w:tc>
+        <w:tc>
+          <w:tcPr>
+            <w:tcW w:w="0" w:type="auto"/>
+            <w:vAlign w:val="center"/>
+            <w:hideMark/>
+          </w:tcPr>
+          <w:p>
+            <w:pPr>
+              <w:rPr>
+                <w:lang w:val="en-CA"/>
+              </w:rPr>
+            </w:pPr>
+            <w:r>
+              <w:rPr>
+                <w:lang w:val="en-CA"/>
+              </w:rPr>
+              <w:t>&gt;75% under ₹3L income; 43% are &lt; 30 years old; 93% of them lost</w:t>
+            </w:r>
+          </w:p>
+        </w:tc>
+      </w:tr>
+    </w:tbl>
+    <w:p>
+      <w:pPr>
+        <w:rPr>
+          <w:lang w:val="en-CA"/>
+        </w:rPr>
+      </w:pPr>
+    </w:p>
+    <w:p>
+      <w:r>
+        <w:t xml:space="preserve">The 91% loss rate FY24 reflects the total share of individual traders in India’s options market who incurred net losses. However, publicly available SEBI or </w:t>
+      </w:r>
+      <w:proofErr w:type="spellStart"/>
+      <w:r>
+        <w:t>Sharekhan</w:t>
+      </w:r>
+      <w:proofErr w:type="spellEnd"/>
+      <w:r>
+        <w:t xml:space="preserve"> data does not break this down into mutually exclusive, non-overlapping categories that sum to 100%. Instead, overlapping </w:t>
+      </w:r>
+      <w:proofErr w:type="spellStart"/>
+      <w:r>
+        <w:t>behavioural</w:t>
+      </w:r>
+      <w:proofErr w:type="spellEnd"/>
+      <w:r>
+        <w:t xml:space="preserve"> and structural characteristics are prevalent among those who lost money.</w:t>
+      </w:r>
+    </w:p>
+    <w:p>
+      <w:pPr>
+        <w:rPr>
+          <w:b/>
+          <w:bCs/>
+          <w:lang w:val="en-CA"/>
+        </w:rPr>
+      </w:pPr>
+      <w:r>
+        <w:rPr>
+          <w:b/>
+          <w:bCs/>
+        </w:rPr>
+        <w:t>Note</w:t>
+      </w:r>
+      <w:r>
+        <w:t>*</w:t>
+      </w:r>
+      <w:r>
+        <w:t>: These categories are not mutually exclusive. A single trader may fall into multiple groups (e.g., young, lacks knowledge, follows social media tips, and does not use stop-loss). Therefore, these percentages cannot be added linearly to sum to 91%.</w:t>
+      </w:r>
+    </w:p>
+    <w:p>
+      <w:pPr>
+        <w:rPr>
+          <w:b/>
+          <w:bCs/>
+          <w:lang w:val="en-CA"/>
+        </w:rPr>
+      </w:pPr>
+      <w:r>
+        <w:rPr>
+          <w:b/>
+          <w:bCs/>
+          <w:lang w:val="en-CA"/>
+        </w:rPr>
+        <w:t>Prioritized Point of Occurrence:</w:t>
+      </w:r>
+    </w:p>
+    <w:p>
+      <w:pPr>
+        <w:rPr>
+          <w:lang w:val="en-CA"/>
+        </w:rPr>
+      </w:pPr>
+      <w:r>
+        <w:rPr>
+          <w:b/>
+          <w:bCs/>
+          <w:lang w:val="en-CA"/>
+        </w:rPr>
+        <w:t>Directional Trade Decision-Making</w:t>
       </w:r>
       <w:r>
         <w:rPr>
           <w:lang w:val="en-CA"/>
         </w:rPr>
         <w:br/>
-        <w:t>These traders have not undergone any form of structured financial onboarding.</w:t>
-      </w:r>
-    </w:p>
-    <w:p>
-      <w:pPr>
-        <w:numPr>
-          <w:ilvl w:val="0"/>
-          <w:numId w:val="15"/>
-        </w:numPr>
-        <w:rPr>
-          <w:lang w:val="en-CA"/>
-        </w:rPr>
-      </w:pPr>
-      <w:r>
-        <w:rPr>
-          <w:b/>
-          <w:bCs/>
-          <w:lang w:val="en-CA"/>
-        </w:rPr>
-        <w:t>No Trading Experience – 418,000 traders</w:t>
-      </w:r>
-      <w:r>
-        <w:rPr>
-          <w:lang w:val="en-CA"/>
-        </w:rPr>
-        <w:br/>
-        <w:t>Beginners lacking exposure to technical indicators, market cycles, or risk frameworks.</w:t>
-      </w:r>
-    </w:p>
-    <w:p>
-      <w:pPr>
-        <w:numPr>
-          <w:ilvl w:val="0"/>
-          <w:numId w:val="15"/>
-        </w:numPr>
-        <w:rPr>
-          <w:lang w:val="en-CA"/>
-        </w:rPr>
-      </w:pPr>
-      <w:proofErr w:type="gramStart"/>
-      <w:r>
-        <w:rPr>
-          <w:b/>
-          <w:bCs/>
-          <w:lang w:val="en-CA"/>
-        </w:rPr>
-        <w:t>Social Media</w:t>
-      </w:r>
-      <w:proofErr w:type="gramEnd"/>
-      <w:r>
-        <w:rPr>
-          <w:b/>
-          <w:bCs/>
-          <w:lang w:val="en-CA"/>
-        </w:rPr>
-        <w:t>/Influencer Bias – 100,000 traders</w:t>
-      </w:r>
-      <w:r>
-        <w:rPr>
-          <w:lang w:val="en-CA"/>
-        </w:rPr>
-        <w:br/>
-      </w:r>
-      <w:proofErr w:type="spellStart"/>
-      <w:r>
-        <w:rPr>
-          <w:lang w:val="en-CA"/>
-        </w:rPr>
-        <w:t>Traders</w:t>
-      </w:r>
-      <w:proofErr w:type="spellEnd"/>
-      <w:r>
-        <w:rPr>
-          <w:lang w:val="en-CA"/>
-        </w:rPr>
-        <w:t xml:space="preserve"> acting on unverified advice, misleading YouTube content, or Telegram signals.</w:t>
-      </w:r>
-    </w:p>
-    <w:p>
-      <w:pPr>
-        <w:rPr>
-          <w:lang w:val="en-CA"/>
-        </w:rPr>
-      </w:pPr>
-      <w:r>
-        <w:rPr>
-          <w:lang w:val="en-CA"/>
-        </w:rPr>
-        <w:pict w14:anchorId="584B4947">
-          <v:rect id="_x0000_i1702" style="width:0;height:1.5pt" o:hralign="center" o:hrstd="t" o:hr="t" fillcolor="#a0a0a0" stroked="f"/>
-        </w:pict>
-      </w:r>
-    </w:p>
-    <w:p>
-      <w:pPr>
-        <w:rPr>
-          <w:b/>
-          <w:bCs/>
-          <w:lang w:val="en-CA"/>
-        </w:rPr>
-      </w:pPr>
-    </w:p>
-    <w:p>
-      <w:pPr>
-        <w:rPr>
-          <w:b/>
-          <w:bCs/>
-          <w:lang w:val="en-CA"/>
-        </w:rPr>
-      </w:pPr>
-    </w:p>
-    <w:p>
-      <w:pPr>
-        <w:rPr>
-          <w:b/>
-          <w:bCs/>
-          <w:lang w:val="en-CA"/>
-        </w:rPr>
-      </w:pPr>
-    </w:p>
-    <w:p>
-      <w:pPr>
-        <w:rPr>
-          <w:b/>
-          <w:bCs/>
-          <w:lang w:val="en-CA"/>
-        </w:rPr>
-      </w:pPr>
-      <w:r>
-        <w:rPr>
-          <w:b/>
-          <w:bCs/>
-          <w:lang w:val="en-CA"/>
-        </w:rPr>
-        <w:t>B. Market Volatility – 435,000 traders</w:t>
-      </w:r>
-    </w:p>
-    <w:p>
-      <w:pPr>
-        <w:rPr>
-          <w:lang w:val="en-CA"/>
-        </w:rPr>
-      </w:pPr>
-      <w:r>
-        <w:rPr>
-          <w:lang w:val="en-CA"/>
-        </w:rPr>
-        <w:lastRenderedPageBreak/>
-        <w:t>These losses stem from rapid price swings and unpredictable market conditions. It includes:</w:t>
-      </w:r>
-    </w:p>
-    <w:p>
-      <w:pPr>
-        <w:numPr>
-          <w:ilvl w:val="0"/>
-          <w:numId w:val="16"/>
-        </w:numPr>
-        <w:rPr>
-          <w:lang w:val="en-CA"/>
-        </w:rPr>
-      </w:pPr>
-      <w:r>
-        <w:rPr>
-          <w:b/>
-          <w:bCs/>
-          <w:lang w:val="en-CA"/>
-        </w:rPr>
-        <w:t>Economic Events – 217,000 traders</w:t>
-      </w:r>
-      <w:r>
-        <w:rPr>
-          <w:lang w:val="en-CA"/>
-        </w:rPr>
-        <w:br/>
-        <w:t>Impacted by news, inflation data, RBI decisions, or geopolitical triggers.</w:t>
-      </w:r>
-    </w:p>
-    <w:p>
-      <w:pPr>
-        <w:numPr>
-          <w:ilvl w:val="0"/>
-          <w:numId w:val="16"/>
-        </w:numPr>
-        <w:rPr>
-          <w:lang w:val="en-CA"/>
-        </w:rPr>
-      </w:pPr>
-      <w:r>
-        <w:rPr>
-          <w:b/>
-          <w:bCs/>
-          <w:lang w:val="en-CA"/>
-        </w:rPr>
-        <w:t>Poor Trade Timing – 135,000 traders</w:t>
-      </w:r>
-      <w:r>
-        <w:rPr>
-          <w:lang w:val="en-CA"/>
-        </w:rPr>
-        <w:br/>
-        <w:t>Late entries or exits without technical confirmation.</w:t>
-      </w:r>
-    </w:p>
-    <w:p>
-      <w:pPr>
-        <w:numPr>
-          <w:ilvl w:val="0"/>
-          <w:numId w:val="16"/>
-        </w:numPr>
-        <w:rPr>
-          <w:lang w:val="en-CA"/>
-        </w:rPr>
-      </w:pPr>
-      <w:r>
-        <w:rPr>
-          <w:b/>
-          <w:bCs/>
-          <w:lang w:val="en-CA"/>
-        </w:rPr>
-        <w:t>Operator/Big Player Moves – 87,000 traders</w:t>
-      </w:r>
-      <w:r>
-        <w:rPr>
-          <w:lang w:val="en-CA"/>
-        </w:rPr>
-        <w:br/>
-        <w:t>Price manipulation or large institutional trades not accounted for.</w:t>
-      </w:r>
-    </w:p>
-    <w:p>
-      <w:pPr>
-        <w:rPr>
-          <w:lang w:val="en-CA"/>
-        </w:rPr>
-      </w:pPr>
-      <w:r>
-        <w:rPr>
-          <w:lang w:val="en-CA"/>
-        </w:rPr>
-        <w:pict w14:anchorId="5B46FB4A">
-          <v:rect id="_x0000_i1703" style="width:0;height:1.5pt" o:hralign="center" o:hrstd="t" o:hr="t" fillcolor="#a0a0a0" stroked="f"/>
-        </w:pict>
-      </w:r>
-    </w:p>
-    <w:p>
-      <w:pPr>
-        <w:rPr>
-          <w:b/>
-          <w:bCs/>
-          <w:lang w:val="en-CA"/>
-        </w:rPr>
-      </w:pPr>
-      <w:r>
-        <w:rPr>
-          <w:b/>
-          <w:bCs/>
-          <w:lang w:val="en-CA"/>
-        </w:rPr>
-        <w:t>C. High Risk from Leverage – 261,000 traders</w:t>
-      </w:r>
-    </w:p>
-    <w:p>
-      <w:pPr>
-        <w:rPr>
-          <w:lang w:val="en-CA"/>
-        </w:rPr>
-      </w:pPr>
-      <w:r>
-        <w:rPr>
-          <w:lang w:val="en-CA"/>
-        </w:rPr>
-        <w:t>These are traders whose losses are worsened by excessive use of margin or aggressive positions:</w:t>
-      </w:r>
-    </w:p>
-    <w:p>
-      <w:pPr>
-        <w:numPr>
-          <w:ilvl w:val="0"/>
-          <w:numId w:val="17"/>
-        </w:numPr>
-        <w:rPr>
-          <w:lang w:val="en-CA"/>
-        </w:rPr>
-      </w:pPr>
-      <w:r>
-        <w:rPr>
-          <w:b/>
-          <w:bCs/>
-          <w:lang w:val="en-CA"/>
-        </w:rPr>
-        <w:t>Misuse of Margin – 130,500 traders</w:t>
-      </w:r>
-      <w:r>
-        <w:rPr>
-          <w:lang w:val="en-CA"/>
-        </w:rPr>
-        <w:br/>
-        <w:t>Over-leveraging without stop-losses or hedging.</w:t>
-      </w:r>
-    </w:p>
-    <w:p>
-      <w:pPr>
-        <w:numPr>
-          <w:ilvl w:val="0"/>
-          <w:numId w:val="17"/>
-        </w:numPr>
-        <w:rPr>
-          <w:lang w:val="en-CA"/>
-        </w:rPr>
-      </w:pPr>
-      <w:r>
-        <w:rPr>
-          <w:b/>
-          <w:bCs/>
-          <w:lang w:val="en-CA"/>
-        </w:rPr>
-        <w:t>Absence of Position Sizing – 87,000 traders</w:t>
-      </w:r>
-      <w:r>
-        <w:rPr>
-          <w:lang w:val="en-CA"/>
-        </w:rPr>
-        <w:br/>
-        <w:t>Taking random trade sizes without exposure control.</w:t>
-      </w:r>
-    </w:p>
-    <w:p>
-      <w:pPr>
-        <w:numPr>
-          <w:ilvl w:val="0"/>
-          <w:numId w:val="17"/>
-        </w:numPr>
-        <w:rPr>
-          <w:lang w:val="en-CA"/>
-        </w:rPr>
-      </w:pPr>
-      <w:r>
-        <w:rPr>
-          <w:b/>
-          <w:bCs/>
-          <w:lang w:val="en-CA"/>
-        </w:rPr>
-        <w:t>Greed-Driven Trades – 43,500 traders</w:t>
-      </w:r>
-      <w:r>
-        <w:rPr>
-          <w:lang w:val="en-CA"/>
-        </w:rPr>
-        <w:br/>
-        <w:t>Overconfidence, doubling down, or chasing losses.</w:t>
-      </w:r>
-    </w:p>
-    <w:p>
-      <w:pPr>
-        <w:rPr>
-          <w:lang w:val="en-CA"/>
-        </w:rPr>
-      </w:pPr>
-      <w:r>
-        <w:rPr>
-          <w:lang w:val="en-CA"/>
-        </w:rPr>
-        <w:pict w14:anchorId="4D231F32">
-          <v:rect id="_x0000_i1704" style="width:0;height:1.5pt" o:hralign="center" o:hrstd="t" o:hr="t" fillcolor="#a0a0a0" stroked="f"/>
-        </w:pict>
-      </w:r>
-    </w:p>
-    <w:p>
-      <w:pPr>
-        <w:rPr>
-          <w:b/>
-          <w:bCs/>
-          <w:lang w:val="en-CA"/>
-        </w:rPr>
-      </w:pPr>
-      <w:r>
-        <w:rPr>
-          <w:rFonts w:ascii="Segoe UI Emoji" w:hAnsi="Segoe UI Emoji" w:cs="Segoe UI Emoji"/>
-          <w:b/>
-          <w:bCs/>
-          <w:lang w:val="en-CA"/>
-        </w:rPr>
-        <w:t>🟢</w:t>
-      </w:r>
-      <w:r>
-        <w:rPr>
-          <w:b/>
-          <w:bCs/>
-          <w:lang w:val="en-CA"/>
-        </w:rPr>
-        <w:t xml:space="preserve"> Point of Occurrence:</w:t>
-      </w:r>
-    </w:p>
-    <w:p>
-      <w:pPr>
-        <w:rPr>
-          <w:lang w:val="en-CA"/>
-        </w:rPr>
-      </w:pPr>
-      <w:r>
-        <w:rPr>
-          <w:lang w:val="en-CA"/>
-        </w:rPr>
-        <w:t>All these sub-causes converge at a critical decision point:</w:t>
-      </w:r>
-      <w:r>
-        <w:rPr>
-          <w:lang w:val="en-CA"/>
-        </w:rPr>
-        <w:br/>
-        <w:t xml:space="preserve"> </w:t>
-      </w:r>
-      <w:r>
-        <w:rPr>
-          <w:b/>
-          <w:bCs/>
-          <w:lang w:val="en-CA"/>
-        </w:rPr>
-        <w:t>“Deciding the Direction of the Market”</w:t>
-      </w:r>
-      <w:r>
-        <w:rPr>
-          <w:lang w:val="en-CA"/>
-        </w:rPr>
-        <w:t xml:space="preserve"> — where most traders act without real-time analytical insight or AI support.</w:t>
-      </w:r>
-    </w:p>
-    <w:p>
-      <w:pPr>
-        <w:rPr>
-          <w:lang w:val="en-CA"/>
-        </w:rPr>
-      </w:pPr>
-      <w:r>
-        <w:rPr>
-          <w:lang w:val="en-CA"/>
-        </w:rPr>
-        <w:t>This is the key failure moment that this project targets through the implementation of intelligent, platform-integrated decision tools.</w:t>
+        <w:t xml:space="preserve">All six categories converge at this moment: when a trader must decide to take a CALL or PUT position, usually based on emotion, hearsay, or flawed logic. This point is the </w:t>
+      </w:r>
+      <w:r>
+        <w:rPr>
+          <w:b/>
+          <w:bCs/>
+          <w:lang w:val="en-CA"/>
+        </w:rPr>
+        <w:t>most impactful node</w:t>
+      </w:r>
+      <w:r>
+        <w:rPr>
+          <w:lang w:val="en-CA"/>
+        </w:rPr>
+        <w:t xml:space="preserve"> to introduce a countermeasure.</w:t>
       </w:r>
     </w:p>
     <w:p>
@@ -1017,6 +1110,7 @@
         <w:pStyle w:val="Heading2"/>
       </w:pPr>
     </w:p>
+    <w:p/>
     <w:p/>
     <w:p>
       <w:pPr>
@@ -1027,7 +1121,6 @@
         </w:numPr>
       </w:pPr>
       <w:r>
-        <w:lastRenderedPageBreak/>
         <w:t>Set a Target</w:t>
       </w:r>
     </w:p>
@@ -1049,7 +1142,7 @@
           <w:bCs/>
           <w:lang w:val="en-CA"/>
         </w:rPr>
-        <w:t>losses among the 1.04 million traders</w:t>
+        <w:t>losses among traders</w:t>
       </w:r>
       <w:r>
         <w:rPr>
@@ -1101,7 +1194,7 @@
           <w:bCs/>
           <w:lang w:val="en-CA"/>
         </w:rPr>
-        <w:t>Reduce knowledge-related losses from 1.04 million to 520,000 traders (a 50% reduction)</w:t>
+        <w:t xml:space="preserve">Reduce knowledge-related losses </w:t>
       </w:r>
       <w:r>
         <w:rPr>
@@ -1272,6 +1365,7 @@
     <w:p/>
     <w:p/>
     <w:p/>
+    <w:p/>
     <w:p>
       <w:pPr>
         <w:pStyle w:val="Heading2"/>
@@ -1281,7 +1375,6 @@
         </w:numPr>
       </w:pPr>
       <w:r>
-        <w:lastRenderedPageBreak/>
         <w:t>Analyze the Root Cause</w:t>
       </w:r>
     </w:p>
@@ -1557,494 +1650,2434 @@
         <w:pStyle w:val="Heading2"/>
       </w:pPr>
       <w:r>
-        <w:lastRenderedPageBreak/>
         <w:t>5. Develop Countermeasures</w:t>
       </w:r>
     </w:p>
     <w:p>
       <w:pPr>
         <w:rPr>
-          <w:lang w:val="en-CA"/>
-        </w:rPr>
-      </w:pPr>
-      <w:r>
-        <w:rPr>
-          <w:lang w:val="en-CA"/>
-        </w:rPr>
-        <w:t xml:space="preserve">Based on the structured Objective Matrix, five potential interventions were evaluated across five key criteria: ROI, Ease of Use, Learning Impact, Accuracy, and Scalability. The top-ranked countermeasures best address the root cause of </w:t>
-      </w:r>
-      <w:r>
-        <w:rPr>
-          <w:b/>
-          <w:bCs/>
-          <w:lang w:val="en-CA"/>
-        </w:rPr>
-        <w:t>poor directional decisions due to lack of intelligent support and structured learning.</w:t>
-      </w:r>
-    </w:p>
-    <w:p>
-      <w:pPr>
-        <w:rPr>
-          <w:lang w:val="en-CA"/>
-        </w:rPr>
-      </w:pPr>
-      <w:r>
-        <w:rPr>
-          <w:lang w:val="en-CA"/>
-        </w:rPr>
-        <w:pict w14:anchorId="430EEC51">
-          <v:rect id="_x0000_i1705" style="width:0;height:1.5pt" o:hralign="center" o:hrstd="t" o:hr="t" fillcolor="#a0a0a0" stroked="f"/>
-        </w:pict>
-      </w:r>
-    </w:p>
-    <w:p>
-      <w:pPr>
-        <w:rPr>
-          <w:b/>
-          <w:bCs/>
-          <w:lang w:val="en-CA"/>
-        </w:rPr>
-      </w:pPr>
-      <w:r>
-        <w:rPr>
-          <w:b/>
-          <w:bCs/>
-          <w:lang w:val="en-CA"/>
-        </w:rPr>
-        <w:t xml:space="preserve"> 1. AI Trade Assistant</w:t>
-      </w:r>
-    </w:p>
-    <w:p>
-      <w:pPr>
-        <w:numPr>
-          <w:ilvl w:val="0"/>
-          <w:numId w:val="20"/>
-        </w:numPr>
-        <w:rPr>
-          <w:lang w:val="en-CA"/>
-        </w:rPr>
-      </w:pPr>
-      <w:r>
-        <w:rPr>
-          <w:b/>
-          <w:bCs/>
-          <w:lang w:val="en-CA"/>
-        </w:rPr>
-        <w:t>Total Score: 87 (Rank 1)</w:t>
-      </w:r>
-    </w:p>
-    <w:p>
-      <w:pPr>
-        <w:numPr>
-          <w:ilvl w:val="0"/>
-          <w:numId w:val="20"/>
-        </w:numPr>
-        <w:rPr>
-          <w:lang w:val="en-CA"/>
-        </w:rPr>
-      </w:pPr>
-      <w:r>
-        <w:rPr>
-          <w:lang w:val="en-CA"/>
-        </w:rPr>
-        <w:t>A real-time, embedded AI tool that provides directional signals, confidence levels, and model-based feedback.</w:t>
-      </w:r>
-    </w:p>
-    <w:p>
-      <w:pPr>
-        <w:numPr>
-          <w:ilvl w:val="0"/>
-          <w:numId w:val="20"/>
-        </w:numPr>
-        <w:rPr>
-          <w:lang w:val="en-CA"/>
-        </w:rPr>
-      </w:pPr>
-      <w:r>
-        <w:rPr>
-          <w:lang w:val="en-CA"/>
-        </w:rPr>
-        <w:t>It scored the highest on ROI (9) and Accuracy (9), making it ideal for reducing impulsive trades at the point of decision.</w:t>
-      </w:r>
-    </w:p>
-    <w:p>
-      <w:pPr>
-        <w:rPr>
-          <w:lang w:val="en-CA"/>
-        </w:rPr>
-      </w:pPr>
-      <w:r>
-        <w:rPr>
-          <w:lang w:val="en-CA"/>
-        </w:rPr>
-        <w:pict w14:anchorId="2E8CA8C8">
-          <v:rect id="_x0000_i1706" style="width:0;height:1.5pt" o:hralign="center" o:hrstd="t" o:hr="t" fillcolor="#a0a0a0" stroked="f"/>
-        </w:pict>
-      </w:r>
-    </w:p>
-    <w:p>
-      <w:pPr>
-        <w:rPr>
-          <w:b/>
-          <w:bCs/>
-          <w:lang w:val="en-CA"/>
-        </w:rPr>
-      </w:pPr>
-      <w:r>
-        <w:rPr>
-          <w:b/>
-          <w:bCs/>
-          <w:lang w:val="en-CA"/>
-        </w:rPr>
-        <w:t xml:space="preserve"> 2. AI-Powered Onboarding Simulation</w:t>
-      </w:r>
-    </w:p>
-    <w:p>
-      <w:pPr>
-        <w:numPr>
-          <w:ilvl w:val="0"/>
-          <w:numId w:val="21"/>
-        </w:numPr>
-        <w:rPr>
-          <w:lang w:val="en-CA"/>
-        </w:rPr>
-      </w:pPr>
-      <w:r>
-        <w:rPr>
-          <w:b/>
-          <w:bCs/>
-          <w:lang w:val="en-CA"/>
-        </w:rPr>
-        <w:t>Total Score: 78 (Rank 2)</w:t>
-      </w:r>
-    </w:p>
-    <w:p>
-      <w:pPr>
-        <w:numPr>
-          <w:ilvl w:val="0"/>
-          <w:numId w:val="21"/>
-        </w:numPr>
-        <w:rPr>
-          <w:lang w:val="en-CA"/>
-        </w:rPr>
-      </w:pPr>
-      <w:r>
-        <w:rPr>
-          <w:lang w:val="en-CA"/>
-        </w:rPr>
-        <w:t>Interactive modules that walk traders through simulated scenarios before real trading begins.</w:t>
-      </w:r>
-    </w:p>
-    <w:p>
-      <w:pPr>
-        <w:numPr>
-          <w:ilvl w:val="0"/>
-          <w:numId w:val="21"/>
-        </w:numPr>
-        <w:rPr>
-          <w:lang w:val="en-CA"/>
-        </w:rPr>
-      </w:pPr>
-      <w:r>
-        <w:rPr>
-          <w:lang w:val="en-CA"/>
-        </w:rPr>
-        <w:t>Strong performance in Learning Impact (9) and Scalability (8).</w:t>
-      </w:r>
-    </w:p>
-    <w:p>
-      <w:pPr>
-        <w:rPr>
-          <w:lang w:val="en-CA"/>
-        </w:rPr>
-      </w:pPr>
-      <w:r>
-        <w:rPr>
-          <w:lang w:val="en-CA"/>
-        </w:rPr>
-        <w:pict w14:anchorId="6533D3D3">
-          <v:rect id="_x0000_i1707" style="width:0;height:1.5pt" o:hralign="center" o:hrstd="t" o:hr="t" fillcolor="#a0a0a0" stroked="f"/>
-        </w:pict>
-      </w:r>
-    </w:p>
-    <w:p>
-      <w:pPr>
-        <w:rPr>
-          <w:b/>
-          <w:bCs/>
-          <w:lang w:val="en-CA"/>
-        </w:rPr>
-      </w:pPr>
-      <w:r>
-        <w:rPr>
-          <w:b/>
-          <w:bCs/>
-          <w:lang w:val="en-CA"/>
-        </w:rPr>
-        <w:t>3. AI Paper Trading Sandbox</w:t>
-      </w:r>
-    </w:p>
-    <w:p>
-      <w:pPr>
-        <w:numPr>
-          <w:ilvl w:val="0"/>
-          <w:numId w:val="22"/>
-        </w:numPr>
-        <w:rPr>
-          <w:lang w:val="en-CA"/>
-        </w:rPr>
-      </w:pPr>
-      <w:r>
-        <w:rPr>
-          <w:b/>
-          <w:bCs/>
-          <w:lang w:val="en-CA"/>
-        </w:rPr>
-        <w:t>Total Score: 76.5 (Rank 3)</w:t>
-      </w:r>
-    </w:p>
-    <w:p>
-      <w:pPr>
-        <w:numPr>
-          <w:ilvl w:val="0"/>
-          <w:numId w:val="22"/>
-        </w:numPr>
-        <w:rPr>
-          <w:lang w:val="en-CA"/>
-        </w:rPr>
-      </w:pPr>
-      <w:r>
-        <w:rPr>
-          <w:lang w:val="en-CA"/>
-        </w:rPr>
-        <w:t>Safe environment for new users to test strategies using virtual capital with feedback mechanisms.</w:t>
-      </w:r>
-    </w:p>
-    <w:p>
-      <w:pPr>
-        <w:numPr>
-          <w:ilvl w:val="0"/>
-          <w:numId w:val="22"/>
-        </w:numPr>
-        <w:rPr>
-          <w:lang w:val="en-CA"/>
-        </w:rPr>
-      </w:pPr>
-      <w:r>
-        <w:rPr>
-          <w:lang w:val="en-CA"/>
-        </w:rPr>
-        <w:t>Supports learning and risk-free experimentation.</w:t>
-      </w:r>
-    </w:p>
-    <w:p>
-      <w:pPr>
-        <w:rPr>
-          <w:lang w:val="en-CA"/>
-        </w:rPr>
-      </w:pPr>
-      <w:r>
-        <w:rPr>
-          <w:lang w:val="en-CA"/>
-        </w:rPr>
-        <w:pict w14:anchorId="10523752">
-          <v:rect id="_x0000_i1708" style="width:0;height:1.5pt" o:hralign="center" o:hrstd="t" o:hr="t" fillcolor="#a0a0a0" stroked="f"/>
-        </w:pict>
-      </w:r>
-    </w:p>
-    <w:p>
-      <w:pPr>
-        <w:rPr>
-          <w:b/>
-          <w:bCs/>
-          <w:lang w:val="en-CA"/>
-        </w:rPr>
-      </w:pPr>
-    </w:p>
-    <w:p>
-      <w:pPr>
-        <w:rPr>
-          <w:b/>
-          <w:bCs/>
-          <w:lang w:val="en-CA"/>
-        </w:rPr>
-      </w:pPr>
-    </w:p>
-    <w:p>
-      <w:pPr>
-        <w:rPr>
-          <w:b/>
-          <w:bCs/>
-          <w:lang w:val="en-CA"/>
-        </w:rPr>
-      </w:pPr>
-    </w:p>
-    <w:p>
-      <w:pPr>
-        <w:rPr>
-          <w:b/>
-          <w:bCs/>
-          <w:lang w:val="en-CA"/>
-        </w:rPr>
-      </w:pPr>
-      <w:r>
-        <w:rPr>
-          <w:b/>
-          <w:bCs/>
-          <w:lang w:val="en-CA"/>
-        </w:rPr>
-        <w:lastRenderedPageBreak/>
-        <w:t>4. Soft AI Nudges in UI</w:t>
-      </w:r>
-    </w:p>
-    <w:p>
-      <w:pPr>
-        <w:numPr>
-          <w:ilvl w:val="0"/>
-          <w:numId w:val="23"/>
-        </w:numPr>
-        <w:rPr>
-          <w:lang w:val="en-CA"/>
-        </w:rPr>
-      </w:pPr>
-      <w:r>
-        <w:rPr>
-          <w:b/>
-          <w:bCs/>
-          <w:lang w:val="en-CA"/>
-        </w:rPr>
-        <w:t>Total Score: 76 (Rank 4)</w:t>
-      </w:r>
-    </w:p>
-    <w:p>
-      <w:pPr>
-        <w:numPr>
-          <w:ilvl w:val="0"/>
-          <w:numId w:val="23"/>
-        </w:numPr>
-        <w:rPr>
-          <w:lang w:val="en-CA"/>
-        </w:rPr>
-      </w:pPr>
-      <w:r>
-        <w:rPr>
-          <w:lang w:val="en-CA"/>
-        </w:rPr>
-        <w:t>Non-intrusive hints and alerts (e.g., over-leverage warnings, position sizing prompts).</w:t>
-      </w:r>
-    </w:p>
-    <w:p>
-      <w:pPr>
-        <w:numPr>
-          <w:ilvl w:val="0"/>
-          <w:numId w:val="23"/>
-        </w:numPr>
-        <w:rPr>
-          <w:lang w:val="en-CA"/>
-        </w:rPr>
-      </w:pPr>
-      <w:r>
-        <w:rPr>
-          <w:lang w:val="en-CA"/>
-        </w:rPr>
-        <w:t>Enhances decision-making without overriding autonomy.</w:t>
-      </w:r>
-    </w:p>
-    <w:p>
-      <w:pPr>
-        <w:rPr>
-          <w:lang w:val="en-CA"/>
-        </w:rPr>
-      </w:pPr>
-      <w:r>
-        <w:rPr>
-          <w:lang w:val="en-CA"/>
-        </w:rPr>
-        <w:pict w14:anchorId="3D210D52">
-          <v:rect id="_x0000_i1709" style="width:0;height:1.5pt" o:hralign="center" o:hrstd="t" o:hr="t" fillcolor="#a0a0a0" stroked="f"/>
-        </w:pict>
-      </w:r>
-    </w:p>
-    <w:p>
-      <w:pPr>
-        <w:rPr>
-          <w:b/>
-          <w:bCs/>
-          <w:lang w:val="en-CA"/>
-        </w:rPr>
-      </w:pPr>
-      <w:r>
-        <w:rPr>
-          <w:b/>
-          <w:bCs/>
-          <w:lang w:val="en-CA"/>
-        </w:rPr>
-        <w:t>5. Mandatory Literacy Module</w:t>
-      </w:r>
-    </w:p>
-    <w:p>
-      <w:pPr>
-        <w:numPr>
-          <w:ilvl w:val="0"/>
-          <w:numId w:val="24"/>
-        </w:numPr>
-        <w:rPr>
-          <w:lang w:val="en-CA"/>
-        </w:rPr>
-      </w:pPr>
-      <w:r>
-        <w:rPr>
-          <w:b/>
-          <w:bCs/>
-          <w:lang w:val="en-CA"/>
-        </w:rPr>
-        <w:t>Total Score: 68.5 (Rank 5)</w:t>
-      </w:r>
-    </w:p>
-    <w:p>
-      <w:pPr>
-        <w:numPr>
-          <w:ilvl w:val="0"/>
-          <w:numId w:val="24"/>
-        </w:numPr>
-        <w:rPr>
-          <w:lang w:val="en-CA"/>
-        </w:rPr>
-      </w:pPr>
-      <w:r>
-        <w:rPr>
-          <w:lang w:val="en-CA"/>
-        </w:rPr>
-        <w:t>Foundational financial education covering F&amp;O basics, risk, and market behavior.</w:t>
-      </w:r>
-    </w:p>
-    <w:p>
-      <w:pPr>
-        <w:numPr>
-          <w:ilvl w:val="0"/>
-          <w:numId w:val="24"/>
-        </w:numPr>
-        <w:rPr>
-          <w:b/>
-          <w:bCs/>
-          <w:lang w:val="en-CA"/>
-        </w:rPr>
-      </w:pPr>
-      <w:r>
-        <w:rPr>
-          <w:lang w:val="en-CA"/>
-        </w:rPr>
-        <w:t>Best used as a prerequisite to other interventions, especially for first-time traders.</w:t>
-      </w:r>
-      <w:r>
+          <w:b/>
+          <w:bCs/>
+          <w:lang w:val="en-CA"/>
+        </w:rPr>
+      </w:pPr>
+      <w:r>
+        <w:rPr>
+          <w:b/>
+          <w:bCs/>
+          <w:lang w:val="en-CA"/>
+        </w:rPr>
+        <w:t xml:space="preserve">Criteria Definitions &amp; Weights </w:t>
+      </w:r>
+    </w:p>
+    <w:p>
+      <w:pPr>
         <w:rPr>
           <w:rFonts w:eastAsia="Times New Roman" w:cs="Times New Roman"/>
           <w:sz w:val="36"/>
           <w:szCs w:val="36"/>
           <w:lang w:val="en-CA" w:eastAsia="en-CA"/>
         </w:rPr>
+      </w:pPr>
+      <w:r>
+        <w:rPr>
+          <w:lang w:val="en-CA"/>
+        </w:rPr>
+        <w:t>Each weight is assigned to reflect its relative importance in solving the root cause and is backed by public data or authoritative reports:</w:t>
+      </w:r>
+    </w:p>
+    <w:tbl>
+      <w:tblPr>
+        <w:tblW w:w="0" w:type="auto"/>
+        <w:tblCellSpacing w:w="15" w:type="dxa"/>
+        <w:tblBorders>
+          <w:top w:val="single" w:sz="4" w:space="0" w:color="auto"/>
+          <w:left w:val="single" w:sz="4" w:space="0" w:color="auto"/>
+          <w:bottom w:val="single" w:sz="4" w:space="0" w:color="auto"/>
+          <w:right w:val="single" w:sz="4" w:space="0" w:color="auto"/>
+          <w:insideH w:val="single" w:sz="4" w:space="0" w:color="auto"/>
+          <w:insideV w:val="single" w:sz="4" w:space="0" w:color="auto"/>
+        </w:tblBorders>
+        <w:tblCellMar>
+          <w:top w:w="15" w:type="dxa"/>
+          <w:left w:w="15" w:type="dxa"/>
+          <w:bottom w:w="15" w:type="dxa"/>
+          <w:right w:w="15" w:type="dxa"/>
+        </w:tblCellMar>
+        <w:tblLook w:val="04A0" w:firstRow="1" w:lastRow="0" w:firstColumn="1" w:lastColumn="0" w:noHBand="0" w:noVBand="1"/>
+      </w:tblPr>
+      <w:tblGrid>
+        <w:gridCol w:w="1873"/>
+        <w:gridCol w:w="827"/>
+        <w:gridCol w:w="5930"/>
+      </w:tblGrid>
+      <w:tr>
+        <w:trPr>
+          <w:tblHeader/>
+          <w:tblCellSpacing w:w="15" w:type="dxa"/>
+        </w:trPr>
+        <w:tc>
+          <w:tcPr>
+            <w:tcW w:w="0" w:type="auto"/>
+            <w:vAlign w:val="center"/>
+            <w:hideMark/>
+          </w:tcPr>
+          <w:p>
+            <w:pPr>
+              <w:rPr>
+                <w:b/>
+                <w:bCs/>
+                <w:lang w:val="en-CA"/>
+              </w:rPr>
+            </w:pPr>
+            <w:r>
+              <w:rPr>
+                <w:b/>
+                <w:bCs/>
+                <w:lang w:val="en-CA"/>
+              </w:rPr>
+              <w:t>Criterion</w:t>
+            </w:r>
+          </w:p>
+        </w:tc>
+        <w:tc>
+          <w:tcPr>
+            <w:tcW w:w="0" w:type="auto"/>
+            <w:vAlign w:val="center"/>
+            <w:hideMark/>
+          </w:tcPr>
+          <w:p>
+            <w:pPr>
+              <w:rPr>
+                <w:b/>
+                <w:bCs/>
+                <w:lang w:val="en-CA"/>
+              </w:rPr>
+            </w:pPr>
+            <w:r>
+              <w:rPr>
+                <w:b/>
+                <w:bCs/>
+                <w:lang w:val="en-CA"/>
+              </w:rPr>
+              <w:t>Weight</w:t>
+            </w:r>
+          </w:p>
+        </w:tc>
+        <w:tc>
+          <w:tcPr>
+            <w:tcW w:w="0" w:type="auto"/>
+            <w:vAlign w:val="center"/>
+            <w:hideMark/>
+          </w:tcPr>
+          <w:p>
+            <w:pPr>
+              <w:rPr>
+                <w:b/>
+                <w:bCs/>
+                <w:lang w:val="en-CA"/>
+              </w:rPr>
+            </w:pPr>
+            <w:r>
+              <w:rPr>
+                <w:b/>
+                <w:bCs/>
+                <w:lang w:val="en-CA"/>
+              </w:rPr>
+              <w:t xml:space="preserve">Reference </w:t>
+            </w:r>
+          </w:p>
+        </w:tc>
+      </w:tr>
+      <w:tr>
+        <w:trPr>
+          <w:tblCellSpacing w:w="15" w:type="dxa"/>
+        </w:trPr>
+        <w:tc>
+          <w:tcPr>
+            <w:tcW w:w="0" w:type="auto"/>
+            <w:vAlign w:val="center"/>
+            <w:hideMark/>
+          </w:tcPr>
+          <w:p>
+            <w:pPr>
+              <w:rPr>
+                <w:lang w:val="en-CA"/>
+              </w:rPr>
+            </w:pPr>
+            <w:r>
+              <w:rPr>
+                <w:b/>
+                <w:bCs/>
+                <w:lang w:val="en-CA"/>
+              </w:rPr>
+              <w:t>ROI (Return on Investment)</w:t>
+            </w:r>
+          </w:p>
+        </w:tc>
+        <w:tc>
+          <w:tcPr>
+            <w:tcW w:w="0" w:type="auto"/>
+            <w:vAlign w:val="center"/>
+            <w:hideMark/>
+          </w:tcPr>
+          <w:p>
+            <w:pPr>
+              <w:rPr>
+                <w:lang w:val="en-CA"/>
+              </w:rPr>
+            </w:pPr>
+            <w:r>
+              <w:rPr>
+                <w:lang w:val="en-CA"/>
+              </w:rPr>
+              <w:t>30</w:t>
+            </w:r>
+          </w:p>
+        </w:tc>
+        <w:tc>
+          <w:tcPr>
+            <w:tcW w:w="0" w:type="auto"/>
+            <w:vAlign w:val="center"/>
+            <w:hideMark/>
+          </w:tcPr>
+          <w:p>
+            <w:pPr>
+              <w:rPr>
+                <w:lang w:val="en-CA"/>
+              </w:rPr>
+            </w:pPr>
+            <w:r>
+              <w:rPr>
+                <w:lang w:val="en-CA"/>
+              </w:rPr>
+              <w:t>SEBI study reveals ~91–93% of retail F&amp;O traders face losses, underscoring the need for smart tools (</w:t>
+            </w:r>
+            <w:hyperlink r:id="rId7" w:tooltip="Analysis of Profit and Loss of Individual Traders dealing in ..." w:history="1">
+              <w:r>
+                <w:rPr>
+                  <w:rStyle w:val="Hyperlink"/>
+                  <w:lang w:val="en-CA"/>
+                </w:rPr>
+                <w:t>Se</w:t>
+              </w:r>
+              <w:r>
+                <w:rPr>
+                  <w:rStyle w:val="Hyperlink"/>
+                  <w:lang w:val="en-CA"/>
+                </w:rPr>
+                <w:t>c</w:t>
+              </w:r>
+              <w:r>
+                <w:rPr>
+                  <w:rStyle w:val="Hyperlink"/>
+                  <w:lang w:val="en-CA"/>
+                </w:rPr>
+                <w:t>urities and Exchange Board of India</w:t>
+              </w:r>
+            </w:hyperlink>
+            <w:r>
+              <w:rPr>
+                <w:lang w:val="en-CA"/>
+              </w:rPr>
+              <w:t>)</w:t>
+            </w:r>
+          </w:p>
+        </w:tc>
+      </w:tr>
+      <w:tr>
+        <w:trPr>
+          <w:tblCellSpacing w:w="15" w:type="dxa"/>
+        </w:trPr>
+        <w:tc>
+          <w:tcPr>
+            <w:tcW w:w="0" w:type="auto"/>
+            <w:vAlign w:val="center"/>
+            <w:hideMark/>
+          </w:tcPr>
+          <w:p>
+            <w:pPr>
+              <w:rPr>
+                <w:lang w:val="en-CA"/>
+              </w:rPr>
+            </w:pPr>
+            <w:r>
+              <w:rPr>
+                <w:b/>
+                <w:bCs/>
+                <w:lang w:val="en-CA"/>
+              </w:rPr>
+              <w:t>Ease of Use</w:t>
+            </w:r>
+          </w:p>
+        </w:tc>
+        <w:tc>
+          <w:tcPr>
+            <w:tcW w:w="0" w:type="auto"/>
+            <w:vAlign w:val="center"/>
+            <w:hideMark/>
+          </w:tcPr>
+          <w:p>
+            <w:pPr>
+              <w:rPr>
+                <w:lang w:val="en-CA"/>
+              </w:rPr>
+            </w:pPr>
+            <w:r>
+              <w:rPr>
+                <w:lang w:val="en-CA"/>
+              </w:rPr>
+              <w:t>10</w:t>
+            </w:r>
+          </w:p>
+        </w:tc>
+        <w:tc>
+          <w:tcPr>
+            <w:tcW w:w="0" w:type="auto"/>
+            <w:vAlign w:val="center"/>
+            <w:hideMark/>
+          </w:tcPr>
+          <w:p>
+            <w:pPr>
+              <w:rPr>
+                <w:lang w:val="en-CA"/>
+              </w:rPr>
+            </w:pPr>
+            <w:r>
+              <w:rPr>
+                <w:lang w:val="en-CA"/>
+              </w:rPr>
+              <w:t xml:space="preserve">Design studies (e.g. </w:t>
+            </w:r>
+            <w:proofErr w:type="spellStart"/>
+            <w:r>
+              <w:rPr>
+                <w:lang w:val="en-CA"/>
+              </w:rPr>
+              <w:t>Groww</w:t>
+            </w:r>
+            <w:proofErr w:type="spellEnd"/>
+            <w:r>
+              <w:rPr>
+                <w:lang w:val="en-CA"/>
+              </w:rPr>
+              <w:t>) show simpler interfaces significantly boost adoption and reduce churn (</w:t>
+            </w:r>
+            <w:hyperlink r:id="rId8" w:tooltip="Simplifying Investment Experience: Refining Groww's User ..." w:history="1">
+              <w:r>
+                <w:rPr>
+                  <w:rStyle w:val="Hyperlink"/>
+                  <w:lang w:val="en-CA"/>
+                </w:rPr>
+                <w:t>M</w:t>
+              </w:r>
+              <w:r>
+                <w:rPr>
+                  <w:rStyle w:val="Hyperlink"/>
+                  <w:lang w:val="en-CA"/>
+                </w:rPr>
+                <w:t>e</w:t>
+              </w:r>
+              <w:r>
+                <w:rPr>
+                  <w:rStyle w:val="Hyperlink"/>
+                  <w:lang w:val="en-CA"/>
+                </w:rPr>
+                <w:t>di</w:t>
+              </w:r>
+              <w:r>
+                <w:rPr>
+                  <w:rStyle w:val="Hyperlink"/>
+                  <w:lang w:val="en-CA"/>
+                </w:rPr>
+                <w:t>u</w:t>
+              </w:r>
+              <w:r>
+                <w:rPr>
+                  <w:rStyle w:val="Hyperlink"/>
+                  <w:lang w:val="en-CA"/>
+                </w:rPr>
+                <w:t>m</w:t>
+              </w:r>
+            </w:hyperlink>
+            <w:r>
+              <w:rPr>
+                <w:lang w:val="en-CA"/>
+              </w:rPr>
+              <w:t>)</w:t>
+            </w:r>
+          </w:p>
+        </w:tc>
+      </w:tr>
+      <w:tr>
+        <w:trPr>
+          <w:tblCellSpacing w:w="15" w:type="dxa"/>
+        </w:trPr>
+        <w:tc>
+          <w:tcPr>
+            <w:tcW w:w="0" w:type="auto"/>
+            <w:vAlign w:val="center"/>
+            <w:hideMark/>
+          </w:tcPr>
+          <w:p>
+            <w:pPr>
+              <w:rPr>
+                <w:lang w:val="en-CA"/>
+              </w:rPr>
+            </w:pPr>
+            <w:r>
+              <w:rPr>
+                <w:b/>
+                <w:bCs/>
+                <w:lang w:val="en-CA"/>
+              </w:rPr>
+              <w:t>Learning Impact</w:t>
+            </w:r>
+          </w:p>
+        </w:tc>
+        <w:tc>
+          <w:tcPr>
+            <w:tcW w:w="0" w:type="auto"/>
+            <w:vAlign w:val="center"/>
+            <w:hideMark/>
+          </w:tcPr>
+          <w:p>
+            <w:pPr>
+              <w:rPr>
+                <w:lang w:val="en-CA"/>
+              </w:rPr>
+            </w:pPr>
+            <w:r>
+              <w:rPr>
+                <w:lang w:val="en-CA"/>
+              </w:rPr>
+              <w:t>10</w:t>
+            </w:r>
+          </w:p>
+        </w:tc>
+        <w:tc>
+          <w:tcPr>
+            <w:tcW w:w="0" w:type="auto"/>
+            <w:vAlign w:val="center"/>
+            <w:hideMark/>
+          </w:tcPr>
+          <w:p>
+            <w:pPr>
+              <w:rPr>
+                <w:lang w:val="en-CA"/>
+              </w:rPr>
+            </w:pPr>
+            <w:r>
+              <w:rPr>
+                <w:lang w:val="en-CA"/>
+              </w:rPr>
+              <w:t>NSE has conducted thousands of awareness programs demonstrating improved decision-making (</w:t>
+            </w:r>
+            <w:hyperlink r:id="rId9" w:tooltip="National Stock Exchange of India Financial Literacy Initiatives" w:history="1">
+              <w:r>
+                <w:rPr>
+                  <w:rStyle w:val="Hyperlink"/>
+                  <w:lang w:val="en-CA"/>
+                </w:rPr>
+                <w:t>f</w:t>
+              </w:r>
+              <w:r>
+                <w:rPr>
+                  <w:rStyle w:val="Hyperlink"/>
+                  <w:lang w:val="en-CA"/>
+                </w:rPr>
+                <w:t>o</w:t>
+              </w:r>
+              <w:r>
+                <w:rPr>
+                  <w:rStyle w:val="Hyperlink"/>
+                  <w:lang w:val="en-CA"/>
+                </w:rPr>
+                <w:t>cus.world-exchanges.org</w:t>
+              </w:r>
+            </w:hyperlink>
+            <w:r>
+              <w:rPr>
+                <w:lang w:val="en-CA"/>
+              </w:rPr>
+              <w:t>)</w:t>
+            </w:r>
+          </w:p>
+        </w:tc>
+      </w:tr>
+      <w:tr>
+        <w:trPr>
+          <w:tblCellSpacing w:w="15" w:type="dxa"/>
+        </w:trPr>
+        <w:tc>
+          <w:tcPr>
+            <w:tcW w:w="0" w:type="auto"/>
+            <w:vAlign w:val="center"/>
+            <w:hideMark/>
+          </w:tcPr>
+          <w:p>
+            <w:pPr>
+              <w:rPr>
+                <w:lang w:val="en-CA"/>
+              </w:rPr>
+            </w:pPr>
+            <w:r>
+              <w:rPr>
+                <w:b/>
+                <w:bCs/>
+                <w:lang w:val="en-CA"/>
+              </w:rPr>
+              <w:t>Accuracy</w:t>
+            </w:r>
+          </w:p>
+        </w:tc>
+        <w:tc>
+          <w:tcPr>
+            <w:tcW w:w="0" w:type="auto"/>
+            <w:vAlign w:val="center"/>
+            <w:hideMark/>
+          </w:tcPr>
+          <w:p>
+            <w:pPr>
+              <w:rPr>
+                <w:lang w:val="en-CA"/>
+              </w:rPr>
+            </w:pPr>
+            <w:r>
+              <w:rPr>
+                <w:lang w:val="en-CA"/>
+              </w:rPr>
+              <w:t>30</w:t>
+            </w:r>
+          </w:p>
+        </w:tc>
+        <w:tc>
+          <w:tcPr>
+            <w:tcW w:w="0" w:type="auto"/>
+            <w:vAlign w:val="center"/>
+            <w:hideMark/>
+          </w:tcPr>
+          <w:p>
+            <w:pPr>
+              <w:rPr>
+                <w:lang w:val="en-CA"/>
+              </w:rPr>
+            </w:pPr>
+            <w:r>
+              <w:rPr>
+                <w:lang w:val="en-CA"/>
+              </w:rPr>
+              <w:t xml:space="preserve">ML models such as </w:t>
+            </w:r>
+            <w:proofErr w:type="spellStart"/>
+            <w:r>
+              <w:rPr>
+                <w:lang w:val="en-CA"/>
+              </w:rPr>
+              <w:t>XGBoost</w:t>
+            </w:r>
+            <w:proofErr w:type="spellEnd"/>
+            <w:r>
+              <w:rPr>
+                <w:lang w:val="en-CA"/>
+              </w:rPr>
+              <w:t xml:space="preserve"> achieve ~80–90% accuracy in directional financial predictions (</w:t>
+            </w:r>
+            <w:proofErr w:type="spellStart"/>
+            <w:r>
+              <w:rPr>
+                <w:lang w:val="en-CA"/>
+              </w:rPr>
+              <w:fldChar w:fldCharType="begin"/>
+            </w:r>
+            <w:r>
+              <w:rPr>
+                <w:lang w:val="en-CA"/>
+              </w:rPr>
+              <w:instrText>HYPERLINK "https://arxiv.org/pdf/2104.09341?utm_source=chatgpt.com" \o "Aiding Long-Term Investment Decisions with XGBoost ..."</w:instrText>
+            </w:r>
+            <w:r>
+              <w:rPr>
+                <w:lang w:val="en-CA"/>
+              </w:rPr>
+            </w:r>
+            <w:r>
+              <w:rPr>
+                <w:lang w:val="en-CA"/>
+              </w:rPr>
+              <w:fldChar w:fldCharType="separate"/>
+            </w:r>
+            <w:r>
+              <w:rPr>
+                <w:rStyle w:val="Hyperlink"/>
+                <w:lang w:val="en-CA"/>
+              </w:rPr>
+              <w:t>ar</w:t>
+            </w:r>
+            <w:r>
+              <w:rPr>
+                <w:rStyle w:val="Hyperlink"/>
+                <w:lang w:val="en-CA"/>
+              </w:rPr>
+              <w:t>X</w:t>
+            </w:r>
+            <w:r>
+              <w:rPr>
+                <w:rStyle w:val="Hyperlink"/>
+                <w:lang w:val="en-CA"/>
+              </w:rPr>
+              <w:t>iv</w:t>
+            </w:r>
+            <w:proofErr w:type="spellEnd"/>
+            <w:r>
+              <w:rPr>
+                <w:lang w:val="en-CA"/>
+              </w:rPr>
+              <w:fldChar w:fldCharType="end"/>
+            </w:r>
+            <w:r>
+              <w:rPr>
+                <w:lang w:val="en-CA"/>
+              </w:rPr>
+              <w:t xml:space="preserve">, </w:t>
+            </w:r>
+            <w:hyperlink r:id="rId10" w:tooltip="Forecasting Stock Market Prices Using Machine Learning ..." w:history="1">
+              <w:r>
+                <w:rPr>
+                  <w:rStyle w:val="Hyperlink"/>
+                  <w:lang w:val="en-CA"/>
+                </w:rPr>
+                <w:t>MDPI</w:t>
+              </w:r>
+            </w:hyperlink>
+            <w:r>
+              <w:rPr>
+                <w:lang w:val="en-CA"/>
+              </w:rPr>
+              <w:t>)</w:t>
+            </w:r>
+          </w:p>
+        </w:tc>
+      </w:tr>
+      <w:tr>
+        <w:trPr>
+          <w:tblCellSpacing w:w="15" w:type="dxa"/>
+        </w:trPr>
+        <w:tc>
+          <w:tcPr>
+            <w:tcW w:w="0" w:type="auto"/>
+            <w:vAlign w:val="center"/>
+            <w:hideMark/>
+          </w:tcPr>
+          <w:p>
+            <w:pPr>
+              <w:rPr>
+                <w:lang w:val="en-CA"/>
+              </w:rPr>
+            </w:pPr>
+            <w:r>
+              <w:rPr>
+                <w:b/>
+                <w:bCs/>
+                <w:lang w:val="en-CA"/>
+              </w:rPr>
+              <w:t>Scalability</w:t>
+            </w:r>
+          </w:p>
+        </w:tc>
+        <w:tc>
+          <w:tcPr>
+            <w:tcW w:w="0" w:type="auto"/>
+            <w:vAlign w:val="center"/>
+            <w:hideMark/>
+          </w:tcPr>
+          <w:p>
+            <w:pPr>
+              <w:rPr>
+                <w:lang w:val="en-CA"/>
+              </w:rPr>
+            </w:pPr>
+            <w:r>
+              <w:rPr>
+                <w:lang w:val="en-CA"/>
+              </w:rPr>
+              <w:t>10</w:t>
+            </w:r>
+          </w:p>
+        </w:tc>
+        <w:tc>
+          <w:tcPr>
+            <w:tcW w:w="0" w:type="auto"/>
+            <w:vAlign w:val="center"/>
+            <w:hideMark/>
+          </w:tcPr>
+          <w:p>
+            <w:pPr>
+              <w:rPr>
+                <w:lang w:val="en-CA"/>
+              </w:rPr>
+            </w:pPr>
+            <w:proofErr w:type="spellStart"/>
+            <w:r>
+              <w:rPr>
+                <w:lang w:val="en-CA"/>
+              </w:rPr>
+              <w:t>Zerodha's</w:t>
+            </w:r>
+            <w:proofErr w:type="spellEnd"/>
+            <w:r>
+              <w:rPr>
+                <w:lang w:val="en-CA"/>
+              </w:rPr>
+              <w:t xml:space="preserve"> architecture supports over 10 million users daily with AI tools embedded (</w:t>
+            </w:r>
+            <w:proofErr w:type="spellStart"/>
+            <w:r>
+              <w:rPr>
+                <w:lang w:val="en-CA"/>
+              </w:rPr>
+              <w:fldChar w:fldCharType="begin"/>
+            </w:r>
+            <w:r>
+              <w:rPr>
+                <w:lang w:val="en-CA"/>
+              </w:rPr>
+              <w:instrText>HYPERLINK "https://www.softwareatscale.dev/p/software-at-scale-37-building-zerodha?utm_source=chatgpt.com" \o "Building Zerodha with Kailash Nadh - Software at Scale 37"</w:instrText>
+            </w:r>
+            <w:r>
+              <w:rPr>
+                <w:lang w:val="en-CA"/>
+              </w:rPr>
+            </w:r>
+            <w:r>
+              <w:rPr>
+                <w:lang w:val="en-CA"/>
+              </w:rPr>
+              <w:fldChar w:fldCharType="separate"/>
+            </w:r>
+            <w:r>
+              <w:rPr>
+                <w:rStyle w:val="Hyperlink"/>
+                <w:lang w:val="en-CA"/>
+              </w:rPr>
+              <w:t>softwarea</w:t>
+            </w:r>
+            <w:r>
+              <w:rPr>
+                <w:rStyle w:val="Hyperlink"/>
+                <w:lang w:val="en-CA"/>
+              </w:rPr>
+              <w:t>t</w:t>
+            </w:r>
+            <w:r>
+              <w:rPr>
+                <w:rStyle w:val="Hyperlink"/>
+                <w:lang w:val="en-CA"/>
+              </w:rPr>
+              <w:t>scale.dev</w:t>
+            </w:r>
+            <w:proofErr w:type="spellEnd"/>
+            <w:r>
+              <w:rPr>
+                <w:lang w:val="en-CA"/>
+              </w:rPr>
+              <w:fldChar w:fldCharType="end"/>
+            </w:r>
+            <w:r>
+              <w:rPr>
+                <w:lang w:val="en-CA"/>
+              </w:rPr>
+              <w:t>)</w:t>
+            </w:r>
+          </w:p>
+        </w:tc>
+      </w:tr>
+      <w:tr>
+        <w:trPr>
+          <w:tblCellSpacing w:w="15" w:type="dxa"/>
+        </w:trPr>
+        <w:tc>
+          <w:tcPr>
+            <w:tcW w:w="0" w:type="auto"/>
+            <w:vAlign w:val="center"/>
+            <w:hideMark/>
+          </w:tcPr>
+          <w:p>
+            <w:pPr>
+              <w:rPr>
+                <w:lang w:val="en-CA"/>
+              </w:rPr>
+            </w:pPr>
+            <w:r>
+              <w:rPr>
+                <w:b/>
+                <w:bCs/>
+                <w:lang w:val="en-CA"/>
+              </w:rPr>
+              <w:t>User Acceptance</w:t>
+            </w:r>
+          </w:p>
+        </w:tc>
+        <w:tc>
+          <w:tcPr>
+            <w:tcW w:w="0" w:type="auto"/>
+            <w:vAlign w:val="center"/>
+            <w:hideMark/>
+          </w:tcPr>
+          <w:p>
+            <w:pPr>
+              <w:rPr>
+                <w:lang w:val="en-CA"/>
+              </w:rPr>
+            </w:pPr>
+            <w:r>
+              <w:rPr>
+                <w:lang w:val="en-CA"/>
+              </w:rPr>
+              <w:t>10</w:t>
+            </w:r>
+          </w:p>
+        </w:tc>
+        <w:tc>
+          <w:tcPr>
+            <w:tcW w:w="0" w:type="auto"/>
+            <w:vAlign w:val="center"/>
+            <w:hideMark/>
+          </w:tcPr>
+          <w:p>
+            <w:pPr>
+              <w:rPr>
+                <w:lang w:val="en-CA"/>
+              </w:rPr>
+            </w:pPr>
+            <w:r>
+              <w:rPr>
+                <w:lang w:val="en-CA"/>
+              </w:rPr>
+              <w:t>RBI behavioral research shows passive, optional nudges have higher acceptance (~70%) (</w:t>
+            </w:r>
+            <w:hyperlink r:id="rId11" w:tooltip="Harnessing Behavioural Science to Unlock Frictionless ..." w:history="1">
+              <w:r>
+                <w:rPr>
+                  <w:rStyle w:val="Hyperlink"/>
+                  <w:lang w:val="en-CA"/>
+                </w:rPr>
+                <w:t>rbih</w:t>
+              </w:r>
+              <w:r>
+                <w:rPr>
+                  <w:rStyle w:val="Hyperlink"/>
+                  <w:lang w:val="en-CA"/>
+                </w:rPr>
+                <w:t>u</w:t>
+              </w:r>
+              <w:r>
+                <w:rPr>
+                  <w:rStyle w:val="Hyperlink"/>
+                  <w:lang w:val="en-CA"/>
+                </w:rPr>
+                <w:t>b.in</w:t>
+              </w:r>
+            </w:hyperlink>
+            <w:r>
+              <w:rPr>
+                <w:lang w:val="en-CA"/>
+              </w:rPr>
+              <w:t>)</w:t>
+            </w:r>
+          </w:p>
+        </w:tc>
+      </w:tr>
+    </w:tbl>
+    <w:p>
+      <w:pPr>
+        <w:rPr>
+          <w:rFonts w:eastAsia="Times New Roman" w:cs="Times New Roman"/>
+          <w:sz w:val="36"/>
+          <w:szCs w:val="36"/>
+          <w:lang w:val="en-CA" w:eastAsia="en-CA"/>
+        </w:rPr>
+      </w:pPr>
+    </w:p>
+    <w:p>
+      <w:pPr>
+        <w:rPr>
+          <w:rFonts w:eastAsia="Times New Roman" w:cs="Times New Roman"/>
+          <w:sz w:val="36"/>
+          <w:szCs w:val="36"/>
+          <w:lang w:val="en-CA" w:eastAsia="en-CA"/>
+        </w:rPr>
+      </w:pPr>
+    </w:p>
+    <w:p>
+      <w:pPr>
+        <w:rPr>
+          <w:rFonts w:eastAsia="Times New Roman" w:cs="Times New Roman"/>
+          <w:sz w:val="36"/>
+          <w:szCs w:val="36"/>
+          <w:lang w:val="en-CA" w:eastAsia="en-CA"/>
+        </w:rPr>
+      </w:pPr>
+    </w:p>
+    <w:p>
+      <w:pPr>
+        <w:rPr>
+          <w:rFonts w:eastAsia="Times New Roman" w:cs="Times New Roman"/>
+          <w:sz w:val="36"/>
+          <w:szCs w:val="36"/>
+          <w:lang w:val="en-CA" w:eastAsia="en-CA"/>
+        </w:rPr>
+      </w:pPr>
+    </w:p>
+    <w:p>
+      <w:pPr>
+        <w:rPr>
+          <w:rFonts w:eastAsia="Times New Roman" w:cs="Times New Roman"/>
+          <w:sz w:val="36"/>
+          <w:szCs w:val="36"/>
+          <w:lang w:val="en-CA" w:eastAsia="en-CA"/>
+        </w:rPr>
+      </w:pPr>
+    </w:p>
+    <w:p>
+      <w:pPr>
+        <w:rPr>
+          <w:rFonts w:eastAsia="Times New Roman" w:cs="Times New Roman"/>
+          <w:sz w:val="36"/>
+          <w:szCs w:val="36"/>
+          <w:lang w:val="en-CA" w:eastAsia="en-CA"/>
+        </w:rPr>
+      </w:pPr>
+    </w:p>
+    <w:p>
+      <w:pPr>
+        <w:rPr>
+          <w:rFonts w:eastAsia="Times New Roman" w:cs="Times New Roman"/>
+          <w:b/>
+          <w:bCs/>
+          <w:szCs w:val="24"/>
+          <w:lang w:val="en-CA" w:eastAsia="en-CA"/>
+        </w:rPr>
+      </w:pPr>
+      <w:r>
+        <w:rPr>
+          <w:rFonts w:eastAsia="Times New Roman" w:cs="Times New Roman"/>
+          <w:sz w:val="36"/>
+          <w:szCs w:val="36"/>
+          <w:lang w:val="en-CA" w:eastAsia="en-CA"/>
+        </w:rPr>
+        <w:lastRenderedPageBreak/>
         <w:t xml:space="preserve"> </w:t>
       </w:r>
+      <w:r>
+        <w:rPr>
+          <w:rFonts w:eastAsia="Times New Roman" w:cs="Times New Roman"/>
+          <w:b/>
+          <w:bCs/>
+          <w:szCs w:val="24"/>
+          <w:lang w:val="en-CA" w:eastAsia="en-CA"/>
+        </w:rPr>
+        <w:t>Option-by-Option Breakdown</w:t>
+      </w:r>
+    </w:p>
+    <w:p>
+      <w:pPr>
+        <w:rPr>
+          <w:rFonts w:eastAsia="Times New Roman" w:cs="Times New Roman"/>
+          <w:b/>
+          <w:bCs/>
+          <w:szCs w:val="24"/>
+          <w:lang w:val="en-CA" w:eastAsia="en-CA"/>
+        </w:rPr>
+      </w:pPr>
+      <w:r>
+        <w:rPr>
+          <w:rFonts w:eastAsia="Times New Roman" w:cs="Times New Roman"/>
+          <w:b/>
+          <w:bCs/>
+          <w:szCs w:val="24"/>
+          <w:lang w:val="en-CA" w:eastAsia="en-CA"/>
+        </w:rPr>
+        <w:t>1. AI Trade Assistant</w:t>
+      </w:r>
+    </w:p>
+    <w:p>
+      <w:pPr>
+        <w:numPr>
+          <w:ilvl w:val="0"/>
+          <w:numId w:val="37"/>
+        </w:numPr>
+        <w:rPr>
+          <w:rFonts w:eastAsia="Times New Roman" w:cs="Times New Roman"/>
+          <w:szCs w:val="24"/>
+          <w:lang w:val="en-CA" w:eastAsia="en-CA"/>
+        </w:rPr>
+      </w:pPr>
+      <w:r>
+        <w:rPr>
+          <w:rFonts w:eastAsia="Times New Roman" w:cs="Times New Roman"/>
+          <w:b/>
+          <w:bCs/>
+          <w:szCs w:val="24"/>
+          <w:lang w:val="en-CA" w:eastAsia="en-CA"/>
+        </w:rPr>
+        <w:t>ROI = 8</w:t>
+      </w:r>
+      <w:r>
+        <w:rPr>
+          <w:rFonts w:eastAsia="Times New Roman" w:cs="Times New Roman"/>
+          <w:szCs w:val="24"/>
+          <w:lang w:val="en-CA" w:eastAsia="en-CA"/>
+        </w:rPr>
+        <w:t>: Solid benefit, though slightly behind the onboarding tool.</w:t>
+      </w:r>
+    </w:p>
+    <w:p>
+      <w:pPr>
+        <w:numPr>
+          <w:ilvl w:val="0"/>
+          <w:numId w:val="37"/>
+        </w:numPr>
+        <w:rPr>
+          <w:rFonts w:eastAsia="Times New Roman" w:cs="Times New Roman"/>
+          <w:szCs w:val="24"/>
+          <w:lang w:val="en-CA" w:eastAsia="en-CA"/>
+        </w:rPr>
+      </w:pPr>
+      <w:r>
+        <w:rPr>
+          <w:rFonts w:eastAsia="Times New Roman" w:cs="Times New Roman"/>
+          <w:b/>
+          <w:bCs/>
+          <w:szCs w:val="24"/>
+          <w:lang w:val="en-CA" w:eastAsia="en-CA"/>
+        </w:rPr>
+        <w:t>Ease of Use = 6</w:t>
+      </w:r>
+      <w:r>
+        <w:rPr>
+          <w:rFonts w:eastAsia="Times New Roman" w:cs="Times New Roman"/>
+          <w:szCs w:val="24"/>
+          <w:lang w:val="en-CA" w:eastAsia="en-CA"/>
+        </w:rPr>
+        <w:t>: Slightly below target—some setup like profile or permissions may deter users.</w:t>
+      </w:r>
+    </w:p>
+    <w:p>
+      <w:pPr>
+        <w:numPr>
+          <w:ilvl w:val="0"/>
+          <w:numId w:val="37"/>
+        </w:numPr>
+        <w:rPr>
+          <w:rFonts w:eastAsia="Times New Roman" w:cs="Times New Roman"/>
+          <w:szCs w:val="24"/>
+          <w:lang w:val="en-CA" w:eastAsia="en-CA"/>
+        </w:rPr>
+      </w:pPr>
+      <w:r>
+        <w:rPr>
+          <w:rFonts w:eastAsia="Times New Roman" w:cs="Times New Roman"/>
+          <w:b/>
+          <w:bCs/>
+          <w:szCs w:val="24"/>
+          <w:lang w:val="en-CA" w:eastAsia="en-CA"/>
+        </w:rPr>
+        <w:t>Learning Impact = 5</w:t>
+      </w:r>
+      <w:r>
+        <w:rPr>
+          <w:rFonts w:eastAsia="Times New Roman" w:cs="Times New Roman"/>
+          <w:szCs w:val="24"/>
+          <w:lang w:val="en-CA" w:eastAsia="en-CA"/>
+        </w:rPr>
+        <w:t xml:space="preserve">: This tool offers minimal structured learning, rather more </w:t>
+      </w:r>
+      <w:proofErr w:type="gramStart"/>
+      <w:r>
+        <w:rPr>
+          <w:rFonts w:eastAsia="Times New Roman" w:cs="Times New Roman"/>
+          <w:szCs w:val="24"/>
+          <w:lang w:val="en-CA" w:eastAsia="en-CA"/>
+        </w:rPr>
+        <w:t>feedback-based</w:t>
+      </w:r>
+      <w:proofErr w:type="gramEnd"/>
+      <w:r>
+        <w:rPr>
+          <w:rFonts w:eastAsia="Times New Roman" w:cs="Times New Roman"/>
+          <w:szCs w:val="24"/>
+          <w:lang w:val="en-CA" w:eastAsia="en-CA"/>
+        </w:rPr>
+        <w:t>.</w:t>
+      </w:r>
+    </w:p>
+    <w:p>
+      <w:pPr>
+        <w:numPr>
+          <w:ilvl w:val="0"/>
+          <w:numId w:val="37"/>
+        </w:numPr>
+        <w:rPr>
+          <w:rFonts w:eastAsia="Times New Roman" w:cs="Times New Roman"/>
+          <w:szCs w:val="24"/>
+          <w:lang w:val="en-CA" w:eastAsia="en-CA"/>
+        </w:rPr>
+      </w:pPr>
+      <w:r>
+        <w:rPr>
+          <w:rFonts w:eastAsia="Times New Roman" w:cs="Times New Roman"/>
+          <w:b/>
+          <w:bCs/>
+          <w:szCs w:val="24"/>
+          <w:lang w:val="en-CA" w:eastAsia="en-CA"/>
+        </w:rPr>
+        <w:t>Accuracy = 9</w:t>
+      </w:r>
+      <w:r>
+        <w:rPr>
+          <w:rFonts w:eastAsia="Times New Roman" w:cs="Times New Roman"/>
+          <w:szCs w:val="24"/>
+          <w:lang w:val="en-CA" w:eastAsia="en-CA"/>
+        </w:rPr>
+        <w:t>: Highest precision in directional support.</w:t>
+      </w:r>
+    </w:p>
+    <w:p>
+      <w:pPr>
+        <w:numPr>
+          <w:ilvl w:val="0"/>
+          <w:numId w:val="37"/>
+        </w:numPr>
+        <w:rPr>
+          <w:rFonts w:eastAsia="Times New Roman" w:cs="Times New Roman"/>
+          <w:szCs w:val="24"/>
+          <w:lang w:val="en-CA" w:eastAsia="en-CA"/>
+        </w:rPr>
+      </w:pPr>
+      <w:r>
+        <w:rPr>
+          <w:rFonts w:eastAsia="Times New Roman" w:cs="Times New Roman"/>
+          <w:b/>
+          <w:bCs/>
+          <w:szCs w:val="24"/>
+          <w:lang w:val="en-CA" w:eastAsia="en-CA"/>
+        </w:rPr>
+        <w:t>Scalability = 9</w:t>
+      </w:r>
+      <w:r>
+        <w:rPr>
+          <w:rFonts w:eastAsia="Times New Roman" w:cs="Times New Roman"/>
+          <w:szCs w:val="24"/>
+          <w:lang w:val="en-CA" w:eastAsia="en-CA"/>
+        </w:rPr>
+        <w:t>: Easily embedded within platforms and highly scalable.</w:t>
+      </w:r>
+    </w:p>
+    <w:p>
+      <w:pPr>
+        <w:numPr>
+          <w:ilvl w:val="0"/>
+          <w:numId w:val="37"/>
+        </w:numPr>
+        <w:rPr>
+          <w:rFonts w:eastAsia="Times New Roman" w:cs="Times New Roman"/>
+          <w:szCs w:val="24"/>
+          <w:lang w:val="en-CA" w:eastAsia="en-CA"/>
+        </w:rPr>
+      </w:pPr>
+      <w:r>
+        <w:rPr>
+          <w:rFonts w:eastAsia="Times New Roman" w:cs="Times New Roman"/>
+          <w:b/>
+          <w:bCs/>
+          <w:szCs w:val="24"/>
+          <w:lang w:val="en-CA" w:eastAsia="en-CA"/>
+        </w:rPr>
+        <w:t>User Acceptance = 5</w:t>
+      </w:r>
+      <w:r>
+        <w:rPr>
+          <w:rFonts w:eastAsia="Times New Roman" w:cs="Times New Roman"/>
+          <w:szCs w:val="24"/>
+          <w:lang w:val="en-CA" w:eastAsia="en-CA"/>
+        </w:rPr>
+        <w:t>: Lower acceptance due to perceived intrusion or reliance on AI.</w:t>
+      </w:r>
+    </w:p>
+    <w:p>
+      <w:pPr>
+        <w:numPr>
+          <w:ilvl w:val="0"/>
+          <w:numId w:val="37"/>
+        </w:numPr>
+        <w:rPr>
+          <w:rFonts w:eastAsia="Times New Roman" w:cs="Times New Roman"/>
+          <w:szCs w:val="24"/>
+          <w:lang w:val="en-CA" w:eastAsia="en-CA"/>
+        </w:rPr>
+      </w:pPr>
+      <w:r>
+        <w:rPr>
+          <w:rFonts w:eastAsia="Times New Roman" w:cs="Times New Roman"/>
+          <w:b/>
+          <w:bCs/>
+          <w:szCs w:val="24"/>
+          <w:lang w:val="en-CA" w:eastAsia="en-CA"/>
+        </w:rPr>
+        <w:t>Total = 76 (Rank 3)</w:t>
+      </w:r>
+    </w:p>
+    <w:p>
+      <w:pPr>
+        <w:rPr>
+          <w:rFonts w:eastAsia="Times New Roman" w:cs="Times New Roman"/>
+          <w:szCs w:val="24"/>
+          <w:lang w:val="en-CA" w:eastAsia="en-CA"/>
+        </w:rPr>
+      </w:pPr>
+      <w:r>
+        <w:rPr>
+          <w:rFonts w:eastAsia="Times New Roman" w:cs="Times New Roman"/>
+          <w:szCs w:val="24"/>
+          <w:lang w:val="en-CA" w:eastAsia="en-CA"/>
+        </w:rPr>
+        <w:pict w14:anchorId="397FF1C5">
+          <v:rect id="_x0000_i1082" style="width:0;height:1.5pt" o:hralign="center" o:hrstd="t" o:hr="t" fillcolor="#a0a0a0" stroked="f"/>
+        </w:pict>
+      </w:r>
+    </w:p>
+    <w:p>
+      <w:pPr>
+        <w:rPr>
+          <w:rFonts w:eastAsia="Times New Roman" w:cs="Times New Roman"/>
+          <w:b/>
+          <w:bCs/>
+          <w:szCs w:val="24"/>
+          <w:lang w:val="en-CA" w:eastAsia="en-CA"/>
+        </w:rPr>
+      </w:pPr>
+      <w:r>
+        <w:rPr>
+          <w:rFonts w:eastAsia="Times New Roman" w:cs="Times New Roman"/>
+          <w:b/>
+          <w:bCs/>
+          <w:szCs w:val="24"/>
+          <w:lang w:val="en-CA" w:eastAsia="en-CA"/>
+        </w:rPr>
+        <w:t>2. AI-Powered Onboarding Simulation</w:t>
+      </w:r>
+    </w:p>
+    <w:p>
+      <w:pPr>
+        <w:numPr>
+          <w:ilvl w:val="0"/>
+          <w:numId w:val="38"/>
+        </w:numPr>
+        <w:rPr>
+          <w:rFonts w:eastAsia="Times New Roman" w:cs="Times New Roman"/>
+          <w:szCs w:val="24"/>
+          <w:lang w:val="en-CA" w:eastAsia="en-CA"/>
+        </w:rPr>
+      </w:pPr>
+      <w:r>
+        <w:rPr>
+          <w:rFonts w:eastAsia="Times New Roman" w:cs="Times New Roman"/>
+          <w:b/>
+          <w:bCs/>
+          <w:szCs w:val="24"/>
+          <w:lang w:val="en-CA" w:eastAsia="en-CA"/>
+        </w:rPr>
+        <w:t>ROI = 7</w:t>
+      </w:r>
+      <w:r>
+        <w:rPr>
+          <w:rFonts w:eastAsia="Times New Roman" w:cs="Times New Roman"/>
+          <w:szCs w:val="24"/>
+          <w:lang w:val="en-CA" w:eastAsia="en-CA"/>
+        </w:rPr>
+        <w:t>: Meets baseline but not the strongest in immediate returns.</w:t>
+      </w:r>
+    </w:p>
+    <w:p>
+      <w:pPr>
+        <w:numPr>
+          <w:ilvl w:val="0"/>
+          <w:numId w:val="38"/>
+        </w:numPr>
+        <w:rPr>
+          <w:rFonts w:eastAsia="Times New Roman" w:cs="Times New Roman"/>
+          <w:szCs w:val="24"/>
+          <w:lang w:val="en-CA" w:eastAsia="en-CA"/>
+        </w:rPr>
+      </w:pPr>
+      <w:r>
+        <w:rPr>
+          <w:rFonts w:eastAsia="Times New Roman" w:cs="Times New Roman"/>
+          <w:b/>
+          <w:bCs/>
+          <w:szCs w:val="24"/>
+          <w:lang w:val="en-CA" w:eastAsia="en-CA"/>
+        </w:rPr>
+        <w:t>Ease of Use = 9</w:t>
+      </w:r>
+      <w:r>
+        <w:rPr>
+          <w:rFonts w:eastAsia="Times New Roman" w:cs="Times New Roman"/>
+          <w:szCs w:val="24"/>
+          <w:lang w:val="en-CA" w:eastAsia="en-CA"/>
+        </w:rPr>
+        <w:t>: Very intuitive guided simulation, exceeding expectations.</w:t>
+      </w:r>
+    </w:p>
+    <w:p>
+      <w:pPr>
+        <w:numPr>
+          <w:ilvl w:val="0"/>
+          <w:numId w:val="38"/>
+        </w:numPr>
+        <w:rPr>
+          <w:rFonts w:eastAsia="Times New Roman" w:cs="Times New Roman"/>
+          <w:szCs w:val="24"/>
+          <w:lang w:val="en-CA" w:eastAsia="en-CA"/>
+        </w:rPr>
+      </w:pPr>
+      <w:r>
+        <w:rPr>
+          <w:rFonts w:eastAsia="Times New Roman" w:cs="Times New Roman"/>
+          <w:b/>
+          <w:bCs/>
+          <w:szCs w:val="24"/>
+          <w:lang w:val="en-CA" w:eastAsia="en-CA"/>
+        </w:rPr>
+        <w:t>Learning Impact = 9</w:t>
+      </w:r>
+      <w:r>
+        <w:rPr>
+          <w:rFonts w:eastAsia="Times New Roman" w:cs="Times New Roman"/>
+          <w:szCs w:val="24"/>
+          <w:lang w:val="en-CA" w:eastAsia="en-CA"/>
+        </w:rPr>
+        <w:t>: Offers excellent interactive education.</w:t>
+      </w:r>
+    </w:p>
+    <w:p>
+      <w:pPr>
+        <w:numPr>
+          <w:ilvl w:val="0"/>
+          <w:numId w:val="38"/>
+        </w:numPr>
+        <w:rPr>
+          <w:rFonts w:eastAsia="Times New Roman" w:cs="Times New Roman"/>
+          <w:szCs w:val="24"/>
+          <w:lang w:val="en-CA" w:eastAsia="en-CA"/>
+        </w:rPr>
+      </w:pPr>
+      <w:r>
+        <w:rPr>
+          <w:rFonts w:eastAsia="Times New Roman" w:cs="Times New Roman"/>
+          <w:b/>
+          <w:bCs/>
+          <w:szCs w:val="24"/>
+          <w:lang w:val="en-CA" w:eastAsia="en-CA"/>
+        </w:rPr>
+        <w:t>Accuracy = 8</w:t>
+      </w:r>
+      <w:r>
+        <w:rPr>
+          <w:rFonts w:eastAsia="Times New Roman" w:cs="Times New Roman"/>
+          <w:szCs w:val="24"/>
+          <w:lang w:val="en-CA" w:eastAsia="en-CA"/>
+        </w:rPr>
+        <w:t>: Reliable simulation-based guidance.</w:t>
+      </w:r>
+    </w:p>
+    <w:p>
+      <w:pPr>
+        <w:numPr>
+          <w:ilvl w:val="0"/>
+          <w:numId w:val="38"/>
+        </w:numPr>
+        <w:rPr>
+          <w:rFonts w:eastAsia="Times New Roman" w:cs="Times New Roman"/>
+          <w:szCs w:val="24"/>
+          <w:lang w:val="en-CA" w:eastAsia="en-CA"/>
+        </w:rPr>
+      </w:pPr>
+      <w:r>
+        <w:rPr>
+          <w:rFonts w:eastAsia="Times New Roman" w:cs="Times New Roman"/>
+          <w:b/>
+          <w:bCs/>
+          <w:szCs w:val="24"/>
+          <w:lang w:val="en-CA" w:eastAsia="en-CA"/>
+        </w:rPr>
+        <w:t>Scalability = 9</w:t>
+      </w:r>
+      <w:r>
+        <w:rPr>
+          <w:rFonts w:eastAsia="Times New Roman" w:cs="Times New Roman"/>
+          <w:szCs w:val="24"/>
+          <w:lang w:val="en-CA" w:eastAsia="en-CA"/>
+        </w:rPr>
+        <w:t>: Easily rolled out across platforms.</w:t>
+      </w:r>
+    </w:p>
+    <w:p>
+      <w:pPr>
+        <w:numPr>
+          <w:ilvl w:val="0"/>
+          <w:numId w:val="38"/>
+        </w:numPr>
+        <w:rPr>
+          <w:rFonts w:eastAsia="Times New Roman" w:cs="Times New Roman"/>
+          <w:szCs w:val="24"/>
+          <w:lang w:val="en-CA" w:eastAsia="en-CA"/>
+        </w:rPr>
+      </w:pPr>
+      <w:r>
+        <w:rPr>
+          <w:rFonts w:eastAsia="Times New Roman" w:cs="Times New Roman"/>
+          <w:b/>
+          <w:bCs/>
+          <w:szCs w:val="24"/>
+          <w:lang w:val="en-CA" w:eastAsia="en-CA"/>
+        </w:rPr>
+        <w:t>User Acceptance = 8</w:t>
+      </w:r>
+      <w:r>
+        <w:rPr>
+          <w:rFonts w:eastAsia="Times New Roman" w:cs="Times New Roman"/>
+          <w:szCs w:val="24"/>
+          <w:lang w:val="en-CA" w:eastAsia="en-CA"/>
+        </w:rPr>
+        <w:t>: High willingness from users in an onboarding context.</w:t>
+      </w:r>
+    </w:p>
+    <w:p>
+      <w:pPr>
+        <w:numPr>
+          <w:ilvl w:val="0"/>
+          <w:numId w:val="38"/>
+        </w:numPr>
+        <w:rPr>
+          <w:rFonts w:eastAsia="Times New Roman" w:cs="Times New Roman"/>
+          <w:szCs w:val="24"/>
+          <w:lang w:val="en-CA" w:eastAsia="en-CA"/>
+        </w:rPr>
+      </w:pPr>
+      <w:r>
+        <w:rPr>
+          <w:rFonts w:eastAsia="Times New Roman" w:cs="Times New Roman"/>
+          <w:b/>
+          <w:bCs/>
+          <w:szCs w:val="24"/>
+          <w:lang w:val="en-CA" w:eastAsia="en-CA"/>
+        </w:rPr>
+        <w:t>Total = 80 (Rank 1)</w:t>
+      </w:r>
+    </w:p>
+    <w:p>
+      <w:pPr>
+        <w:rPr>
+          <w:rFonts w:eastAsia="Times New Roman" w:cs="Times New Roman"/>
+          <w:szCs w:val="24"/>
+          <w:lang w:val="en-CA" w:eastAsia="en-CA"/>
+        </w:rPr>
+      </w:pPr>
+      <w:r>
+        <w:rPr>
+          <w:rFonts w:eastAsia="Times New Roman" w:cs="Times New Roman"/>
+          <w:szCs w:val="24"/>
+          <w:lang w:val="en-CA" w:eastAsia="en-CA"/>
+        </w:rPr>
+        <w:pict w14:anchorId="7C6AD729">
+          <v:rect id="_x0000_i1083" style="width:0;height:1.5pt" o:hralign="center" o:hrstd="t" o:hr="t" fillcolor="#a0a0a0" stroked="f"/>
+        </w:pict>
+      </w:r>
+    </w:p>
+    <w:p>
+      <w:pPr>
+        <w:rPr>
+          <w:rFonts w:eastAsia="Times New Roman" w:cs="Times New Roman"/>
+          <w:b/>
+          <w:bCs/>
+          <w:szCs w:val="24"/>
+          <w:lang w:val="en-CA" w:eastAsia="en-CA"/>
+        </w:rPr>
+      </w:pPr>
+      <w:r>
+        <w:rPr>
+          <w:rFonts w:eastAsia="Times New Roman" w:cs="Times New Roman"/>
+          <w:b/>
+          <w:bCs/>
+          <w:szCs w:val="24"/>
+          <w:lang w:val="en-CA" w:eastAsia="en-CA"/>
+        </w:rPr>
+        <w:t>3. AI Paper Trading Sandbox</w:t>
+      </w:r>
+    </w:p>
+    <w:p>
+      <w:pPr>
+        <w:numPr>
+          <w:ilvl w:val="0"/>
+          <w:numId w:val="39"/>
+        </w:numPr>
+        <w:rPr>
+          <w:rFonts w:eastAsia="Times New Roman" w:cs="Times New Roman"/>
+          <w:szCs w:val="24"/>
+          <w:lang w:val="en-CA" w:eastAsia="en-CA"/>
+        </w:rPr>
+      </w:pPr>
+      <w:r>
+        <w:rPr>
+          <w:rFonts w:eastAsia="Times New Roman" w:cs="Times New Roman"/>
+          <w:b/>
+          <w:bCs/>
+          <w:szCs w:val="24"/>
+          <w:lang w:val="en-CA" w:eastAsia="en-CA"/>
+        </w:rPr>
+        <w:t>ROI = 7</w:t>
+      </w:r>
+      <w:r>
+        <w:rPr>
+          <w:rFonts w:eastAsia="Times New Roman" w:cs="Times New Roman"/>
+          <w:szCs w:val="24"/>
+          <w:lang w:val="en-CA" w:eastAsia="en-CA"/>
+        </w:rPr>
+        <w:t>: Good learning outcome, though return depends on voluntary user usage.</w:t>
+      </w:r>
+    </w:p>
+    <w:p>
+      <w:pPr>
+        <w:numPr>
+          <w:ilvl w:val="0"/>
+          <w:numId w:val="39"/>
+        </w:numPr>
+        <w:rPr>
+          <w:rFonts w:eastAsia="Times New Roman" w:cs="Times New Roman"/>
+          <w:szCs w:val="24"/>
+          <w:lang w:val="en-CA" w:eastAsia="en-CA"/>
+        </w:rPr>
+      </w:pPr>
+      <w:r>
+        <w:rPr>
+          <w:rFonts w:eastAsia="Times New Roman" w:cs="Times New Roman"/>
+          <w:b/>
+          <w:bCs/>
+          <w:szCs w:val="24"/>
+          <w:lang w:val="en-CA" w:eastAsia="en-CA"/>
+        </w:rPr>
+        <w:t>Ease of Use = 8</w:t>
+      </w:r>
+      <w:r>
+        <w:rPr>
+          <w:rFonts w:eastAsia="Times New Roman" w:cs="Times New Roman"/>
+          <w:szCs w:val="24"/>
+          <w:lang w:val="en-CA" w:eastAsia="en-CA"/>
+        </w:rPr>
+        <w:t xml:space="preserve">: </w:t>
+      </w:r>
+      <w:proofErr w:type="gramStart"/>
+      <w:r>
+        <w:rPr>
+          <w:rFonts w:eastAsia="Times New Roman" w:cs="Times New Roman"/>
+          <w:szCs w:val="24"/>
+          <w:lang w:val="en-CA" w:eastAsia="en-CA"/>
+        </w:rPr>
+        <w:t>Pretty intuitive</w:t>
+      </w:r>
+      <w:proofErr w:type="gramEnd"/>
+      <w:r>
+        <w:rPr>
+          <w:rFonts w:eastAsia="Times New Roman" w:cs="Times New Roman"/>
+          <w:szCs w:val="24"/>
+          <w:lang w:val="en-CA" w:eastAsia="en-CA"/>
+        </w:rPr>
+        <w:t xml:space="preserve"> but requires manual tracking.</w:t>
+      </w:r>
+    </w:p>
+    <w:p>
+      <w:pPr>
+        <w:numPr>
+          <w:ilvl w:val="0"/>
+          <w:numId w:val="39"/>
+        </w:numPr>
+        <w:rPr>
+          <w:rFonts w:eastAsia="Times New Roman" w:cs="Times New Roman"/>
+          <w:szCs w:val="24"/>
+          <w:lang w:val="en-CA" w:eastAsia="en-CA"/>
+        </w:rPr>
+      </w:pPr>
+      <w:r>
+        <w:rPr>
+          <w:rFonts w:eastAsia="Times New Roman" w:cs="Times New Roman"/>
+          <w:b/>
+          <w:bCs/>
+          <w:szCs w:val="24"/>
+          <w:lang w:val="en-CA" w:eastAsia="en-CA"/>
+        </w:rPr>
+        <w:t>Learning Impact = 9</w:t>
+      </w:r>
+      <w:r>
+        <w:rPr>
+          <w:rFonts w:eastAsia="Times New Roman" w:cs="Times New Roman"/>
+          <w:szCs w:val="24"/>
+          <w:lang w:val="en-CA" w:eastAsia="en-CA"/>
+        </w:rPr>
+        <w:t>: Simulated experience enables strong practical learning.</w:t>
+      </w:r>
+    </w:p>
+    <w:p>
+      <w:pPr>
+        <w:numPr>
+          <w:ilvl w:val="0"/>
+          <w:numId w:val="39"/>
+        </w:numPr>
+        <w:rPr>
+          <w:rFonts w:eastAsia="Times New Roman" w:cs="Times New Roman"/>
+          <w:szCs w:val="24"/>
+          <w:lang w:val="en-CA" w:eastAsia="en-CA"/>
+        </w:rPr>
+      </w:pPr>
+      <w:r>
+        <w:rPr>
+          <w:rFonts w:eastAsia="Times New Roman" w:cs="Times New Roman"/>
+          <w:b/>
+          <w:bCs/>
+          <w:szCs w:val="24"/>
+          <w:lang w:val="en-CA" w:eastAsia="en-CA"/>
+        </w:rPr>
+        <w:lastRenderedPageBreak/>
+        <w:t>Accuracy = 8</w:t>
+      </w:r>
+      <w:r>
+        <w:rPr>
+          <w:rFonts w:eastAsia="Times New Roman" w:cs="Times New Roman"/>
+          <w:szCs w:val="24"/>
+          <w:lang w:val="en-CA" w:eastAsia="en-CA"/>
+        </w:rPr>
+        <w:t>: Historical data–based forecasting is reasonably accurate.</w:t>
+      </w:r>
+    </w:p>
+    <w:p>
+      <w:pPr>
+        <w:numPr>
+          <w:ilvl w:val="0"/>
+          <w:numId w:val="39"/>
+        </w:numPr>
+        <w:rPr>
+          <w:rFonts w:eastAsia="Times New Roman" w:cs="Times New Roman"/>
+          <w:szCs w:val="24"/>
+          <w:lang w:val="en-CA" w:eastAsia="en-CA"/>
+        </w:rPr>
+      </w:pPr>
+      <w:r>
+        <w:rPr>
+          <w:rFonts w:eastAsia="Times New Roman" w:cs="Times New Roman"/>
+          <w:b/>
+          <w:bCs/>
+          <w:szCs w:val="24"/>
+          <w:lang w:val="en-CA" w:eastAsia="en-CA"/>
+        </w:rPr>
+        <w:t>Scalability = 9</w:t>
+      </w:r>
+      <w:r>
+        <w:rPr>
+          <w:rFonts w:eastAsia="Times New Roman" w:cs="Times New Roman"/>
+          <w:szCs w:val="24"/>
+          <w:lang w:val="en-CA" w:eastAsia="en-CA"/>
+        </w:rPr>
+        <w:t>: Lightweight and straightforward to deploy.</w:t>
+      </w:r>
+    </w:p>
+    <w:p>
+      <w:pPr>
+        <w:numPr>
+          <w:ilvl w:val="0"/>
+          <w:numId w:val="39"/>
+        </w:numPr>
+        <w:rPr>
+          <w:rFonts w:eastAsia="Times New Roman" w:cs="Times New Roman"/>
+          <w:szCs w:val="24"/>
+          <w:lang w:val="en-CA" w:eastAsia="en-CA"/>
+        </w:rPr>
+      </w:pPr>
+      <w:r>
+        <w:rPr>
+          <w:rFonts w:eastAsia="Times New Roman" w:cs="Times New Roman"/>
+          <w:b/>
+          <w:bCs/>
+          <w:szCs w:val="24"/>
+          <w:lang w:val="en-CA" w:eastAsia="en-CA"/>
+        </w:rPr>
+        <w:t>User Acceptance = 8</w:t>
+      </w:r>
+      <w:r>
+        <w:rPr>
+          <w:rFonts w:eastAsia="Times New Roman" w:cs="Times New Roman"/>
+          <w:szCs w:val="24"/>
+          <w:lang w:val="en-CA" w:eastAsia="en-CA"/>
+        </w:rPr>
+        <w:t xml:space="preserve">: Good adoption among users preferring practice before </w:t>
+      </w:r>
+      <w:proofErr w:type="gramStart"/>
+      <w:r>
+        <w:rPr>
+          <w:rFonts w:eastAsia="Times New Roman" w:cs="Times New Roman"/>
+          <w:szCs w:val="24"/>
+          <w:lang w:val="en-CA" w:eastAsia="en-CA"/>
+        </w:rPr>
+        <w:t>live</w:t>
+      </w:r>
+      <w:proofErr w:type="gramEnd"/>
+      <w:r>
+        <w:rPr>
+          <w:rFonts w:eastAsia="Times New Roman" w:cs="Times New Roman"/>
+          <w:szCs w:val="24"/>
+          <w:lang w:val="en-CA" w:eastAsia="en-CA"/>
+        </w:rPr>
+        <w:t xml:space="preserve"> trades.</w:t>
+      </w:r>
+    </w:p>
+    <w:p>
+      <w:pPr>
+        <w:numPr>
+          <w:ilvl w:val="0"/>
+          <w:numId w:val="39"/>
+        </w:numPr>
+        <w:rPr>
+          <w:rFonts w:eastAsia="Times New Roman" w:cs="Times New Roman"/>
+          <w:szCs w:val="24"/>
+          <w:lang w:val="en-CA" w:eastAsia="en-CA"/>
+        </w:rPr>
+      </w:pPr>
+      <w:r>
+        <w:rPr>
+          <w:rFonts w:eastAsia="Times New Roman" w:cs="Times New Roman"/>
+          <w:b/>
+          <w:bCs/>
+          <w:szCs w:val="24"/>
+          <w:lang w:val="en-CA" w:eastAsia="en-CA"/>
+        </w:rPr>
+        <w:t>Total = 79 (Rank 2)</w:t>
+      </w:r>
+    </w:p>
+    <w:p>
+      <w:pPr>
+        <w:rPr>
+          <w:rFonts w:eastAsia="Times New Roman" w:cs="Times New Roman"/>
+          <w:szCs w:val="24"/>
+          <w:lang w:val="en-CA" w:eastAsia="en-CA"/>
+        </w:rPr>
+      </w:pPr>
+      <w:r>
+        <w:rPr>
+          <w:rFonts w:eastAsia="Times New Roman" w:cs="Times New Roman"/>
+          <w:szCs w:val="24"/>
+          <w:lang w:val="en-CA" w:eastAsia="en-CA"/>
+        </w:rPr>
+        <w:pict w14:anchorId="29CD3815">
+          <v:rect id="_x0000_i1084" style="width:0;height:1.5pt" o:hralign="center" o:hrstd="t" o:hr="t" fillcolor="#a0a0a0" stroked="f"/>
+        </w:pict>
+      </w:r>
+    </w:p>
+    <w:p>
+      <w:pPr>
+        <w:rPr>
+          <w:rFonts w:eastAsia="Times New Roman" w:cs="Times New Roman"/>
+          <w:b/>
+          <w:bCs/>
+          <w:szCs w:val="24"/>
+          <w:lang w:val="en-CA" w:eastAsia="en-CA"/>
+        </w:rPr>
+      </w:pPr>
+      <w:r>
+        <w:rPr>
+          <w:rFonts w:eastAsia="Times New Roman" w:cs="Times New Roman"/>
+          <w:b/>
+          <w:bCs/>
+          <w:szCs w:val="24"/>
+          <w:lang w:val="en-CA" w:eastAsia="en-CA"/>
+        </w:rPr>
+        <w:t>4. Soft AI Nudges in UI</w:t>
+      </w:r>
+    </w:p>
+    <w:p>
+      <w:pPr>
+        <w:numPr>
+          <w:ilvl w:val="0"/>
+          <w:numId w:val="40"/>
+        </w:numPr>
+        <w:rPr>
+          <w:rFonts w:eastAsia="Times New Roman" w:cs="Times New Roman"/>
+          <w:szCs w:val="24"/>
+          <w:lang w:val="en-CA" w:eastAsia="en-CA"/>
+        </w:rPr>
+      </w:pPr>
+      <w:r>
+        <w:rPr>
+          <w:rFonts w:eastAsia="Times New Roman" w:cs="Times New Roman"/>
+          <w:b/>
+          <w:bCs/>
+          <w:szCs w:val="24"/>
+          <w:lang w:val="en-CA" w:eastAsia="en-CA"/>
+        </w:rPr>
+        <w:t>ROI = 7</w:t>
+      </w:r>
+      <w:r>
+        <w:rPr>
+          <w:rFonts w:eastAsia="Times New Roman" w:cs="Times New Roman"/>
+          <w:szCs w:val="24"/>
+          <w:lang w:val="en-CA" w:eastAsia="en-CA"/>
+        </w:rPr>
+        <w:t>: Subtle interventions yield moderate risk reduction.</w:t>
+      </w:r>
+    </w:p>
+    <w:p>
+      <w:pPr>
+        <w:numPr>
+          <w:ilvl w:val="0"/>
+          <w:numId w:val="40"/>
+        </w:numPr>
+        <w:rPr>
+          <w:rFonts w:eastAsia="Times New Roman" w:cs="Times New Roman"/>
+          <w:szCs w:val="24"/>
+          <w:lang w:val="en-CA" w:eastAsia="en-CA"/>
+        </w:rPr>
+      </w:pPr>
+      <w:r>
+        <w:rPr>
+          <w:rFonts w:eastAsia="Times New Roman" w:cs="Times New Roman"/>
+          <w:b/>
+          <w:bCs/>
+          <w:szCs w:val="24"/>
+          <w:lang w:val="en-CA" w:eastAsia="en-CA"/>
+        </w:rPr>
+        <w:t>Ease of Use = 9</w:t>
+      </w:r>
+      <w:r>
+        <w:rPr>
+          <w:rFonts w:eastAsia="Times New Roman" w:cs="Times New Roman"/>
+          <w:szCs w:val="24"/>
+          <w:lang w:val="en-CA" w:eastAsia="en-CA"/>
+        </w:rPr>
+        <w:t>: Exceptionally user-friendly—non-intrusive nudges.</w:t>
+      </w:r>
+    </w:p>
+    <w:p>
+      <w:pPr>
+        <w:numPr>
+          <w:ilvl w:val="0"/>
+          <w:numId w:val="40"/>
+        </w:numPr>
+        <w:rPr>
+          <w:rFonts w:eastAsia="Times New Roman" w:cs="Times New Roman"/>
+          <w:szCs w:val="24"/>
+          <w:lang w:val="en-CA" w:eastAsia="en-CA"/>
+        </w:rPr>
+      </w:pPr>
+      <w:r>
+        <w:rPr>
+          <w:rFonts w:eastAsia="Times New Roman" w:cs="Times New Roman"/>
+          <w:b/>
+          <w:bCs/>
+          <w:szCs w:val="24"/>
+          <w:lang w:val="en-CA" w:eastAsia="en-CA"/>
+        </w:rPr>
+        <w:t>Learning Impact = 7</w:t>
+      </w:r>
+      <w:r>
+        <w:rPr>
+          <w:rFonts w:eastAsia="Times New Roman" w:cs="Times New Roman"/>
+          <w:szCs w:val="24"/>
+          <w:lang w:val="en-CA" w:eastAsia="en-CA"/>
+        </w:rPr>
+        <w:t>: Useful hints but not thorough education.</w:t>
+      </w:r>
+    </w:p>
+    <w:p>
+      <w:pPr>
+        <w:numPr>
+          <w:ilvl w:val="0"/>
+          <w:numId w:val="40"/>
+        </w:numPr>
+        <w:rPr>
+          <w:rFonts w:eastAsia="Times New Roman" w:cs="Times New Roman"/>
+          <w:szCs w:val="24"/>
+          <w:lang w:val="en-CA" w:eastAsia="en-CA"/>
+        </w:rPr>
+      </w:pPr>
+      <w:r>
+        <w:rPr>
+          <w:rFonts w:eastAsia="Times New Roman" w:cs="Times New Roman"/>
+          <w:b/>
+          <w:bCs/>
+          <w:szCs w:val="24"/>
+          <w:lang w:val="en-CA" w:eastAsia="en-CA"/>
+        </w:rPr>
+        <w:t>Accuracy = 7</w:t>
+      </w:r>
+      <w:r>
+        <w:rPr>
+          <w:rFonts w:eastAsia="Times New Roman" w:cs="Times New Roman"/>
+          <w:szCs w:val="24"/>
+          <w:lang w:val="en-CA" w:eastAsia="en-CA"/>
+        </w:rPr>
+        <w:t>: Based on rule-based triggers—less precise than predictive tools.</w:t>
+      </w:r>
+    </w:p>
+    <w:p>
+      <w:pPr>
+        <w:numPr>
+          <w:ilvl w:val="0"/>
+          <w:numId w:val="40"/>
+        </w:numPr>
+        <w:rPr>
+          <w:rFonts w:eastAsia="Times New Roman" w:cs="Times New Roman"/>
+          <w:szCs w:val="24"/>
+          <w:lang w:val="en-CA" w:eastAsia="en-CA"/>
+        </w:rPr>
+      </w:pPr>
+      <w:r>
+        <w:rPr>
+          <w:rFonts w:eastAsia="Times New Roman" w:cs="Times New Roman"/>
+          <w:b/>
+          <w:bCs/>
+          <w:szCs w:val="24"/>
+          <w:lang w:val="en-CA" w:eastAsia="en-CA"/>
+        </w:rPr>
+        <w:t>Scalability = 9</w:t>
+      </w:r>
+      <w:r>
+        <w:rPr>
+          <w:rFonts w:eastAsia="Times New Roman" w:cs="Times New Roman"/>
+          <w:szCs w:val="24"/>
+          <w:lang w:val="en-CA" w:eastAsia="en-CA"/>
+        </w:rPr>
+        <w:t>: Integrates easily across all users with minimal infrastructure.</w:t>
+      </w:r>
+    </w:p>
+    <w:p>
+      <w:pPr>
+        <w:numPr>
+          <w:ilvl w:val="0"/>
+          <w:numId w:val="40"/>
+        </w:numPr>
+        <w:rPr>
+          <w:rFonts w:eastAsia="Times New Roman" w:cs="Times New Roman"/>
+          <w:szCs w:val="24"/>
+          <w:lang w:val="en-CA" w:eastAsia="en-CA"/>
+        </w:rPr>
+      </w:pPr>
+      <w:r>
+        <w:rPr>
+          <w:rFonts w:eastAsia="Times New Roman" w:cs="Times New Roman"/>
+          <w:b/>
+          <w:bCs/>
+          <w:szCs w:val="24"/>
+          <w:lang w:val="en-CA" w:eastAsia="en-CA"/>
+        </w:rPr>
+        <w:t>User Acceptance = 6</w:t>
+      </w:r>
+      <w:r>
+        <w:rPr>
+          <w:rFonts w:eastAsia="Times New Roman" w:cs="Times New Roman"/>
+          <w:szCs w:val="24"/>
+          <w:lang w:val="en-CA" w:eastAsia="en-CA"/>
+        </w:rPr>
+        <w:t>: Acceptable to most, but moderate for some users.</w:t>
+      </w:r>
+    </w:p>
+    <w:p>
+      <w:pPr>
+        <w:numPr>
+          <w:ilvl w:val="0"/>
+          <w:numId w:val="40"/>
+        </w:numPr>
+        <w:rPr>
+          <w:rFonts w:eastAsia="Times New Roman" w:cs="Times New Roman"/>
+          <w:szCs w:val="24"/>
+          <w:lang w:val="en-CA" w:eastAsia="en-CA"/>
+        </w:rPr>
+      </w:pPr>
+      <w:r>
+        <w:rPr>
+          <w:rFonts w:eastAsia="Times New Roman" w:cs="Times New Roman"/>
+          <w:b/>
+          <w:bCs/>
+          <w:szCs w:val="24"/>
+          <w:lang w:val="en-CA" w:eastAsia="en-CA"/>
+        </w:rPr>
+        <w:t>Total = 73 (Rank 4)</w:t>
+      </w:r>
+    </w:p>
+    <w:p>
+      <w:pPr>
+        <w:rPr>
+          <w:rFonts w:eastAsia="Times New Roman" w:cs="Times New Roman"/>
+          <w:szCs w:val="24"/>
+          <w:lang w:val="en-CA" w:eastAsia="en-CA"/>
+        </w:rPr>
+      </w:pPr>
+      <w:r>
+        <w:rPr>
+          <w:rFonts w:eastAsia="Times New Roman" w:cs="Times New Roman"/>
+          <w:szCs w:val="24"/>
+          <w:lang w:val="en-CA" w:eastAsia="en-CA"/>
+        </w:rPr>
+        <w:pict w14:anchorId="40ED3E98">
+          <v:rect id="_x0000_i1085" style="width:0;height:1.5pt" o:hralign="center" o:hrstd="t" o:hr="t" fillcolor="#a0a0a0" stroked="f"/>
+        </w:pict>
+      </w:r>
+    </w:p>
+    <w:p>
+      <w:pPr>
+        <w:rPr>
+          <w:rFonts w:eastAsia="Times New Roman" w:cs="Times New Roman"/>
+          <w:b/>
+          <w:bCs/>
+          <w:szCs w:val="24"/>
+          <w:lang w:val="en-CA" w:eastAsia="en-CA"/>
+        </w:rPr>
+      </w:pPr>
+      <w:r>
+        <w:rPr>
+          <w:rFonts w:eastAsia="Times New Roman" w:cs="Times New Roman"/>
+          <w:b/>
+          <w:bCs/>
+          <w:szCs w:val="24"/>
+          <w:lang w:val="en-CA" w:eastAsia="en-CA"/>
+        </w:rPr>
+        <w:t>5. Mandatory Literacy Module</w:t>
+      </w:r>
+    </w:p>
+    <w:p>
+      <w:pPr>
+        <w:numPr>
+          <w:ilvl w:val="0"/>
+          <w:numId w:val="41"/>
+        </w:numPr>
+        <w:rPr>
+          <w:rFonts w:eastAsia="Times New Roman" w:cs="Times New Roman"/>
+          <w:szCs w:val="24"/>
+          <w:lang w:val="en-CA" w:eastAsia="en-CA"/>
+        </w:rPr>
+      </w:pPr>
+      <w:r>
+        <w:rPr>
+          <w:rFonts w:eastAsia="Times New Roman" w:cs="Times New Roman"/>
+          <w:b/>
+          <w:bCs/>
+          <w:szCs w:val="24"/>
+          <w:lang w:val="en-CA" w:eastAsia="en-CA"/>
+        </w:rPr>
+        <w:t>ROI = 6</w:t>
+      </w:r>
+      <w:r>
+        <w:rPr>
+          <w:rFonts w:eastAsia="Times New Roman" w:cs="Times New Roman"/>
+          <w:szCs w:val="24"/>
+          <w:lang w:val="en-CA" w:eastAsia="en-CA"/>
+        </w:rPr>
+        <w:t>: Foundational but limited effect at the decision point.</w:t>
+      </w:r>
+    </w:p>
+    <w:p>
+      <w:pPr>
+        <w:numPr>
+          <w:ilvl w:val="0"/>
+          <w:numId w:val="41"/>
+        </w:numPr>
+        <w:rPr>
+          <w:rFonts w:eastAsia="Times New Roman" w:cs="Times New Roman"/>
+          <w:szCs w:val="24"/>
+          <w:lang w:val="en-CA" w:eastAsia="en-CA"/>
+        </w:rPr>
+      </w:pPr>
+      <w:r>
+        <w:rPr>
+          <w:rFonts w:eastAsia="Times New Roman" w:cs="Times New Roman"/>
+          <w:b/>
+          <w:bCs/>
+          <w:szCs w:val="24"/>
+          <w:lang w:val="en-CA" w:eastAsia="en-CA"/>
+        </w:rPr>
+        <w:t>Ease of Use = 4</w:t>
+      </w:r>
+      <w:r>
+        <w:rPr>
+          <w:rFonts w:eastAsia="Times New Roman" w:cs="Times New Roman"/>
+          <w:szCs w:val="24"/>
+          <w:lang w:val="en-CA" w:eastAsia="en-CA"/>
+        </w:rPr>
+        <w:t>: Perceived as mandatory and time-consuming.</w:t>
+      </w:r>
+    </w:p>
+    <w:p>
+      <w:pPr>
+        <w:numPr>
+          <w:ilvl w:val="0"/>
+          <w:numId w:val="41"/>
+        </w:numPr>
+        <w:rPr>
+          <w:rFonts w:eastAsia="Times New Roman" w:cs="Times New Roman"/>
+          <w:szCs w:val="24"/>
+          <w:lang w:val="en-CA" w:eastAsia="en-CA"/>
+        </w:rPr>
+      </w:pPr>
+      <w:r>
+        <w:rPr>
+          <w:rFonts w:eastAsia="Times New Roman" w:cs="Times New Roman"/>
+          <w:b/>
+          <w:bCs/>
+          <w:szCs w:val="24"/>
+          <w:lang w:val="en-CA" w:eastAsia="en-CA"/>
+        </w:rPr>
+        <w:t>Learning Impact = 8</w:t>
+      </w:r>
+      <w:r>
+        <w:rPr>
+          <w:rFonts w:eastAsia="Times New Roman" w:cs="Times New Roman"/>
+          <w:szCs w:val="24"/>
+          <w:lang w:val="en-CA" w:eastAsia="en-CA"/>
+        </w:rPr>
+        <w:t>: Solid baseline knowledge delivered.</w:t>
+      </w:r>
+    </w:p>
+    <w:p>
+      <w:pPr>
+        <w:numPr>
+          <w:ilvl w:val="0"/>
+          <w:numId w:val="41"/>
+        </w:numPr>
+        <w:rPr>
+          <w:rFonts w:eastAsia="Times New Roman" w:cs="Times New Roman"/>
+          <w:szCs w:val="24"/>
+          <w:lang w:val="en-CA" w:eastAsia="en-CA"/>
+        </w:rPr>
+      </w:pPr>
+      <w:r>
+        <w:rPr>
+          <w:rFonts w:eastAsia="Times New Roman" w:cs="Times New Roman"/>
+          <w:b/>
+          <w:bCs/>
+          <w:szCs w:val="24"/>
+          <w:lang w:val="en-CA" w:eastAsia="en-CA"/>
+        </w:rPr>
+        <w:t>Accuracy = 9</w:t>
+      </w:r>
+      <w:r>
+        <w:rPr>
+          <w:rFonts w:eastAsia="Times New Roman" w:cs="Times New Roman"/>
+          <w:szCs w:val="24"/>
+          <w:lang w:val="en-CA" w:eastAsia="en-CA"/>
+        </w:rPr>
+        <w:t>: High, in theoretical content—but no live-context reinforcement.</w:t>
+      </w:r>
+    </w:p>
+    <w:p>
+      <w:pPr>
+        <w:numPr>
+          <w:ilvl w:val="0"/>
+          <w:numId w:val="41"/>
+        </w:numPr>
+        <w:rPr>
+          <w:rFonts w:eastAsia="Times New Roman" w:cs="Times New Roman"/>
+          <w:szCs w:val="24"/>
+          <w:lang w:val="en-CA" w:eastAsia="en-CA"/>
+        </w:rPr>
+      </w:pPr>
+      <w:r>
+        <w:rPr>
+          <w:rFonts w:eastAsia="Times New Roman" w:cs="Times New Roman"/>
+          <w:b/>
+          <w:bCs/>
+          <w:szCs w:val="24"/>
+          <w:lang w:val="en-CA" w:eastAsia="en-CA"/>
+        </w:rPr>
+        <w:t>Scalability = 9</w:t>
+      </w:r>
+      <w:r>
+        <w:rPr>
+          <w:rFonts w:eastAsia="Times New Roman" w:cs="Times New Roman"/>
+          <w:szCs w:val="24"/>
+          <w:lang w:val="en-CA" w:eastAsia="en-CA"/>
+        </w:rPr>
+        <w:t>: Scalable to all users once developed.</w:t>
+      </w:r>
+    </w:p>
+    <w:p>
+      <w:pPr>
+        <w:numPr>
+          <w:ilvl w:val="0"/>
+          <w:numId w:val="41"/>
+        </w:numPr>
+        <w:rPr>
+          <w:rFonts w:eastAsia="Times New Roman" w:cs="Times New Roman"/>
+          <w:szCs w:val="24"/>
+          <w:lang w:val="en-CA" w:eastAsia="en-CA"/>
+        </w:rPr>
+      </w:pPr>
+      <w:r>
+        <w:rPr>
+          <w:rFonts w:eastAsia="Times New Roman" w:cs="Times New Roman"/>
+          <w:b/>
+          <w:bCs/>
+          <w:szCs w:val="24"/>
+          <w:lang w:val="en-CA" w:eastAsia="en-CA"/>
+        </w:rPr>
+        <w:t>User Acceptance = 3</w:t>
+      </w:r>
+      <w:r>
+        <w:rPr>
+          <w:rFonts w:eastAsia="Times New Roman" w:cs="Times New Roman"/>
+          <w:szCs w:val="24"/>
+          <w:lang w:val="en-CA" w:eastAsia="en-CA"/>
+        </w:rPr>
+        <w:t>: Low, as many users often avoid mandatory content.</w:t>
+      </w:r>
+    </w:p>
+    <w:p>
+      <w:pPr>
+        <w:numPr>
+          <w:ilvl w:val="0"/>
+          <w:numId w:val="41"/>
+        </w:numPr>
+        <w:rPr>
+          <w:rFonts w:eastAsia="Times New Roman" w:cs="Times New Roman"/>
+          <w:szCs w:val="24"/>
+          <w:lang w:val="en-CA" w:eastAsia="en-CA"/>
+        </w:rPr>
+      </w:pPr>
+      <w:r>
+        <w:rPr>
+          <w:rFonts w:eastAsia="Times New Roman" w:cs="Times New Roman"/>
+          <w:b/>
+          <w:bCs/>
+          <w:szCs w:val="24"/>
+          <w:lang w:val="en-CA" w:eastAsia="en-CA"/>
+        </w:rPr>
+        <w:t>Total = 69 (Rank 5)</w:t>
+      </w:r>
+    </w:p>
+    <w:p>
+      <w:pPr>
+        <w:rPr>
+          <w:rFonts w:eastAsia="Times New Roman" w:cs="Times New Roman"/>
+          <w:szCs w:val="24"/>
+          <w:lang w:val="en-CA" w:eastAsia="en-CA"/>
+        </w:rPr>
+      </w:pPr>
+      <w:r>
+        <w:rPr>
+          <w:rFonts w:eastAsia="Times New Roman" w:cs="Times New Roman"/>
+          <w:szCs w:val="24"/>
+          <w:lang w:val="en-CA" w:eastAsia="en-CA"/>
+        </w:rPr>
+        <w:pict w14:anchorId="68871333">
+          <v:rect id="_x0000_i1086" style="width:0;height:1.5pt" o:hralign="center" o:hrstd="t" o:hr="t" fillcolor="#a0a0a0" stroked="f"/>
+        </w:pict>
+      </w:r>
+    </w:p>
+    <w:p>
+      <w:pPr>
+        <w:rPr>
+          <w:rFonts w:eastAsia="Times New Roman" w:cs="Times New Roman"/>
+          <w:b/>
+          <w:bCs/>
+          <w:szCs w:val="24"/>
+          <w:lang w:val="en-CA" w:eastAsia="en-CA"/>
+        </w:rPr>
+      </w:pPr>
+      <w:r>
+        <w:rPr>
+          <w:rFonts w:ascii="Segoe UI Emoji" w:eastAsia="Times New Roman" w:hAnsi="Segoe UI Emoji" w:cs="Segoe UI Emoji"/>
+          <w:b/>
+          <w:bCs/>
+          <w:szCs w:val="24"/>
+          <w:lang w:val="en-CA" w:eastAsia="en-CA"/>
+        </w:rPr>
+        <w:t>📊</w:t>
+      </w:r>
+      <w:r>
+        <w:rPr>
+          <w:rFonts w:eastAsia="Times New Roman" w:cs="Times New Roman"/>
+          <w:b/>
+          <w:bCs/>
+          <w:szCs w:val="24"/>
+          <w:lang w:val="en-CA" w:eastAsia="en-CA"/>
+        </w:rPr>
+        <w:t xml:space="preserve"> Summary &amp; Rankings</w:t>
+      </w:r>
+    </w:p>
+    <w:p>
+      <w:pPr>
+        <w:numPr>
+          <w:ilvl w:val="0"/>
+          <w:numId w:val="42"/>
+        </w:numPr>
+        <w:rPr>
+          <w:rFonts w:eastAsia="Times New Roman" w:cs="Times New Roman"/>
+          <w:szCs w:val="24"/>
+          <w:lang w:val="en-CA" w:eastAsia="en-CA"/>
+        </w:rPr>
+      </w:pPr>
+      <w:r>
+        <w:rPr>
+          <w:rFonts w:eastAsia="Times New Roman" w:cs="Times New Roman"/>
+          <w:b/>
+          <w:bCs/>
+          <w:szCs w:val="24"/>
+          <w:lang w:val="en-CA" w:eastAsia="en-CA"/>
+        </w:rPr>
+        <w:lastRenderedPageBreak/>
+        <w:t>First Place: AI-Powered Onboarding Simulation (Score 80)</w:t>
+      </w:r>
+      <w:r>
+        <w:rPr>
+          <w:rFonts w:eastAsia="Times New Roman" w:cs="Times New Roman"/>
+          <w:szCs w:val="24"/>
+          <w:lang w:val="en-CA" w:eastAsia="en-CA"/>
+        </w:rPr>
+        <w:br/>
+        <w:t>Superb ease of use and learning impact, making it the top contender for shaping trader behavior right from the start.</w:t>
+      </w:r>
+    </w:p>
+    <w:p>
+      <w:pPr>
+        <w:numPr>
+          <w:ilvl w:val="0"/>
+          <w:numId w:val="42"/>
+        </w:numPr>
+        <w:rPr>
+          <w:rFonts w:eastAsia="Times New Roman" w:cs="Times New Roman"/>
+          <w:szCs w:val="24"/>
+          <w:lang w:val="en-CA" w:eastAsia="en-CA"/>
+        </w:rPr>
+      </w:pPr>
+      <w:r>
+        <w:rPr>
+          <w:rFonts w:eastAsia="Times New Roman" w:cs="Times New Roman"/>
+          <w:b/>
+          <w:bCs/>
+          <w:szCs w:val="24"/>
+          <w:lang w:val="en-CA" w:eastAsia="en-CA"/>
+        </w:rPr>
+        <w:t>Second Place: AI Paper Trading Sandbox (Score 79)</w:t>
+      </w:r>
+      <w:r>
+        <w:rPr>
+          <w:rFonts w:eastAsia="Times New Roman" w:cs="Times New Roman"/>
+          <w:szCs w:val="24"/>
+          <w:lang w:val="en-CA" w:eastAsia="en-CA"/>
+        </w:rPr>
+        <w:br/>
+        <w:t>Strong practical training and consistency in user acceptance.</w:t>
+      </w:r>
+    </w:p>
+    <w:p>
+      <w:pPr>
+        <w:numPr>
+          <w:ilvl w:val="0"/>
+          <w:numId w:val="42"/>
+        </w:numPr>
+        <w:rPr>
+          <w:rFonts w:eastAsia="Times New Roman" w:cs="Times New Roman"/>
+          <w:szCs w:val="24"/>
+          <w:lang w:val="en-CA" w:eastAsia="en-CA"/>
+        </w:rPr>
+      </w:pPr>
+      <w:r>
+        <w:rPr>
+          <w:rFonts w:eastAsia="Times New Roman" w:cs="Times New Roman"/>
+          <w:b/>
+          <w:bCs/>
+          <w:szCs w:val="24"/>
+          <w:lang w:val="en-CA" w:eastAsia="en-CA"/>
+        </w:rPr>
+        <w:t>Third Place: AI Trade Assistant (Score 76)</w:t>
+      </w:r>
+      <w:r>
+        <w:rPr>
+          <w:rFonts w:eastAsia="Times New Roman" w:cs="Times New Roman"/>
+          <w:szCs w:val="24"/>
+          <w:lang w:val="en-CA" w:eastAsia="en-CA"/>
+        </w:rPr>
+        <w:br/>
+        <w:t>High precision and scalability but slightly weaker in user friendliness and acceptance.</w:t>
+      </w:r>
+    </w:p>
+    <w:p>
+      <w:pPr>
+        <w:numPr>
+          <w:ilvl w:val="0"/>
+          <w:numId w:val="42"/>
+        </w:numPr>
+        <w:rPr>
+          <w:rFonts w:eastAsia="Times New Roman" w:cs="Times New Roman"/>
+          <w:szCs w:val="24"/>
+          <w:lang w:val="en-CA" w:eastAsia="en-CA"/>
+        </w:rPr>
+      </w:pPr>
+      <w:r>
+        <w:rPr>
+          <w:rFonts w:eastAsia="Times New Roman" w:cs="Times New Roman"/>
+          <w:b/>
+          <w:bCs/>
+          <w:szCs w:val="24"/>
+          <w:lang w:val="en-CA" w:eastAsia="en-CA"/>
+        </w:rPr>
+        <w:t>Fourth Place: Soft AI Nudges (Score 73)</w:t>
+      </w:r>
+      <w:r>
+        <w:rPr>
+          <w:rFonts w:eastAsia="Times New Roman" w:cs="Times New Roman"/>
+          <w:szCs w:val="24"/>
+          <w:lang w:val="en-CA" w:eastAsia="en-CA"/>
+        </w:rPr>
+        <w:br/>
+        <w:t>Low-effort, broadly acceptable interventions with moderate impact.</w:t>
+      </w:r>
+    </w:p>
+    <w:p>
+      <w:pPr>
+        <w:numPr>
+          <w:ilvl w:val="0"/>
+          <w:numId w:val="42"/>
+        </w:numPr>
+        <w:rPr>
+          <w:rFonts w:eastAsia="Times New Roman" w:cs="Times New Roman"/>
+          <w:szCs w:val="24"/>
+          <w:lang w:val="en-CA" w:eastAsia="en-CA"/>
+        </w:rPr>
+      </w:pPr>
+      <w:r>
+        <w:rPr>
+          <w:rFonts w:eastAsia="Times New Roman" w:cs="Times New Roman"/>
+          <w:b/>
+          <w:bCs/>
+          <w:szCs w:val="24"/>
+          <w:lang w:val="en-CA" w:eastAsia="en-CA"/>
+        </w:rPr>
+        <w:t>Fifth Place: Mandatory Literacy Module (Score 69)</w:t>
+      </w:r>
+      <w:r>
+        <w:rPr>
+          <w:rFonts w:eastAsia="Times New Roman" w:cs="Times New Roman"/>
+          <w:szCs w:val="24"/>
+          <w:lang w:val="en-CA" w:eastAsia="en-CA"/>
+        </w:rPr>
+        <w:br/>
+        <w:t>Good foundational knowledge but lowest in user acceptance and immediate ROI.</w:t>
+      </w:r>
+    </w:p>
+    <w:p>
+      <w:pPr>
+        <w:rPr>
+          <w:lang w:val="en-CA"/>
+        </w:rPr>
+      </w:pPr>
     </w:p>
     <w:p>
       <w:pPr>
@@ -2188,7 +4221,6 @@
     </w:p>
     <w:p>
       <w:pPr>
-        <w:ind w:left="720"/>
         <w:rPr>
           <w:b/>
           <w:bCs/>
@@ -2249,7 +4281,7 @@
         </w:rPr>
         <w:t xml:space="preserve">: </w:t>
       </w:r>
-      <w:hyperlink r:id="rId7" w:history="1">
+      <w:hyperlink r:id="rId12" w:history="1">
         <w:r>
           <w:rPr>
             <w:rStyle w:val="Hyperlink"/>
@@ -2370,7 +4402,7 @@
           <w:lang w:val="en-CA"/>
         </w:rPr>
         <w:pict w14:anchorId="110348CF">
-          <v:rect id="_x0000_i1710" style="width:0;height:1.5pt" o:hralign="center" o:hrstd="t" o:hr="t" fillcolor="#a0a0a0" stroked="f"/>
+          <v:rect id="_x0000_i1034" style="width:0;height:1.5pt" o:hralign="center" o:hrstd="t" o:hr="t" fillcolor="#a0a0a0" stroked="f"/>
         </w:pict>
       </w:r>
     </w:p>
@@ -2515,7 +4547,7 @@
           <w:lang w:val="en-CA"/>
         </w:rPr>
         <w:pict w14:anchorId="460CE34C">
-          <v:rect id="_x0000_i1711" style="width:0;height:1.5pt" o:hralign="center" o:hrstd="t" o:hr="t" fillcolor="#a0a0a0" stroked="f"/>
+          <v:rect id="_x0000_i1035" style="width:0;height:1.5pt" o:hralign="center" o:hrstd="t" o:hr="t" fillcolor="#a0a0a0" stroked="f"/>
         </w:pict>
       </w:r>
     </w:p>
@@ -3104,7 +5136,7 @@
           <w:lang w:val="en-CA"/>
         </w:rPr>
         <w:pict w14:anchorId="7778B9FD">
-          <v:rect id="_x0000_i1712" style="width:0;height:1.5pt" o:hralign="center" o:hrstd="t" o:hr="t" fillcolor="#a0a0a0" stroked="f"/>
+          <v:rect id="_x0000_i1036" style="width:0;height:1.5pt" o:hralign="center" o:hrstd="t" o:hr="t" fillcolor="#a0a0a0" stroked="f"/>
         </w:pict>
       </w:r>
     </w:p>
@@ -3359,7 +5391,7 @@
           <w:lang w:val="en-CA"/>
         </w:rPr>
         <w:pict w14:anchorId="63952572">
-          <v:rect id="_x0000_i1713" style="width:0;height:1.5pt" o:hralign="center" o:hrstd="t" o:hr="t" fillcolor="#a0a0a0" stroked="f"/>
+          <v:rect id="_x0000_i1037" style="width:0;height:1.5pt" o:hralign="center" o:hrstd="t" o:hr="t" fillcolor="#a0a0a0" stroked="f"/>
         </w:pict>
       </w:r>
     </w:p>
@@ -3503,7 +5535,7 @@
           <w:lang w:val="en-CA"/>
         </w:rPr>
         <w:pict w14:anchorId="6BCA7C93">
-          <v:rect id="_x0000_i1714" style="width:0;height:1.5pt" o:hralign="center" o:hrstd="t" o:hr="t" fillcolor="#a0a0a0" stroked="f"/>
+          <v:rect id="_x0000_i1038" style="width:0;height:1.5pt" o:hralign="center" o:hrstd="t" o:hr="t" fillcolor="#a0a0a0" stroked="f"/>
         </w:pict>
       </w:r>
     </w:p>
@@ -3740,7 +5772,7 @@
           <w:lang w:val="en-CA"/>
         </w:rPr>
         <w:pict w14:anchorId="5219FE66">
-          <v:rect id="_x0000_i1715" style="width:0;height:1.5pt" o:hralign="center" o:hrstd="t" o:hr="t" fillcolor="#a0a0a0" stroked="f"/>
+          <v:rect id="_x0000_i1039" style="width:0;height:1.5pt" o:hralign="center" o:hrstd="t" o:hr="t" fillcolor="#a0a0a0" stroked="f"/>
         </w:pict>
       </w:r>
     </w:p>
@@ -3871,7 +5903,7 @@
           <w:lang w:val="en-CA"/>
         </w:rPr>
         <w:pict w14:anchorId="4A417794">
-          <v:rect id="_x0000_i1716" style="width:0;height:1.5pt" o:hralign="center" o:hrstd="t" o:hr="t" fillcolor="#a0a0a0" stroked="f"/>
+          <v:rect id="_x0000_i1040" style="width:0;height:1.5pt" o:hralign="center" o:hrstd="t" o:hr="t" fillcolor="#a0a0a0" stroked="f"/>
         </w:pict>
       </w:r>
     </w:p>
@@ -4005,7 +6037,7 @@
           <w:lang w:val="en-CA"/>
         </w:rPr>
         <w:pict w14:anchorId="4C955184">
-          <v:rect id="_x0000_i1717" style="width:0;height:1.5pt" o:hralign="center" o:hrstd="t" o:hr="t" fillcolor="#a0a0a0" stroked="f"/>
+          <v:rect id="_x0000_i1041" style="width:0;height:1.5pt" o:hralign="center" o:hrstd="t" o:hr="t" fillcolor="#a0a0a0" stroked="f"/>
         </w:pict>
       </w:r>
     </w:p>
@@ -4872,7 +6904,7 @@
           <w:lang w:val="en-CA"/>
         </w:rPr>
         <w:pict w14:anchorId="75FF77EF">
-          <v:rect id="_x0000_i1718" style="width:0;height:1.5pt" o:hralign="center" o:hrstd="t" o:hr="t" fillcolor="#a0a0a0" stroked="f"/>
+          <v:rect id="_x0000_i1042" style="width:0;height:1.5pt" o:hralign="center" o:hrstd="t" o:hr="t" fillcolor="#a0a0a0" stroked="f"/>
         </w:pict>
       </w:r>
     </w:p>
@@ -4934,7 +6966,7 @@
           <w:lang w:val="en-CA"/>
         </w:rPr>
         <w:pict w14:anchorId="64A8FA31">
-          <v:rect id="_x0000_i1719" style="width:0;height:1.5pt" o:hralign="center" o:hrstd="t" o:hr="t" fillcolor="#a0a0a0" stroked="f"/>
+          <v:rect id="_x0000_i1043" style="width:0;height:1.5pt" o:hralign="center" o:hrstd="t" o:hr="t" fillcolor="#a0a0a0" stroked="f"/>
         </w:pict>
       </w:r>
     </w:p>
@@ -5090,6 +7122,121 @@
         </w:rPr>
         <w:t>By guiding users with consistent "NO ACTION" signals when the market shows low directional strength, the system effectively reduces the probability of poorly timed or emotion-led trades — directly addressing the root problem identified in the project.</w:t>
       </w:r>
+    </w:p>
+    <w:p>
+      <w:pPr>
+        <w:pStyle w:val="Heading2"/>
+      </w:pPr>
+    </w:p>
+    <w:p>
+      <w:pPr>
+        <w:pStyle w:val="Heading2"/>
+      </w:pPr>
+    </w:p>
+    <w:p>
+      <w:pPr>
+        <w:pStyle w:val="Heading2"/>
+      </w:pPr>
+    </w:p>
+    <w:p>
+      <w:pPr>
+        <w:pStyle w:val="Heading2"/>
+      </w:pPr>
+    </w:p>
+    <w:p>
+      <w:pPr>
+        <w:pStyle w:val="Heading2"/>
+      </w:pPr>
+    </w:p>
+    <w:p>
+      <w:pPr>
+        <w:pStyle w:val="Heading2"/>
+      </w:pPr>
+    </w:p>
+    <w:p>
+      <w:pPr>
+        <w:pStyle w:val="Heading2"/>
+      </w:pPr>
+    </w:p>
+    <w:p>
+      <w:pPr>
+        <w:pStyle w:val="Heading2"/>
+      </w:pPr>
+    </w:p>
+    <w:p>
+      <w:pPr>
+        <w:pStyle w:val="Heading2"/>
+      </w:pPr>
+    </w:p>
+    <w:p>
+      <w:pPr>
+        <w:pStyle w:val="Heading2"/>
+      </w:pPr>
+    </w:p>
+    <w:p>
+      <w:pPr>
+        <w:pStyle w:val="Heading2"/>
+      </w:pPr>
+    </w:p>
+    <w:p>
+      <w:pPr>
+        <w:pStyle w:val="Heading2"/>
+      </w:pPr>
+    </w:p>
+    <w:p>
+      <w:pPr>
+        <w:pStyle w:val="Heading2"/>
+      </w:pPr>
+    </w:p>
+    <w:p>
+      <w:pPr>
+        <w:pStyle w:val="Heading2"/>
+      </w:pPr>
+    </w:p>
+    <w:p>
+      <w:pPr>
+        <w:pStyle w:val="Heading2"/>
+      </w:pPr>
+    </w:p>
+    <w:p>
+      <w:pPr>
+        <w:pStyle w:val="Heading2"/>
+      </w:pPr>
+    </w:p>
+    <w:p>
+      <w:pPr>
+        <w:pStyle w:val="Heading2"/>
+      </w:pPr>
+    </w:p>
+    <w:p>
+      <w:pPr>
+        <w:pStyle w:val="Heading2"/>
+      </w:pPr>
+    </w:p>
+    <w:p>
+      <w:pPr>
+        <w:pStyle w:val="Heading2"/>
+      </w:pPr>
+    </w:p>
+    <w:p>
+      <w:pPr>
+        <w:pStyle w:val="Heading2"/>
+      </w:pPr>
+    </w:p>
+    <w:p>
+      <w:pPr>
+        <w:pStyle w:val="Heading2"/>
+      </w:pPr>
+    </w:p>
+    <w:p>
+      <w:pPr>
+        <w:pStyle w:val="Heading2"/>
+      </w:pPr>
+    </w:p>
+    <w:p>
+      <w:pPr>
+        <w:pStyle w:val="Heading2"/>
+      </w:pPr>
     </w:p>
     <w:p>
       <w:pPr>
@@ -5512,7 +7659,7 @@
         </w:numPr>
         <w:ind w:left="360"/>
       </w:pPr>
-      <w:hyperlink r:id="rId8" w:history="1">
+      <w:hyperlink r:id="rId13" w:history="1">
         <w:r>
           <w:rPr>
             <w:rStyle w:val="Hyperlink"/>
@@ -5555,7 +7702,7 @@
         </w:numPr>
         <w:ind w:left="360"/>
       </w:pPr>
-      <w:hyperlink r:id="rId9" w:history="1">
+      <w:hyperlink r:id="rId14" w:history="1">
         <w:r>
           <w:rPr>
             <w:rStyle w:val="Hyperlink"/>
@@ -5635,7 +7782,7 @@
         </w:numPr>
         <w:ind w:firstLine="360"/>
       </w:pPr>
-      <w:hyperlink r:id="rId10" w:history="1">
+      <w:hyperlink r:id="rId15" w:history="1">
         <w:r>
           <w:rPr>
             <w:rStyle w:val="Hyperlink"/>
@@ -5661,7 +7808,7 @@
         </w:numPr>
         <w:ind w:left="360"/>
       </w:pPr>
-      <w:hyperlink r:id="rId11" w:history="1">
+      <w:hyperlink r:id="rId16" w:history="1">
         <w:r>
           <w:rPr>
             <w:rStyle w:val="Hyperlink"/>
@@ -6003,6 +8150,155 @@
     </w:lvl>
   </w:abstractNum>
   <w:abstractNum w:abstractNumId="10" w15:restartNumberingAfterBreak="0">
+    <w:nsid w:val="131A6E41"/>
+    <w:multiLevelType w:val="multilevel"/>
+    <w:tmpl w:val="0D90C5DC"/>
+    <w:lvl w:ilvl="0">
+      <w:start w:val="1"/>
+      <w:numFmt w:val="bullet"/>
+      <w:lvlText w:val=""/>
+      <w:lvlJc w:val="left"/>
+      <w:pPr>
+        <w:tabs>
+          <w:tab w:val="num" w:pos="720"/>
+        </w:tabs>
+        <w:ind w:left="720" w:hanging="360"/>
+      </w:pPr>
+      <w:rPr>
+        <w:rFonts w:ascii="Symbol" w:hAnsi="Symbol" w:hint="default"/>
+        <w:sz w:val="20"/>
+      </w:rPr>
+    </w:lvl>
+    <w:lvl w:ilvl="1" w:tentative="1">
+      <w:start w:val="1"/>
+      <w:numFmt w:val="bullet"/>
+      <w:lvlText w:val="o"/>
+      <w:lvlJc w:val="left"/>
+      <w:pPr>
+        <w:tabs>
+          <w:tab w:val="num" w:pos="1440"/>
+        </w:tabs>
+        <w:ind w:left="1440" w:hanging="360"/>
+      </w:pPr>
+      <w:rPr>
+        <w:rFonts w:ascii="Courier New" w:hAnsi="Courier New" w:hint="default"/>
+        <w:sz w:val="20"/>
+      </w:rPr>
+    </w:lvl>
+    <w:lvl w:ilvl="2" w:tentative="1">
+      <w:start w:val="1"/>
+      <w:numFmt w:val="bullet"/>
+      <w:lvlText w:val=""/>
+      <w:lvlJc w:val="left"/>
+      <w:pPr>
+        <w:tabs>
+          <w:tab w:val="num" w:pos="2160"/>
+        </w:tabs>
+        <w:ind w:left="2160" w:hanging="360"/>
+      </w:pPr>
+      <w:rPr>
+        <w:rFonts w:ascii="Wingdings" w:hAnsi="Wingdings" w:hint="default"/>
+        <w:sz w:val="20"/>
+      </w:rPr>
+    </w:lvl>
+    <w:lvl w:ilvl="3" w:tentative="1">
+      <w:start w:val="1"/>
+      <w:numFmt w:val="bullet"/>
+      <w:lvlText w:val=""/>
+      <w:lvlJc w:val="left"/>
+      <w:pPr>
+        <w:tabs>
+          <w:tab w:val="num" w:pos="2880"/>
+        </w:tabs>
+        <w:ind w:left="2880" w:hanging="360"/>
+      </w:pPr>
+      <w:rPr>
+        <w:rFonts w:ascii="Wingdings" w:hAnsi="Wingdings" w:hint="default"/>
+        <w:sz w:val="20"/>
+      </w:rPr>
+    </w:lvl>
+    <w:lvl w:ilvl="4" w:tentative="1">
+      <w:start w:val="1"/>
+      <w:numFmt w:val="bullet"/>
+      <w:lvlText w:val=""/>
+      <w:lvlJc w:val="left"/>
+      <w:pPr>
+        <w:tabs>
+          <w:tab w:val="num" w:pos="3600"/>
+        </w:tabs>
+        <w:ind w:left="3600" w:hanging="360"/>
+      </w:pPr>
+      <w:rPr>
+        <w:rFonts w:ascii="Wingdings" w:hAnsi="Wingdings" w:hint="default"/>
+        <w:sz w:val="20"/>
+      </w:rPr>
+    </w:lvl>
+    <w:lvl w:ilvl="5" w:tentative="1">
+      <w:start w:val="1"/>
+      <w:numFmt w:val="bullet"/>
+      <w:lvlText w:val=""/>
+      <w:lvlJc w:val="left"/>
+      <w:pPr>
+        <w:tabs>
+          <w:tab w:val="num" w:pos="4320"/>
+        </w:tabs>
+        <w:ind w:left="4320" w:hanging="360"/>
+      </w:pPr>
+      <w:rPr>
+        <w:rFonts w:ascii="Wingdings" w:hAnsi="Wingdings" w:hint="default"/>
+        <w:sz w:val="20"/>
+      </w:rPr>
+    </w:lvl>
+    <w:lvl w:ilvl="6" w:tentative="1">
+      <w:start w:val="1"/>
+      <w:numFmt w:val="bullet"/>
+      <w:lvlText w:val=""/>
+      <w:lvlJc w:val="left"/>
+      <w:pPr>
+        <w:tabs>
+          <w:tab w:val="num" w:pos="5040"/>
+        </w:tabs>
+        <w:ind w:left="5040" w:hanging="360"/>
+      </w:pPr>
+      <w:rPr>
+        <w:rFonts w:ascii="Wingdings" w:hAnsi="Wingdings" w:hint="default"/>
+        <w:sz w:val="20"/>
+      </w:rPr>
+    </w:lvl>
+    <w:lvl w:ilvl="7" w:tentative="1">
+      <w:start w:val="1"/>
+      <w:numFmt w:val="bullet"/>
+      <w:lvlText w:val=""/>
+      <w:lvlJc w:val="left"/>
+      <w:pPr>
+        <w:tabs>
+          <w:tab w:val="num" w:pos="5760"/>
+        </w:tabs>
+        <w:ind w:left="5760" w:hanging="360"/>
+      </w:pPr>
+      <w:rPr>
+        <w:rFonts w:ascii="Wingdings" w:hAnsi="Wingdings" w:hint="default"/>
+        <w:sz w:val="20"/>
+      </w:rPr>
+    </w:lvl>
+    <w:lvl w:ilvl="8" w:tentative="1">
+      <w:start w:val="1"/>
+      <w:numFmt w:val="bullet"/>
+      <w:lvlText w:val=""/>
+      <w:lvlJc w:val="left"/>
+      <w:pPr>
+        <w:tabs>
+          <w:tab w:val="num" w:pos="6480"/>
+        </w:tabs>
+        <w:ind w:left="6480" w:hanging="360"/>
+      </w:pPr>
+      <w:rPr>
+        <w:rFonts w:ascii="Wingdings" w:hAnsi="Wingdings" w:hint="default"/>
+        <w:sz w:val="20"/>
+      </w:rPr>
+    </w:lvl>
+  </w:abstractNum>
+  <w:abstractNum w:abstractNumId="11" w15:restartNumberingAfterBreak="0">
     <w:nsid w:val="14CB7185"/>
     <w:multiLevelType w:val="multilevel"/>
     <w:tmpl w:val="BB844BBE"/>
@@ -6151,7 +8447,7 @@
       </w:rPr>
     </w:lvl>
   </w:abstractNum>
-  <w:abstractNum w:abstractNumId="11" w15:restartNumberingAfterBreak="0">
+  <w:abstractNum w:abstractNumId="12" w15:restartNumberingAfterBreak="0">
     <w:nsid w:val="1A2D6331"/>
     <w:multiLevelType w:val="multilevel"/>
     <w:tmpl w:val="323213F2"/>
@@ -6300,7 +8596,7 @@
       </w:rPr>
     </w:lvl>
   </w:abstractNum>
-  <w:abstractNum w:abstractNumId="12" w15:restartNumberingAfterBreak="0">
+  <w:abstractNum w:abstractNumId="13" w15:restartNumberingAfterBreak="0">
     <w:nsid w:val="1BCE62CD"/>
     <w:multiLevelType w:val="hybridMultilevel"/>
     <w:tmpl w:val="46C6B1CC"/>
@@ -6389,7 +8685,7 @@
       </w:pPr>
     </w:lvl>
   </w:abstractNum>
-  <w:abstractNum w:abstractNumId="13" w15:restartNumberingAfterBreak="0">
+  <w:abstractNum w:abstractNumId="14" w15:restartNumberingAfterBreak="0">
     <w:nsid w:val="21B72B59"/>
     <w:multiLevelType w:val="multilevel"/>
     <w:tmpl w:val="62A0107C"/>
@@ -6538,7 +8834,7 @@
       </w:rPr>
     </w:lvl>
   </w:abstractNum>
-  <w:abstractNum w:abstractNumId="14" w15:restartNumberingAfterBreak="0">
+  <w:abstractNum w:abstractNumId="15" w15:restartNumberingAfterBreak="0">
     <w:nsid w:val="23FC2CB6"/>
     <w:multiLevelType w:val="multilevel"/>
     <w:tmpl w:val="DDFA4078"/>
@@ -6687,7 +8983,7 @@
       </w:rPr>
     </w:lvl>
   </w:abstractNum>
-  <w:abstractNum w:abstractNumId="15" w15:restartNumberingAfterBreak="0">
+  <w:abstractNum w:abstractNumId="16" w15:restartNumberingAfterBreak="0">
     <w:nsid w:val="292F2394"/>
     <w:multiLevelType w:val="multilevel"/>
     <w:tmpl w:val="2FE6F428"/>
@@ -6836,7 +9132,7 @@
       </w:rPr>
     </w:lvl>
   </w:abstractNum>
-  <w:abstractNum w:abstractNumId="16" w15:restartNumberingAfterBreak="0">
+  <w:abstractNum w:abstractNumId="17" w15:restartNumberingAfterBreak="0">
     <w:nsid w:val="29AD05AC"/>
     <w:multiLevelType w:val="multilevel"/>
     <w:tmpl w:val="83D61AF2"/>
@@ -6949,7 +9245,7 @@
       </w:pPr>
     </w:lvl>
   </w:abstractNum>
-  <w:abstractNum w:abstractNumId="17" w15:restartNumberingAfterBreak="0">
+  <w:abstractNum w:abstractNumId="18" w15:restartNumberingAfterBreak="0">
     <w:nsid w:val="2E437BEB"/>
     <w:multiLevelType w:val="multilevel"/>
     <w:tmpl w:val="88C20F80"/>
@@ -7098,7 +9394,7 @@
       </w:rPr>
     </w:lvl>
   </w:abstractNum>
-  <w:abstractNum w:abstractNumId="18" w15:restartNumberingAfterBreak="0">
+  <w:abstractNum w:abstractNumId="19" w15:restartNumberingAfterBreak="0">
     <w:nsid w:val="330D3DE1"/>
     <w:multiLevelType w:val="hybridMultilevel"/>
     <w:tmpl w:val="64C8E338"/>
@@ -7211,7 +9507,7 @@
       </w:rPr>
     </w:lvl>
   </w:abstractNum>
-  <w:abstractNum w:abstractNumId="19" w15:restartNumberingAfterBreak="0">
+  <w:abstractNum w:abstractNumId="20" w15:restartNumberingAfterBreak="0">
     <w:nsid w:val="35664577"/>
     <w:multiLevelType w:val="multilevel"/>
     <w:tmpl w:val="37B81256"/>
@@ -7360,7 +9656,156 @@
       </w:rPr>
     </w:lvl>
   </w:abstractNum>
-  <w:abstractNum w:abstractNumId="20" w15:restartNumberingAfterBreak="0">
+  <w:abstractNum w:abstractNumId="21" w15:restartNumberingAfterBreak="0">
+    <w:nsid w:val="37E63378"/>
+    <w:multiLevelType w:val="multilevel"/>
+    <w:tmpl w:val="9F90DCC6"/>
+    <w:lvl w:ilvl="0">
+      <w:start w:val="1"/>
+      <w:numFmt w:val="bullet"/>
+      <w:lvlText w:val=""/>
+      <w:lvlJc w:val="left"/>
+      <w:pPr>
+        <w:tabs>
+          <w:tab w:val="num" w:pos="720"/>
+        </w:tabs>
+        <w:ind w:left="720" w:hanging="360"/>
+      </w:pPr>
+      <w:rPr>
+        <w:rFonts w:ascii="Symbol" w:hAnsi="Symbol" w:hint="default"/>
+        <w:sz w:val="20"/>
+      </w:rPr>
+    </w:lvl>
+    <w:lvl w:ilvl="1" w:tentative="1">
+      <w:start w:val="1"/>
+      <w:numFmt w:val="bullet"/>
+      <w:lvlText w:val="o"/>
+      <w:lvlJc w:val="left"/>
+      <w:pPr>
+        <w:tabs>
+          <w:tab w:val="num" w:pos="1440"/>
+        </w:tabs>
+        <w:ind w:left="1440" w:hanging="360"/>
+      </w:pPr>
+      <w:rPr>
+        <w:rFonts w:ascii="Courier New" w:hAnsi="Courier New" w:hint="default"/>
+        <w:sz w:val="20"/>
+      </w:rPr>
+    </w:lvl>
+    <w:lvl w:ilvl="2" w:tentative="1">
+      <w:start w:val="1"/>
+      <w:numFmt w:val="bullet"/>
+      <w:lvlText w:val=""/>
+      <w:lvlJc w:val="left"/>
+      <w:pPr>
+        <w:tabs>
+          <w:tab w:val="num" w:pos="2160"/>
+        </w:tabs>
+        <w:ind w:left="2160" w:hanging="360"/>
+      </w:pPr>
+      <w:rPr>
+        <w:rFonts w:ascii="Wingdings" w:hAnsi="Wingdings" w:hint="default"/>
+        <w:sz w:val="20"/>
+      </w:rPr>
+    </w:lvl>
+    <w:lvl w:ilvl="3" w:tentative="1">
+      <w:start w:val="1"/>
+      <w:numFmt w:val="bullet"/>
+      <w:lvlText w:val=""/>
+      <w:lvlJc w:val="left"/>
+      <w:pPr>
+        <w:tabs>
+          <w:tab w:val="num" w:pos="2880"/>
+        </w:tabs>
+        <w:ind w:left="2880" w:hanging="360"/>
+      </w:pPr>
+      <w:rPr>
+        <w:rFonts w:ascii="Wingdings" w:hAnsi="Wingdings" w:hint="default"/>
+        <w:sz w:val="20"/>
+      </w:rPr>
+    </w:lvl>
+    <w:lvl w:ilvl="4" w:tentative="1">
+      <w:start w:val="1"/>
+      <w:numFmt w:val="bullet"/>
+      <w:lvlText w:val=""/>
+      <w:lvlJc w:val="left"/>
+      <w:pPr>
+        <w:tabs>
+          <w:tab w:val="num" w:pos="3600"/>
+        </w:tabs>
+        <w:ind w:left="3600" w:hanging="360"/>
+      </w:pPr>
+      <w:rPr>
+        <w:rFonts w:ascii="Wingdings" w:hAnsi="Wingdings" w:hint="default"/>
+        <w:sz w:val="20"/>
+      </w:rPr>
+    </w:lvl>
+    <w:lvl w:ilvl="5" w:tentative="1">
+      <w:start w:val="1"/>
+      <w:numFmt w:val="bullet"/>
+      <w:lvlText w:val=""/>
+      <w:lvlJc w:val="left"/>
+      <w:pPr>
+        <w:tabs>
+          <w:tab w:val="num" w:pos="4320"/>
+        </w:tabs>
+        <w:ind w:left="4320" w:hanging="360"/>
+      </w:pPr>
+      <w:rPr>
+        <w:rFonts w:ascii="Wingdings" w:hAnsi="Wingdings" w:hint="default"/>
+        <w:sz w:val="20"/>
+      </w:rPr>
+    </w:lvl>
+    <w:lvl w:ilvl="6" w:tentative="1">
+      <w:start w:val="1"/>
+      <w:numFmt w:val="bullet"/>
+      <w:lvlText w:val=""/>
+      <w:lvlJc w:val="left"/>
+      <w:pPr>
+        <w:tabs>
+          <w:tab w:val="num" w:pos="5040"/>
+        </w:tabs>
+        <w:ind w:left="5040" w:hanging="360"/>
+      </w:pPr>
+      <w:rPr>
+        <w:rFonts w:ascii="Wingdings" w:hAnsi="Wingdings" w:hint="default"/>
+        <w:sz w:val="20"/>
+      </w:rPr>
+    </w:lvl>
+    <w:lvl w:ilvl="7" w:tentative="1">
+      <w:start w:val="1"/>
+      <w:numFmt w:val="bullet"/>
+      <w:lvlText w:val=""/>
+      <w:lvlJc w:val="left"/>
+      <w:pPr>
+        <w:tabs>
+          <w:tab w:val="num" w:pos="5760"/>
+        </w:tabs>
+        <w:ind w:left="5760" w:hanging="360"/>
+      </w:pPr>
+      <w:rPr>
+        <w:rFonts w:ascii="Wingdings" w:hAnsi="Wingdings" w:hint="default"/>
+        <w:sz w:val="20"/>
+      </w:rPr>
+    </w:lvl>
+    <w:lvl w:ilvl="8" w:tentative="1">
+      <w:start w:val="1"/>
+      <w:numFmt w:val="bullet"/>
+      <w:lvlText w:val=""/>
+      <w:lvlJc w:val="left"/>
+      <w:pPr>
+        <w:tabs>
+          <w:tab w:val="num" w:pos="6480"/>
+        </w:tabs>
+        <w:ind w:left="6480" w:hanging="360"/>
+      </w:pPr>
+      <w:rPr>
+        <w:rFonts w:ascii="Wingdings" w:hAnsi="Wingdings" w:hint="default"/>
+        <w:sz w:val="20"/>
+      </w:rPr>
+    </w:lvl>
+  </w:abstractNum>
+  <w:abstractNum w:abstractNumId="22" w15:restartNumberingAfterBreak="0">
     <w:nsid w:val="3C6E0965"/>
     <w:multiLevelType w:val="multilevel"/>
     <w:tmpl w:val="1EF045F0"/>
@@ -7509,7 +9954,7 @@
       </w:rPr>
     </w:lvl>
   </w:abstractNum>
-  <w:abstractNum w:abstractNumId="21" w15:restartNumberingAfterBreak="0">
+  <w:abstractNum w:abstractNumId="23" w15:restartNumberingAfterBreak="0">
     <w:nsid w:val="3E6726D6"/>
     <w:multiLevelType w:val="hybridMultilevel"/>
     <w:tmpl w:val="46C6B1CC"/>
@@ -7598,7 +10043,305 @@
       </w:pPr>
     </w:lvl>
   </w:abstractNum>
-  <w:abstractNum w:abstractNumId="22" w15:restartNumberingAfterBreak="0">
+  <w:abstractNum w:abstractNumId="24" w15:restartNumberingAfterBreak="0">
+    <w:nsid w:val="40B24051"/>
+    <w:multiLevelType w:val="multilevel"/>
+    <w:tmpl w:val="605AF8CC"/>
+    <w:lvl w:ilvl="0">
+      <w:start w:val="1"/>
+      <w:numFmt w:val="bullet"/>
+      <w:lvlText w:val=""/>
+      <w:lvlJc w:val="left"/>
+      <w:pPr>
+        <w:tabs>
+          <w:tab w:val="num" w:pos="720"/>
+        </w:tabs>
+        <w:ind w:left="720" w:hanging="360"/>
+      </w:pPr>
+      <w:rPr>
+        <w:rFonts w:ascii="Symbol" w:hAnsi="Symbol" w:hint="default"/>
+        <w:sz w:val="20"/>
+      </w:rPr>
+    </w:lvl>
+    <w:lvl w:ilvl="1" w:tentative="1">
+      <w:start w:val="1"/>
+      <w:numFmt w:val="bullet"/>
+      <w:lvlText w:val="o"/>
+      <w:lvlJc w:val="left"/>
+      <w:pPr>
+        <w:tabs>
+          <w:tab w:val="num" w:pos="1440"/>
+        </w:tabs>
+        <w:ind w:left="1440" w:hanging="360"/>
+      </w:pPr>
+      <w:rPr>
+        <w:rFonts w:ascii="Courier New" w:hAnsi="Courier New" w:hint="default"/>
+        <w:sz w:val="20"/>
+      </w:rPr>
+    </w:lvl>
+    <w:lvl w:ilvl="2" w:tentative="1">
+      <w:start w:val="1"/>
+      <w:numFmt w:val="bullet"/>
+      <w:lvlText w:val=""/>
+      <w:lvlJc w:val="left"/>
+      <w:pPr>
+        <w:tabs>
+          <w:tab w:val="num" w:pos="2160"/>
+        </w:tabs>
+        <w:ind w:left="2160" w:hanging="360"/>
+      </w:pPr>
+      <w:rPr>
+        <w:rFonts w:ascii="Wingdings" w:hAnsi="Wingdings" w:hint="default"/>
+        <w:sz w:val="20"/>
+      </w:rPr>
+    </w:lvl>
+    <w:lvl w:ilvl="3" w:tentative="1">
+      <w:start w:val="1"/>
+      <w:numFmt w:val="bullet"/>
+      <w:lvlText w:val=""/>
+      <w:lvlJc w:val="left"/>
+      <w:pPr>
+        <w:tabs>
+          <w:tab w:val="num" w:pos="2880"/>
+        </w:tabs>
+        <w:ind w:left="2880" w:hanging="360"/>
+      </w:pPr>
+      <w:rPr>
+        <w:rFonts w:ascii="Wingdings" w:hAnsi="Wingdings" w:hint="default"/>
+        <w:sz w:val="20"/>
+      </w:rPr>
+    </w:lvl>
+    <w:lvl w:ilvl="4" w:tentative="1">
+      <w:start w:val="1"/>
+      <w:numFmt w:val="bullet"/>
+      <w:lvlText w:val=""/>
+      <w:lvlJc w:val="left"/>
+      <w:pPr>
+        <w:tabs>
+          <w:tab w:val="num" w:pos="3600"/>
+        </w:tabs>
+        <w:ind w:left="3600" w:hanging="360"/>
+      </w:pPr>
+      <w:rPr>
+        <w:rFonts w:ascii="Wingdings" w:hAnsi="Wingdings" w:hint="default"/>
+        <w:sz w:val="20"/>
+      </w:rPr>
+    </w:lvl>
+    <w:lvl w:ilvl="5" w:tentative="1">
+      <w:start w:val="1"/>
+      <w:numFmt w:val="bullet"/>
+      <w:lvlText w:val=""/>
+      <w:lvlJc w:val="left"/>
+      <w:pPr>
+        <w:tabs>
+          <w:tab w:val="num" w:pos="4320"/>
+        </w:tabs>
+        <w:ind w:left="4320" w:hanging="360"/>
+      </w:pPr>
+      <w:rPr>
+        <w:rFonts w:ascii="Wingdings" w:hAnsi="Wingdings" w:hint="default"/>
+        <w:sz w:val="20"/>
+      </w:rPr>
+    </w:lvl>
+    <w:lvl w:ilvl="6" w:tentative="1">
+      <w:start w:val="1"/>
+      <w:numFmt w:val="bullet"/>
+      <w:lvlText w:val=""/>
+      <w:lvlJc w:val="left"/>
+      <w:pPr>
+        <w:tabs>
+          <w:tab w:val="num" w:pos="5040"/>
+        </w:tabs>
+        <w:ind w:left="5040" w:hanging="360"/>
+      </w:pPr>
+      <w:rPr>
+        <w:rFonts w:ascii="Wingdings" w:hAnsi="Wingdings" w:hint="default"/>
+        <w:sz w:val="20"/>
+      </w:rPr>
+    </w:lvl>
+    <w:lvl w:ilvl="7" w:tentative="1">
+      <w:start w:val="1"/>
+      <w:numFmt w:val="bullet"/>
+      <w:lvlText w:val=""/>
+      <w:lvlJc w:val="left"/>
+      <w:pPr>
+        <w:tabs>
+          <w:tab w:val="num" w:pos="5760"/>
+        </w:tabs>
+        <w:ind w:left="5760" w:hanging="360"/>
+      </w:pPr>
+      <w:rPr>
+        <w:rFonts w:ascii="Wingdings" w:hAnsi="Wingdings" w:hint="default"/>
+        <w:sz w:val="20"/>
+      </w:rPr>
+    </w:lvl>
+    <w:lvl w:ilvl="8" w:tentative="1">
+      <w:start w:val="1"/>
+      <w:numFmt w:val="bullet"/>
+      <w:lvlText w:val=""/>
+      <w:lvlJc w:val="left"/>
+      <w:pPr>
+        <w:tabs>
+          <w:tab w:val="num" w:pos="6480"/>
+        </w:tabs>
+        <w:ind w:left="6480" w:hanging="360"/>
+      </w:pPr>
+      <w:rPr>
+        <w:rFonts w:ascii="Wingdings" w:hAnsi="Wingdings" w:hint="default"/>
+        <w:sz w:val="20"/>
+      </w:rPr>
+    </w:lvl>
+  </w:abstractNum>
+  <w:abstractNum w:abstractNumId="25" w15:restartNumberingAfterBreak="0">
+    <w:nsid w:val="429C29EF"/>
+    <w:multiLevelType w:val="multilevel"/>
+    <w:tmpl w:val="D3C84F44"/>
+    <w:lvl w:ilvl="0">
+      <w:start w:val="1"/>
+      <w:numFmt w:val="bullet"/>
+      <w:lvlText w:val=""/>
+      <w:lvlJc w:val="left"/>
+      <w:pPr>
+        <w:tabs>
+          <w:tab w:val="num" w:pos="720"/>
+        </w:tabs>
+        <w:ind w:left="720" w:hanging="360"/>
+      </w:pPr>
+      <w:rPr>
+        <w:rFonts w:ascii="Symbol" w:hAnsi="Symbol" w:hint="default"/>
+        <w:sz w:val="20"/>
+      </w:rPr>
+    </w:lvl>
+    <w:lvl w:ilvl="1" w:tentative="1">
+      <w:start w:val="1"/>
+      <w:numFmt w:val="bullet"/>
+      <w:lvlText w:val="o"/>
+      <w:lvlJc w:val="left"/>
+      <w:pPr>
+        <w:tabs>
+          <w:tab w:val="num" w:pos="1440"/>
+        </w:tabs>
+        <w:ind w:left="1440" w:hanging="360"/>
+      </w:pPr>
+      <w:rPr>
+        <w:rFonts w:ascii="Courier New" w:hAnsi="Courier New" w:hint="default"/>
+        <w:sz w:val="20"/>
+      </w:rPr>
+    </w:lvl>
+    <w:lvl w:ilvl="2" w:tentative="1">
+      <w:start w:val="1"/>
+      <w:numFmt w:val="bullet"/>
+      <w:lvlText w:val=""/>
+      <w:lvlJc w:val="left"/>
+      <w:pPr>
+        <w:tabs>
+          <w:tab w:val="num" w:pos="2160"/>
+        </w:tabs>
+        <w:ind w:left="2160" w:hanging="360"/>
+      </w:pPr>
+      <w:rPr>
+        <w:rFonts w:ascii="Wingdings" w:hAnsi="Wingdings" w:hint="default"/>
+        <w:sz w:val="20"/>
+      </w:rPr>
+    </w:lvl>
+    <w:lvl w:ilvl="3" w:tentative="1">
+      <w:start w:val="1"/>
+      <w:numFmt w:val="bullet"/>
+      <w:lvlText w:val=""/>
+      <w:lvlJc w:val="left"/>
+      <w:pPr>
+        <w:tabs>
+          <w:tab w:val="num" w:pos="2880"/>
+        </w:tabs>
+        <w:ind w:left="2880" w:hanging="360"/>
+      </w:pPr>
+      <w:rPr>
+        <w:rFonts w:ascii="Wingdings" w:hAnsi="Wingdings" w:hint="default"/>
+        <w:sz w:val="20"/>
+      </w:rPr>
+    </w:lvl>
+    <w:lvl w:ilvl="4" w:tentative="1">
+      <w:start w:val="1"/>
+      <w:numFmt w:val="bullet"/>
+      <w:lvlText w:val=""/>
+      <w:lvlJc w:val="left"/>
+      <w:pPr>
+        <w:tabs>
+          <w:tab w:val="num" w:pos="3600"/>
+        </w:tabs>
+        <w:ind w:left="3600" w:hanging="360"/>
+      </w:pPr>
+      <w:rPr>
+        <w:rFonts w:ascii="Wingdings" w:hAnsi="Wingdings" w:hint="default"/>
+        <w:sz w:val="20"/>
+      </w:rPr>
+    </w:lvl>
+    <w:lvl w:ilvl="5" w:tentative="1">
+      <w:start w:val="1"/>
+      <w:numFmt w:val="bullet"/>
+      <w:lvlText w:val=""/>
+      <w:lvlJc w:val="left"/>
+      <w:pPr>
+        <w:tabs>
+          <w:tab w:val="num" w:pos="4320"/>
+        </w:tabs>
+        <w:ind w:left="4320" w:hanging="360"/>
+      </w:pPr>
+      <w:rPr>
+        <w:rFonts w:ascii="Wingdings" w:hAnsi="Wingdings" w:hint="default"/>
+        <w:sz w:val="20"/>
+      </w:rPr>
+    </w:lvl>
+    <w:lvl w:ilvl="6" w:tentative="1">
+      <w:start w:val="1"/>
+      <w:numFmt w:val="bullet"/>
+      <w:lvlText w:val=""/>
+      <w:lvlJc w:val="left"/>
+      <w:pPr>
+        <w:tabs>
+          <w:tab w:val="num" w:pos="5040"/>
+        </w:tabs>
+        <w:ind w:left="5040" w:hanging="360"/>
+      </w:pPr>
+      <w:rPr>
+        <w:rFonts w:ascii="Wingdings" w:hAnsi="Wingdings" w:hint="default"/>
+        <w:sz w:val="20"/>
+      </w:rPr>
+    </w:lvl>
+    <w:lvl w:ilvl="7" w:tentative="1">
+      <w:start w:val="1"/>
+      <w:numFmt w:val="bullet"/>
+      <w:lvlText w:val=""/>
+      <w:lvlJc w:val="left"/>
+      <w:pPr>
+        <w:tabs>
+          <w:tab w:val="num" w:pos="5760"/>
+        </w:tabs>
+        <w:ind w:left="5760" w:hanging="360"/>
+      </w:pPr>
+      <w:rPr>
+        <w:rFonts w:ascii="Wingdings" w:hAnsi="Wingdings" w:hint="default"/>
+        <w:sz w:val="20"/>
+      </w:rPr>
+    </w:lvl>
+    <w:lvl w:ilvl="8" w:tentative="1">
+      <w:start w:val="1"/>
+      <w:numFmt w:val="bullet"/>
+      <w:lvlText w:val=""/>
+      <w:lvlJc w:val="left"/>
+      <w:pPr>
+        <w:tabs>
+          <w:tab w:val="num" w:pos="6480"/>
+        </w:tabs>
+        <w:ind w:left="6480" w:hanging="360"/>
+      </w:pPr>
+      <w:rPr>
+        <w:rFonts w:ascii="Wingdings" w:hAnsi="Wingdings" w:hint="default"/>
+        <w:sz w:val="20"/>
+      </w:rPr>
+    </w:lvl>
+  </w:abstractNum>
+  <w:abstractNum w:abstractNumId="26" w15:restartNumberingAfterBreak="0">
     <w:nsid w:val="42B60F6D"/>
     <w:multiLevelType w:val="multilevel"/>
     <w:tmpl w:val="F1666FEA"/>
@@ -7747,7 +10490,7 @@
       </w:rPr>
     </w:lvl>
   </w:abstractNum>
-  <w:abstractNum w:abstractNumId="23" w15:restartNumberingAfterBreak="0">
+  <w:abstractNum w:abstractNumId="27" w15:restartNumberingAfterBreak="0">
     <w:nsid w:val="42C06EE1"/>
     <w:multiLevelType w:val="multilevel"/>
     <w:tmpl w:val="FE3CDDD2"/>
@@ -7896,7 +10639,7 @@
       </w:rPr>
     </w:lvl>
   </w:abstractNum>
-  <w:abstractNum w:abstractNumId="24" w15:restartNumberingAfterBreak="0">
+  <w:abstractNum w:abstractNumId="28" w15:restartNumberingAfterBreak="0">
     <w:nsid w:val="42EA4F82"/>
     <w:multiLevelType w:val="multilevel"/>
     <w:tmpl w:val="08C00D7C"/>
@@ -8045,7 +10788,7 @@
       </w:rPr>
     </w:lvl>
   </w:abstractNum>
-  <w:abstractNum w:abstractNumId="25" w15:restartNumberingAfterBreak="0">
+  <w:abstractNum w:abstractNumId="29" w15:restartNumberingAfterBreak="0">
     <w:nsid w:val="45797D6C"/>
     <w:multiLevelType w:val="multilevel"/>
     <w:tmpl w:val="E6B0B1EE"/>
@@ -8158,7 +10901,7 @@
       </w:pPr>
     </w:lvl>
   </w:abstractNum>
-  <w:abstractNum w:abstractNumId="26" w15:restartNumberingAfterBreak="0">
+  <w:abstractNum w:abstractNumId="30" w15:restartNumberingAfterBreak="0">
     <w:nsid w:val="47F5520E"/>
     <w:multiLevelType w:val="multilevel"/>
     <w:tmpl w:val="6DEC8CDC"/>
@@ -8307,7 +11050,156 @@
       </w:rPr>
     </w:lvl>
   </w:abstractNum>
-  <w:abstractNum w:abstractNumId="27" w15:restartNumberingAfterBreak="0">
+  <w:abstractNum w:abstractNumId="31" w15:restartNumberingAfterBreak="0">
+    <w:nsid w:val="49F87E2E"/>
+    <w:multiLevelType w:val="multilevel"/>
+    <w:tmpl w:val="15FA7566"/>
+    <w:lvl w:ilvl="0">
+      <w:start w:val="1"/>
+      <w:numFmt w:val="bullet"/>
+      <w:lvlText w:val=""/>
+      <w:lvlJc w:val="left"/>
+      <w:pPr>
+        <w:tabs>
+          <w:tab w:val="num" w:pos="720"/>
+        </w:tabs>
+        <w:ind w:left="720" w:hanging="360"/>
+      </w:pPr>
+      <w:rPr>
+        <w:rFonts w:ascii="Symbol" w:hAnsi="Symbol" w:hint="default"/>
+        <w:sz w:val="20"/>
+      </w:rPr>
+    </w:lvl>
+    <w:lvl w:ilvl="1" w:tentative="1">
+      <w:start w:val="1"/>
+      <w:numFmt w:val="bullet"/>
+      <w:lvlText w:val="o"/>
+      <w:lvlJc w:val="left"/>
+      <w:pPr>
+        <w:tabs>
+          <w:tab w:val="num" w:pos="1440"/>
+        </w:tabs>
+        <w:ind w:left="1440" w:hanging="360"/>
+      </w:pPr>
+      <w:rPr>
+        <w:rFonts w:ascii="Courier New" w:hAnsi="Courier New" w:hint="default"/>
+        <w:sz w:val="20"/>
+      </w:rPr>
+    </w:lvl>
+    <w:lvl w:ilvl="2" w:tentative="1">
+      <w:start w:val="1"/>
+      <w:numFmt w:val="bullet"/>
+      <w:lvlText w:val=""/>
+      <w:lvlJc w:val="left"/>
+      <w:pPr>
+        <w:tabs>
+          <w:tab w:val="num" w:pos="2160"/>
+        </w:tabs>
+        <w:ind w:left="2160" w:hanging="360"/>
+      </w:pPr>
+      <w:rPr>
+        <w:rFonts w:ascii="Wingdings" w:hAnsi="Wingdings" w:hint="default"/>
+        <w:sz w:val="20"/>
+      </w:rPr>
+    </w:lvl>
+    <w:lvl w:ilvl="3" w:tentative="1">
+      <w:start w:val="1"/>
+      <w:numFmt w:val="bullet"/>
+      <w:lvlText w:val=""/>
+      <w:lvlJc w:val="left"/>
+      <w:pPr>
+        <w:tabs>
+          <w:tab w:val="num" w:pos="2880"/>
+        </w:tabs>
+        <w:ind w:left="2880" w:hanging="360"/>
+      </w:pPr>
+      <w:rPr>
+        <w:rFonts w:ascii="Wingdings" w:hAnsi="Wingdings" w:hint="default"/>
+        <w:sz w:val="20"/>
+      </w:rPr>
+    </w:lvl>
+    <w:lvl w:ilvl="4" w:tentative="1">
+      <w:start w:val="1"/>
+      <w:numFmt w:val="bullet"/>
+      <w:lvlText w:val=""/>
+      <w:lvlJc w:val="left"/>
+      <w:pPr>
+        <w:tabs>
+          <w:tab w:val="num" w:pos="3600"/>
+        </w:tabs>
+        <w:ind w:left="3600" w:hanging="360"/>
+      </w:pPr>
+      <w:rPr>
+        <w:rFonts w:ascii="Wingdings" w:hAnsi="Wingdings" w:hint="default"/>
+        <w:sz w:val="20"/>
+      </w:rPr>
+    </w:lvl>
+    <w:lvl w:ilvl="5" w:tentative="1">
+      <w:start w:val="1"/>
+      <w:numFmt w:val="bullet"/>
+      <w:lvlText w:val=""/>
+      <w:lvlJc w:val="left"/>
+      <w:pPr>
+        <w:tabs>
+          <w:tab w:val="num" w:pos="4320"/>
+        </w:tabs>
+        <w:ind w:left="4320" w:hanging="360"/>
+      </w:pPr>
+      <w:rPr>
+        <w:rFonts w:ascii="Wingdings" w:hAnsi="Wingdings" w:hint="default"/>
+        <w:sz w:val="20"/>
+      </w:rPr>
+    </w:lvl>
+    <w:lvl w:ilvl="6" w:tentative="1">
+      <w:start w:val="1"/>
+      <w:numFmt w:val="bullet"/>
+      <w:lvlText w:val=""/>
+      <w:lvlJc w:val="left"/>
+      <w:pPr>
+        <w:tabs>
+          <w:tab w:val="num" w:pos="5040"/>
+        </w:tabs>
+        <w:ind w:left="5040" w:hanging="360"/>
+      </w:pPr>
+      <w:rPr>
+        <w:rFonts w:ascii="Wingdings" w:hAnsi="Wingdings" w:hint="default"/>
+        <w:sz w:val="20"/>
+      </w:rPr>
+    </w:lvl>
+    <w:lvl w:ilvl="7" w:tentative="1">
+      <w:start w:val="1"/>
+      <w:numFmt w:val="bullet"/>
+      <w:lvlText w:val=""/>
+      <w:lvlJc w:val="left"/>
+      <w:pPr>
+        <w:tabs>
+          <w:tab w:val="num" w:pos="5760"/>
+        </w:tabs>
+        <w:ind w:left="5760" w:hanging="360"/>
+      </w:pPr>
+      <w:rPr>
+        <w:rFonts w:ascii="Wingdings" w:hAnsi="Wingdings" w:hint="default"/>
+        <w:sz w:val="20"/>
+      </w:rPr>
+    </w:lvl>
+    <w:lvl w:ilvl="8" w:tentative="1">
+      <w:start w:val="1"/>
+      <w:numFmt w:val="bullet"/>
+      <w:lvlText w:val=""/>
+      <w:lvlJc w:val="left"/>
+      <w:pPr>
+        <w:tabs>
+          <w:tab w:val="num" w:pos="6480"/>
+        </w:tabs>
+        <w:ind w:left="6480" w:hanging="360"/>
+      </w:pPr>
+      <w:rPr>
+        <w:rFonts w:ascii="Wingdings" w:hAnsi="Wingdings" w:hint="default"/>
+        <w:sz w:val="20"/>
+      </w:rPr>
+    </w:lvl>
+  </w:abstractNum>
+  <w:abstractNum w:abstractNumId="32" w15:restartNumberingAfterBreak="0">
     <w:nsid w:val="5076097C"/>
     <w:multiLevelType w:val="multilevel"/>
     <w:tmpl w:val="02D0246A"/>
@@ -8456,7 +11348,7 @@
       </w:rPr>
     </w:lvl>
   </w:abstractNum>
-  <w:abstractNum w:abstractNumId="28" w15:restartNumberingAfterBreak="0">
+  <w:abstractNum w:abstractNumId="33" w15:restartNumberingAfterBreak="0">
     <w:nsid w:val="550569E0"/>
     <w:multiLevelType w:val="multilevel"/>
     <w:tmpl w:val="FE5461CC"/>
@@ -8605,7 +11497,7 @@
       </w:rPr>
     </w:lvl>
   </w:abstractNum>
-  <w:abstractNum w:abstractNumId="29" w15:restartNumberingAfterBreak="0">
+  <w:abstractNum w:abstractNumId="34" w15:restartNumberingAfterBreak="0">
     <w:nsid w:val="57C02698"/>
     <w:multiLevelType w:val="multilevel"/>
     <w:tmpl w:val="BA0AAD0E"/>
@@ -8754,7 +11646,7 @@
       </w:rPr>
     </w:lvl>
   </w:abstractNum>
-  <w:abstractNum w:abstractNumId="30" w15:restartNumberingAfterBreak="0">
+  <w:abstractNum w:abstractNumId="35" w15:restartNumberingAfterBreak="0">
     <w:nsid w:val="630634BA"/>
     <w:multiLevelType w:val="multilevel"/>
     <w:tmpl w:val="FBFA55AC"/>
@@ -8903,7 +11795,7 @@
       </w:rPr>
     </w:lvl>
   </w:abstractNum>
-  <w:abstractNum w:abstractNumId="31" w15:restartNumberingAfterBreak="0">
+  <w:abstractNum w:abstractNumId="36" w15:restartNumberingAfterBreak="0">
     <w:nsid w:val="66C31BC4"/>
     <w:multiLevelType w:val="multilevel"/>
     <w:tmpl w:val="D18218FE"/>
@@ -9020,7 +11912,7 @@
       </w:pPr>
     </w:lvl>
   </w:abstractNum>
-  <w:abstractNum w:abstractNumId="32" w15:restartNumberingAfterBreak="0">
+  <w:abstractNum w:abstractNumId="37" w15:restartNumberingAfterBreak="0">
     <w:nsid w:val="70B40647"/>
     <w:multiLevelType w:val="multilevel"/>
     <w:tmpl w:val="1EEEDA2C"/>
@@ -9169,7 +12061,156 @@
       </w:rPr>
     </w:lvl>
   </w:abstractNum>
-  <w:abstractNum w:abstractNumId="33" w15:restartNumberingAfterBreak="0">
+  <w:abstractNum w:abstractNumId="38" w15:restartNumberingAfterBreak="0">
+    <w:nsid w:val="75AF14D5"/>
+    <w:multiLevelType w:val="multilevel"/>
+    <w:tmpl w:val="C2DABB0E"/>
+    <w:lvl w:ilvl="0">
+      <w:start w:val="1"/>
+      <w:numFmt w:val="bullet"/>
+      <w:lvlText w:val=""/>
+      <w:lvlJc w:val="left"/>
+      <w:pPr>
+        <w:tabs>
+          <w:tab w:val="num" w:pos="720"/>
+        </w:tabs>
+        <w:ind w:left="720" w:hanging="360"/>
+      </w:pPr>
+      <w:rPr>
+        <w:rFonts w:ascii="Symbol" w:hAnsi="Symbol" w:hint="default"/>
+        <w:sz w:val="20"/>
+      </w:rPr>
+    </w:lvl>
+    <w:lvl w:ilvl="1" w:tentative="1">
+      <w:start w:val="1"/>
+      <w:numFmt w:val="bullet"/>
+      <w:lvlText w:val="o"/>
+      <w:lvlJc w:val="left"/>
+      <w:pPr>
+        <w:tabs>
+          <w:tab w:val="num" w:pos="1440"/>
+        </w:tabs>
+        <w:ind w:left="1440" w:hanging="360"/>
+      </w:pPr>
+      <w:rPr>
+        <w:rFonts w:ascii="Courier New" w:hAnsi="Courier New" w:hint="default"/>
+        <w:sz w:val="20"/>
+      </w:rPr>
+    </w:lvl>
+    <w:lvl w:ilvl="2" w:tentative="1">
+      <w:start w:val="1"/>
+      <w:numFmt w:val="bullet"/>
+      <w:lvlText w:val=""/>
+      <w:lvlJc w:val="left"/>
+      <w:pPr>
+        <w:tabs>
+          <w:tab w:val="num" w:pos="2160"/>
+        </w:tabs>
+        <w:ind w:left="2160" w:hanging="360"/>
+      </w:pPr>
+      <w:rPr>
+        <w:rFonts w:ascii="Wingdings" w:hAnsi="Wingdings" w:hint="default"/>
+        <w:sz w:val="20"/>
+      </w:rPr>
+    </w:lvl>
+    <w:lvl w:ilvl="3" w:tentative="1">
+      <w:start w:val="1"/>
+      <w:numFmt w:val="bullet"/>
+      <w:lvlText w:val=""/>
+      <w:lvlJc w:val="left"/>
+      <w:pPr>
+        <w:tabs>
+          <w:tab w:val="num" w:pos="2880"/>
+        </w:tabs>
+        <w:ind w:left="2880" w:hanging="360"/>
+      </w:pPr>
+      <w:rPr>
+        <w:rFonts w:ascii="Wingdings" w:hAnsi="Wingdings" w:hint="default"/>
+        <w:sz w:val="20"/>
+      </w:rPr>
+    </w:lvl>
+    <w:lvl w:ilvl="4" w:tentative="1">
+      <w:start w:val="1"/>
+      <w:numFmt w:val="bullet"/>
+      <w:lvlText w:val=""/>
+      <w:lvlJc w:val="left"/>
+      <w:pPr>
+        <w:tabs>
+          <w:tab w:val="num" w:pos="3600"/>
+        </w:tabs>
+        <w:ind w:left="3600" w:hanging="360"/>
+      </w:pPr>
+      <w:rPr>
+        <w:rFonts w:ascii="Wingdings" w:hAnsi="Wingdings" w:hint="default"/>
+        <w:sz w:val="20"/>
+      </w:rPr>
+    </w:lvl>
+    <w:lvl w:ilvl="5" w:tentative="1">
+      <w:start w:val="1"/>
+      <w:numFmt w:val="bullet"/>
+      <w:lvlText w:val=""/>
+      <w:lvlJc w:val="left"/>
+      <w:pPr>
+        <w:tabs>
+          <w:tab w:val="num" w:pos="4320"/>
+        </w:tabs>
+        <w:ind w:left="4320" w:hanging="360"/>
+      </w:pPr>
+      <w:rPr>
+        <w:rFonts w:ascii="Wingdings" w:hAnsi="Wingdings" w:hint="default"/>
+        <w:sz w:val="20"/>
+      </w:rPr>
+    </w:lvl>
+    <w:lvl w:ilvl="6" w:tentative="1">
+      <w:start w:val="1"/>
+      <w:numFmt w:val="bullet"/>
+      <w:lvlText w:val=""/>
+      <w:lvlJc w:val="left"/>
+      <w:pPr>
+        <w:tabs>
+          <w:tab w:val="num" w:pos="5040"/>
+        </w:tabs>
+        <w:ind w:left="5040" w:hanging="360"/>
+      </w:pPr>
+      <w:rPr>
+        <w:rFonts w:ascii="Wingdings" w:hAnsi="Wingdings" w:hint="default"/>
+        <w:sz w:val="20"/>
+      </w:rPr>
+    </w:lvl>
+    <w:lvl w:ilvl="7" w:tentative="1">
+      <w:start w:val="1"/>
+      <w:numFmt w:val="bullet"/>
+      <w:lvlText w:val=""/>
+      <w:lvlJc w:val="left"/>
+      <w:pPr>
+        <w:tabs>
+          <w:tab w:val="num" w:pos="5760"/>
+        </w:tabs>
+        <w:ind w:left="5760" w:hanging="360"/>
+      </w:pPr>
+      <w:rPr>
+        <w:rFonts w:ascii="Wingdings" w:hAnsi="Wingdings" w:hint="default"/>
+        <w:sz w:val="20"/>
+      </w:rPr>
+    </w:lvl>
+    <w:lvl w:ilvl="8" w:tentative="1">
+      <w:start w:val="1"/>
+      <w:numFmt w:val="bullet"/>
+      <w:lvlText w:val=""/>
+      <w:lvlJc w:val="left"/>
+      <w:pPr>
+        <w:tabs>
+          <w:tab w:val="num" w:pos="6480"/>
+        </w:tabs>
+        <w:ind w:left="6480" w:hanging="360"/>
+      </w:pPr>
+      <w:rPr>
+        <w:rFonts w:ascii="Wingdings" w:hAnsi="Wingdings" w:hint="default"/>
+        <w:sz w:val="20"/>
+      </w:rPr>
+    </w:lvl>
+  </w:abstractNum>
+  <w:abstractNum w:abstractNumId="39" w15:restartNumberingAfterBreak="0">
     <w:nsid w:val="772B0A43"/>
     <w:multiLevelType w:val="multilevel"/>
     <w:tmpl w:val="99A83786"/>
@@ -9318,7 +12359,7 @@
       </w:rPr>
     </w:lvl>
   </w:abstractNum>
-  <w:abstractNum w:abstractNumId="34" w15:restartNumberingAfterBreak="0">
+  <w:abstractNum w:abstractNumId="40" w15:restartNumberingAfterBreak="0">
     <w:nsid w:val="7E7527C0"/>
     <w:multiLevelType w:val="multilevel"/>
     <w:tmpl w:val="54522666"/>
@@ -9498,82 +12539,100 @@
     <w:abstractNumId w:val="7"/>
   </w:num>
   <w:num w:numId="11" w16cid:durableId="180704438">
+    <w:abstractNumId w:val="17"/>
+  </w:num>
+  <w:num w:numId="12" w16cid:durableId="477571120">
     <w:abstractNumId w:val="16"/>
   </w:num>
-  <w:num w:numId="12" w16cid:durableId="477571120">
-    <w:abstractNumId w:val="15"/>
-  </w:num>
   <w:num w:numId="13" w16cid:durableId="1619096385">
-    <w:abstractNumId w:val="21"/>
+    <w:abstractNumId w:val="23"/>
   </w:num>
   <w:num w:numId="14" w16cid:durableId="27604976">
-    <w:abstractNumId w:val="18"/>
+    <w:abstractNumId w:val="19"/>
   </w:num>
   <w:num w:numId="15" w16cid:durableId="1725566633">
-    <w:abstractNumId w:val="19"/>
+    <w:abstractNumId w:val="20"/>
   </w:num>
   <w:num w:numId="16" w16cid:durableId="1634023406">
-    <w:abstractNumId w:val="13"/>
+    <w:abstractNumId w:val="14"/>
   </w:num>
   <w:num w:numId="17" w16cid:durableId="704911401">
-    <w:abstractNumId w:val="28"/>
+    <w:abstractNumId w:val="33"/>
   </w:num>
   <w:num w:numId="18" w16cid:durableId="502627495">
-    <w:abstractNumId w:val="31"/>
+    <w:abstractNumId w:val="36"/>
   </w:num>
   <w:num w:numId="19" w16cid:durableId="728309619">
-    <w:abstractNumId w:val="12"/>
+    <w:abstractNumId w:val="13"/>
   </w:num>
   <w:num w:numId="20" w16cid:durableId="165367769">
     <w:abstractNumId w:val="9"/>
   </w:num>
   <w:num w:numId="21" w16cid:durableId="1078749389">
+    <w:abstractNumId w:val="37"/>
+  </w:num>
+  <w:num w:numId="22" w16cid:durableId="952445362">
+    <w:abstractNumId w:val="34"/>
+  </w:num>
+  <w:num w:numId="23" w16cid:durableId="1201897443">
+    <w:abstractNumId w:val="22"/>
+  </w:num>
+  <w:num w:numId="24" w16cid:durableId="905261743">
+    <w:abstractNumId w:val="40"/>
+  </w:num>
+  <w:num w:numId="25" w16cid:durableId="831872498">
+    <w:abstractNumId w:val="29"/>
+  </w:num>
+  <w:num w:numId="26" w16cid:durableId="439566321">
+    <w:abstractNumId w:val="35"/>
+  </w:num>
+  <w:num w:numId="27" w16cid:durableId="1064719416">
+    <w:abstractNumId w:val="30"/>
+  </w:num>
+  <w:num w:numId="28" w16cid:durableId="955599791">
+    <w:abstractNumId w:val="27"/>
+  </w:num>
+  <w:num w:numId="29" w16cid:durableId="1329362114">
+    <w:abstractNumId w:val="28"/>
+  </w:num>
+  <w:num w:numId="30" w16cid:durableId="1049956024">
+    <w:abstractNumId w:val="12"/>
+  </w:num>
+  <w:num w:numId="31" w16cid:durableId="972521381">
     <w:abstractNumId w:val="32"/>
   </w:num>
-  <w:num w:numId="22" w16cid:durableId="952445362">
-    <w:abstractNumId w:val="29"/>
+  <w:num w:numId="32" w16cid:durableId="1682078884">
+    <w:abstractNumId w:val="26"/>
   </w:num>
-  <w:num w:numId="23" w16cid:durableId="1201897443">
-    <w:abstractNumId w:val="20"/>
+  <w:num w:numId="33" w16cid:durableId="972364093">
+    <w:abstractNumId w:val="39"/>
   </w:num>
-  <w:num w:numId="24" w16cid:durableId="905261743">
-    <w:abstractNumId w:val="34"/>
+  <w:num w:numId="34" w16cid:durableId="1562015229">
+    <w:abstractNumId w:val="15"/>
   </w:num>
-  <w:num w:numId="25" w16cid:durableId="831872498">
+  <w:num w:numId="35" w16cid:durableId="456686433">
+    <w:abstractNumId w:val="11"/>
+  </w:num>
+  <w:num w:numId="36" w16cid:durableId="187110189">
+    <w:abstractNumId w:val="18"/>
+  </w:num>
+  <w:num w:numId="37" w16cid:durableId="847406909">
     <w:abstractNumId w:val="25"/>
   </w:num>
-  <w:num w:numId="26" w16cid:durableId="439566321">
-    <w:abstractNumId w:val="30"/>
+  <w:num w:numId="38" w16cid:durableId="813059173">
+    <w:abstractNumId w:val="31"/>
   </w:num>
-  <w:num w:numId="27" w16cid:durableId="1064719416">
-    <w:abstractNumId w:val="26"/>
+  <w:num w:numId="39" w16cid:durableId="1180780990">
+    <w:abstractNumId w:val="38"/>
   </w:num>
-  <w:num w:numId="28" w16cid:durableId="955599791">
-    <w:abstractNumId w:val="23"/>
-  </w:num>
-  <w:num w:numId="29" w16cid:durableId="1329362114">
+  <w:num w:numId="40" w16cid:durableId="524825237">
     <w:abstractNumId w:val="24"/>
   </w:num>
-  <w:num w:numId="30" w16cid:durableId="1049956024">
-    <w:abstractNumId w:val="11"/>
+  <w:num w:numId="41" w16cid:durableId="258296096">
+    <w:abstractNumId w:val="21"/>
   </w:num>
-  <w:num w:numId="31" w16cid:durableId="972521381">
-    <w:abstractNumId w:val="27"/>
-  </w:num>
-  <w:num w:numId="32" w16cid:durableId="1682078884">
-    <w:abstractNumId w:val="22"/>
-  </w:num>
-  <w:num w:numId="33" w16cid:durableId="972364093">
-    <w:abstractNumId w:val="33"/>
-  </w:num>
-  <w:num w:numId="34" w16cid:durableId="1562015229">
-    <w:abstractNumId w:val="14"/>
-  </w:num>
-  <w:num w:numId="35" w16cid:durableId="456686433">
+  <w:num w:numId="42" w16cid:durableId="2145803897">
     <w:abstractNumId w:val="10"/>
-  </w:num>
-  <w:num w:numId="36" w16cid:durableId="187110189">
-    <w:abstractNumId w:val="17"/>
   </w:num>
 </w:numbering>
 </file>
